--- a/00-首页/题组Word/第一轮·综合套卷/第一轮综合卷07（学生版-打印版）.docx
+++ b/00-首页/题组Word/第一轮·综合套卷/第一轮综合卷07（学生版-打印版）.docx
@@ -1517,7 +1517,7 @@
         <m:sSup>
           <m:e>
             <m:r>
-              <m:t>​</m:t>
+              <m:t xml:space="preserve"> </m:t>
             </m:r>
           </m:e>
           <m:sup>
@@ -1549,7 +1549,7 @@
         <m:sSup>
           <m:e>
             <m:r>
-              <m:t>​</m:t>
+              <m:t xml:space="preserve"> </m:t>
             </m:r>
           </m:e>
           <m:sup>

--- a/00-首页/题组Word/第一轮·综合套卷/第一轮综合卷07（学生版-打印版）.docx
+++ b/00-首页/题组Word/第一轮·综合套卷/第一轮综合卷07（学生版-打印版）.docx
@@ -91,8 +91,8 @@
     <w:p>
       <w:pPr>
         <w:pStyle w:val="FirstParagraph"/>
+        <w:spacing w:before="0" w:after="0"/>
         <w:ind w:left="480" w:hanging="480"/>
-        <w:spacing w:after="0"/>
       </w:pPr>
       <w:r>
         <w:rPr>
@@ -182,8 +182,8 @@
     <w:p>
       <w:pPr>
         <w:pStyle w:val="FirstParagraph"/>
+        <w:spacing w:before="0" w:after="0"/>
         <w:ind w:left="480" w:hanging="480"/>
-        <w:spacing w:before="0" w:after="0"/>
       </w:pPr>
       <w:r>
         <w:rPr>
@@ -221,8 +221,8 @@
     <w:p>
       <w:pPr>
         <w:pStyle w:val="FirstParagraph"/>
+        <w:spacing w:before="0" w:after="0"/>
         <w:ind w:left="480" w:hanging="480"/>
-        <w:spacing w:before="0" w:after="0"/>
       </w:pPr>
       <w:r>
         <w:rPr>
@@ -263,8 +263,8 @@
     <w:p>
       <w:pPr>
         <w:pStyle w:val="FirstParagraph"/>
+        <w:spacing w:before="0" w:after="0"/>
         <w:ind w:left="480" w:hanging="480"/>
-        <w:spacing w:before="0" w:after="0"/>
       </w:pPr>
       <w:r>
         <w:rPr>
@@ -305,8 +305,8 @@
     <w:p>
       <w:pPr>
         <w:pStyle w:val="FirstParagraph"/>
+        <w:spacing w:before="0" w:after="0"/>
         <w:ind w:left="480" w:hanging="480"/>
-        <w:spacing w:before="0" w:after="180"/>
       </w:pPr>
       <w:r>
         <w:rPr>
@@ -390,8 +390,8 @@
     <w:p>
       <w:pPr>
         <w:pStyle w:val="FirstParagraph"/>
+        <w:spacing w:before="0" w:after="0"/>
         <w:ind w:left="480" w:hanging="480"/>
-        <w:spacing w:after="0"/>
       </w:pPr>
       <w:r>
         <w:rPr>
@@ -433,20 +433,72 @@
     <w:p>
       <w:pPr>
         <w:pStyle w:val="FirstParagraph"/>
+        <w:spacing w:before="0" w:after="0"/>
         <w:ind w:left="480" w:hanging="480"/>
+      </w:pPr>
+      <w:r>
+        <w:rPr>
+          <w:rFonts w:ascii="Times New Roman" w:hAnsi="Times New Roman" w:eastAsia="Times New Roman" w:cs="Times New Roman"/>
+        </w:rPr>
+        <w:t>A. PF</w:t>
+      </w:r>
+      <w:r>
+        <w:rPr>
+          <w:rFonts w:ascii="Times New Roman" w:hAnsi="Times New Roman" w:eastAsia="Times New Roman" w:cs="Times New Roman"/>
+          <w:vertAlign w:val="subscript"/>
+        </w:rPr>
+        <w:t>5</w:t>
+      </w:r>
+      <w:r>
+        <w:rPr>
+          <w:rFonts w:ascii="Times New Roman" w:hAnsi="Times New Roman" w:eastAsia="Times New Roman" w:cs="Times New Roman"/>
+        </w:rPr>
+        <w:t xml:space="preserve"> </w:t>
+      </w:r>
+    </w:p>
+    <w:p>
+      <w:pPr>
+        <w:pStyle w:val="FirstParagraph"/>
         <w:spacing w:before="0" w:after="0"/>
-      </w:pPr>
-      <w:r>
-        <w:rPr>
-          <w:rFonts w:ascii="Times New Roman" w:hAnsi="Times New Roman" w:eastAsia="Times New Roman" w:cs="Times New Roman"/>
-        </w:rPr>
-        <w:t>A. PF</w:t>
+        <w:ind w:left="480" w:hanging="480"/>
+      </w:pPr>
+      <w:r>
+        <w:rPr>
+          <w:rFonts w:ascii="Times New Roman" w:hAnsi="Times New Roman" w:eastAsia="Times New Roman" w:cs="Times New Roman"/>
+        </w:rPr>
+        <w:t xml:space="preserve">B. BF</w:t>
       </w:r>
       <w:r>
         <w:rPr>
           <w:rFonts w:ascii="Times New Roman" w:hAnsi="Times New Roman" w:eastAsia="Times New Roman" w:cs="Times New Roman"/>
           <w:vertAlign w:val="subscript"/>
         </w:rPr>
+        <w:t>3</w:t>
+      </w:r>
+      <w:r>
+        <w:rPr>
+          <w:rFonts w:ascii="Times New Roman" w:hAnsi="Times New Roman" w:eastAsia="Times New Roman" w:cs="Times New Roman"/>
+        </w:rPr>
+        <w:t xml:space="preserve"> </w:t>
+      </w:r>
+    </w:p>
+    <w:p>
+      <w:pPr>
+        <w:pStyle w:val="FirstParagraph"/>
+        <w:spacing w:before="0" w:after="0"/>
+        <w:ind w:left="480" w:hanging="480"/>
+      </w:pPr>
+      <w:r>
+        <w:rPr>
+          <w:rFonts w:ascii="Times New Roman" w:hAnsi="Times New Roman" w:eastAsia="Times New Roman" w:cs="Times New Roman"/>
+        </w:rPr>
+        <w:t xml:space="preserve">C. IF</w:t>
+      </w:r>
+      <w:r>
+        <w:rPr>
+          <w:rFonts w:ascii="Times New Roman" w:hAnsi="Times New Roman" w:eastAsia="Times New Roman" w:cs="Times New Roman"/>
+          <w:vertAlign w:val="subscript"/>
+        </w:rPr>
         <w:t>5</w:t>
       </w:r>
       <w:r>
@@ -459,60 +511,8 @@
     <w:p>
       <w:pPr>
         <w:pStyle w:val="FirstParagraph"/>
+        <w:spacing w:before="0" w:after="0"/>
         <w:ind w:left="480" w:hanging="480"/>
-        <w:spacing w:before="0" w:after="0"/>
-      </w:pPr>
-      <w:r>
-        <w:rPr>
-          <w:rFonts w:ascii="Times New Roman" w:hAnsi="Times New Roman" w:eastAsia="Times New Roman" w:cs="Times New Roman"/>
-        </w:rPr>
-        <w:t xml:space="preserve">B. BF</w:t>
-      </w:r>
-      <w:r>
-        <w:rPr>
-          <w:rFonts w:ascii="Times New Roman" w:hAnsi="Times New Roman" w:eastAsia="Times New Roman" w:cs="Times New Roman"/>
-          <w:vertAlign w:val="subscript"/>
-        </w:rPr>
-        <w:t>3</w:t>
-      </w:r>
-      <w:r>
-        <w:rPr>
-          <w:rFonts w:ascii="Times New Roman" w:hAnsi="Times New Roman" w:eastAsia="Times New Roman" w:cs="Times New Roman"/>
-        </w:rPr>
-        <w:t xml:space="preserve"> </w:t>
-      </w:r>
-    </w:p>
-    <w:p>
-      <w:pPr>
-        <w:pStyle w:val="FirstParagraph"/>
-        <w:ind w:left="480" w:hanging="480"/>
-        <w:spacing w:before="0" w:after="0"/>
-      </w:pPr>
-      <w:r>
-        <w:rPr>
-          <w:rFonts w:ascii="Times New Roman" w:hAnsi="Times New Roman" w:eastAsia="Times New Roman" w:cs="Times New Roman"/>
-        </w:rPr>
-        <w:t xml:space="preserve">C. IF</w:t>
-      </w:r>
-      <w:r>
-        <w:rPr>
-          <w:rFonts w:ascii="Times New Roman" w:hAnsi="Times New Roman" w:eastAsia="Times New Roman" w:cs="Times New Roman"/>
-          <w:vertAlign w:val="subscript"/>
-        </w:rPr>
-        <w:t>5</w:t>
-      </w:r>
-      <w:r>
-        <w:rPr>
-          <w:rFonts w:ascii="Times New Roman" w:hAnsi="Times New Roman" w:eastAsia="Times New Roman" w:cs="Times New Roman"/>
-        </w:rPr>
-        <w:t xml:space="preserve"> </w:t>
-      </w:r>
-    </w:p>
-    <w:p>
-      <w:pPr>
-        <w:pStyle w:val="FirstParagraph"/>
-        <w:ind w:left="480" w:hanging="480"/>
-        <w:spacing w:before="0" w:after="180"/>
       </w:pPr>
       <w:r>
         <w:rPr>
@@ -577,8 +577,8 @@
     <w:p>
       <w:pPr>
         <w:pStyle w:val="FirstParagraph"/>
+        <w:spacing w:before="0" w:after="0"/>
         <w:ind w:left="480" w:hanging="480"/>
-        <w:spacing w:after="0"/>
       </w:pPr>
       <m:oMath>
         <m:sSub>
@@ -649,69 +649,69 @@
     <w:p>
       <w:pPr>
         <w:pStyle w:val="FirstParagraph"/>
+        <w:spacing w:before="0" w:after="0"/>
         <w:ind w:left="480" w:hanging="480"/>
+      </w:pPr>
+      <w:r>
+        <w:rPr>
+          <w:rFonts w:hint="eastAsia" w:ascii="Times New Roman" w:hAnsi="Times New Roman" w:eastAsia="Times New Roman" w:cs="Times New Roman"/>
+        </w:rPr>
+        <w:t>A.</w:t>
+      </w:r>
+      <w:r>
+        <w:rPr>
+          <w:rFonts w:hint="eastAsia" w:ascii="Times New Roman" w:hAnsi="Times New Roman" w:eastAsia="FangSong" w:cs="Times New Roman"/>
+        </w:rPr>
+        <w:t>两个</w:t>
+      </w:r>
+      <w:r>
+        <w:rPr>
+          <w:rFonts w:hint="eastAsia" w:ascii="Times New Roman" w:hAnsi="Times New Roman" w:eastAsia="Times New Roman" w:cs="Times New Roman"/>
+        </w:rPr>
+        <w:t>sp</w:t>
+      </w:r>
+      <w:r>
+        <w:rPr>
+          <w:rFonts w:hint="eastAsia" w:ascii="Times New Roman" w:hAnsi="Times New Roman" w:eastAsia="FangSong" w:cs="Times New Roman"/>
+        </w:rPr>
+        <w:t>轨道</w:t>
+      </w:r>
+      <w:r>
+        <w:rPr>
+          <w:rFonts w:hint="eastAsia" w:ascii="Times New Roman" w:hAnsi="Times New Roman" w:eastAsia="Times New Roman" w:cs="Times New Roman"/>
+        </w:rPr>
+        <w:t>，</w:t>
+      </w:r>
+      <w:r>
+        <w:rPr>
+          <w:rFonts w:hint="eastAsia" w:ascii="Times New Roman" w:hAnsi="Times New Roman" w:eastAsia="FangSong" w:cs="Times New Roman"/>
+        </w:rPr>
+        <w:t>一个</w:t>
+      </w:r>
+      <w:r>
+        <w:rPr>
+          <w:rFonts w:hint="eastAsia" w:ascii="Times New Roman" w:hAnsi="Times New Roman" w:eastAsia="Times New Roman" w:cs="Times New Roman"/>
+        </w:rPr>
+        <w:t>p</w:t>
+      </w:r>
+      <w:r>
+        <w:rPr>
+          <w:rFonts w:hint="eastAsia" w:ascii="Times New Roman" w:hAnsi="Times New Roman" w:eastAsia="FangSong" w:cs="Times New Roman"/>
+        </w:rPr>
+        <w:t>轨道</w:t>
+      </w:r>
+      <w:r>
+        <w:rPr>
+          <w:rFonts w:ascii="Times New Roman" w:hAnsi="Times New Roman" w:eastAsia="Times New Roman" w:cs="Times New Roman"/>
+        </w:rPr>
+        <w:t xml:space="preserve"> </w:t>
+      </w:r>
+    </w:p>
+    <w:p>
+      <w:pPr>
+        <w:pStyle w:val="FirstParagraph"/>
         <w:spacing w:before="0" w:after="0"/>
-      </w:pPr>
-      <w:r>
-        <w:rPr>
-          <w:rFonts w:hint="eastAsia" w:ascii="Times New Roman" w:hAnsi="Times New Roman" w:eastAsia="Times New Roman" w:cs="Times New Roman"/>
-        </w:rPr>
-        <w:t>A.</w:t>
-      </w:r>
-      <w:r>
-        <w:rPr>
-          <w:rFonts w:hint="eastAsia" w:ascii="Times New Roman" w:hAnsi="Times New Roman" w:eastAsia="FangSong" w:cs="Times New Roman"/>
-        </w:rPr>
-        <w:t>两个</w:t>
-      </w:r>
-      <w:r>
-        <w:rPr>
-          <w:rFonts w:hint="eastAsia" w:ascii="Times New Roman" w:hAnsi="Times New Roman" w:eastAsia="Times New Roman" w:cs="Times New Roman"/>
-        </w:rPr>
-        <w:t>sp</w:t>
-      </w:r>
-      <w:r>
-        <w:rPr>
-          <w:rFonts w:hint="eastAsia" w:ascii="Times New Roman" w:hAnsi="Times New Roman" w:eastAsia="FangSong" w:cs="Times New Roman"/>
-        </w:rPr>
-        <w:t>轨道</w:t>
-      </w:r>
-      <w:r>
-        <w:rPr>
-          <w:rFonts w:hint="eastAsia" w:ascii="Times New Roman" w:hAnsi="Times New Roman" w:eastAsia="Times New Roman" w:cs="Times New Roman"/>
-        </w:rPr>
-        <w:t>，</w:t>
-      </w:r>
-      <w:r>
-        <w:rPr>
-          <w:rFonts w:hint="eastAsia" w:ascii="Times New Roman" w:hAnsi="Times New Roman" w:eastAsia="FangSong" w:cs="Times New Roman"/>
-        </w:rPr>
-        <w:t>一个</w:t>
-      </w:r>
-      <w:r>
-        <w:rPr>
-          <w:rFonts w:hint="eastAsia" w:ascii="Times New Roman" w:hAnsi="Times New Roman" w:eastAsia="Times New Roman" w:cs="Times New Roman"/>
-        </w:rPr>
-        <w:t>p</w:t>
-      </w:r>
-      <w:r>
-        <w:rPr>
-          <w:rFonts w:hint="eastAsia" w:ascii="Times New Roman" w:hAnsi="Times New Roman" w:eastAsia="FangSong" w:cs="Times New Roman"/>
-        </w:rPr>
-        <w:t>轨道</w:t>
-      </w:r>
-      <w:r>
-        <w:rPr>
-          <w:rFonts w:ascii="Times New Roman" w:hAnsi="Times New Roman" w:eastAsia="Times New Roman" w:cs="Times New Roman"/>
-        </w:rPr>
-        <w:t xml:space="preserve"> </w:t>
-      </w:r>
-    </w:p>
-    <w:p>
-      <w:pPr>
-        <w:pStyle w:val="FirstParagraph"/>
         <w:ind w:left="480" w:hanging="480"/>
-        <w:spacing w:before="0" w:after="0"/>
       </w:pPr>
       <w:r>
         <w:rPr>
@@ -772,8 +772,8 @@
     <w:p>
       <w:pPr>
         <w:pStyle w:val="FirstParagraph"/>
+        <w:spacing w:before="0" w:after="0"/>
         <w:ind w:left="480" w:hanging="480"/>
-        <w:spacing w:before="0" w:after="0"/>
       </w:pPr>
       <w:r>
         <w:rPr>
@@ -867,8 +867,8 @@
     <w:p>
       <w:pPr>
         <w:pStyle w:val="FirstParagraph"/>
+        <w:spacing w:before="0" w:after="0"/>
         <w:ind w:left="480" w:hanging="480"/>
-        <w:spacing w:before="0" w:after="180"/>
       </w:pPr>
       <w:r>
         <w:rPr>
@@ -975,8 +975,8 @@
     <w:p>
       <w:pPr>
         <w:pStyle w:val="FirstParagraph"/>
+        <w:spacing w:before="0" w:after="0"/>
         <w:ind w:left="480" w:hanging="480"/>
-        <w:spacing w:after="0"/>
       </w:pPr>
       <w:r>
         <w:rPr>
@@ -1064,8 +1064,8 @@
     <w:p>
       <w:pPr>
         <w:pStyle w:val="FirstParagraph"/>
+        <w:spacing w:before="0" w:after="0"/>
         <w:ind w:left="480" w:hanging="480"/>
-        <w:spacing w:before="0" w:after="0"/>
       </w:pPr>
       <w:r>
         <w:rPr>
@@ -1135,8 +1135,8 @@
     <w:p>
       <w:pPr>
         <w:pStyle w:val="FirstParagraph"/>
+        <w:spacing w:before="0" w:after="0"/>
         <w:ind w:left="480" w:hanging="480"/>
-        <w:spacing w:before="0" w:after="0"/>
       </w:pPr>
       <w:r>
         <w:rPr>
@@ -1206,8 +1206,8 @@
     <w:p>
       <w:pPr>
         <w:pStyle w:val="FirstParagraph"/>
+        <w:spacing w:before="0" w:after="0"/>
         <w:ind w:left="480" w:hanging="480"/>
-        <w:spacing w:before="0" w:after="0"/>
       </w:pPr>
       <w:r>
         <w:rPr>
@@ -1277,8 +1277,8 @@
     <w:p>
       <w:pPr>
         <w:pStyle w:val="FirstParagraph"/>
+        <w:spacing w:before="0" w:after="0"/>
         <w:ind w:left="480" w:hanging="480"/>
-        <w:spacing w:before="0" w:after="180"/>
       </w:pPr>
       <w:r>
         <w:rPr>
@@ -2027,8 +2027,8 @@
     <w:p>
       <w:pPr>
         <w:pStyle w:val="BodyText"/>
+        <w:spacing w:before="0" w:after="0"/>
         <w:ind w:left="480" w:hanging="480"/>
-        <w:spacing w:after="0"/>
       </w:pPr>
       <w:r>
         <w:rPr>
@@ -2058,8 +2058,8 @@
     <w:p>
       <w:pPr>
         <w:pStyle w:val="BodyText"/>
+        <w:spacing w:before="0" w:after="0"/>
         <w:ind w:left="480" w:hanging="480"/>
-        <w:spacing w:before="0" w:after="0"/>
       </w:pPr>
       <w:r>
         <w:rPr>
@@ -2141,8 +2141,8 @@
     <w:p>
       <w:pPr>
         <w:pStyle w:val="BodyText"/>
+        <w:spacing w:before="0" w:after="0"/>
         <w:ind w:left="480" w:hanging="480"/>
-        <w:spacing w:before="0" w:after="0"/>
       </w:pPr>
       <w:r>
         <w:rPr>
@@ -2206,8 +2206,8 @@
     <w:p>
       <w:pPr>
         <w:pStyle w:val="BodyText"/>
+        <w:spacing w:before="0" w:after="0"/>
         <w:ind w:left="480" w:hanging="480"/>
-        <w:spacing w:before="0" w:after="0"/>
       </w:pPr>
       <w:r>
         <w:rPr>
@@ -2280,8 +2280,8 @@
     <w:p>
       <w:pPr>
         <w:pStyle w:val="BodyText"/>
+        <w:spacing w:before="0" w:after="0"/>
         <w:ind w:left="480" w:hanging="480"/>
-        <w:spacing w:before="0" w:after="180"/>
       </w:pPr>
       <w:r>
         <w:rPr>
@@ -2612,8 +2612,8 @@
     <w:p>
       <w:pPr>
         <w:pStyle w:val="Compact"/>
+        <w:spacing w:before="0" w:after="0"/>
         <w:ind w:left="480" w:hanging="480"/>
-        <w:spacing w:after="0"/>
       </w:pPr>
       <w:r>
         <w:rPr>
@@ -2625,34 +2625,34 @@
     <w:p>
       <w:pPr>
         <w:pStyle w:val="Compact"/>
+        <w:spacing w:before="0" w:after="0"/>
         <w:ind w:left="480" w:hanging="480"/>
+      </w:pPr>
+      <w:r>
+        <w:rPr>
+          <w:rFonts w:ascii="Times New Roman" w:hAnsi="Times New Roman" w:eastAsia="Times New Roman" w:cs="Times New Roman"/>
+        </w:rPr>
+        <w:t xml:space="preserve">B. +686　　</w:t>
+      </w:r>
+    </w:p>
+    <w:p>
+      <w:pPr>
+        <w:pStyle w:val="Compact"/>
         <w:spacing w:before="0" w:after="0"/>
-      </w:pPr>
-      <w:r>
-        <w:rPr>
-          <w:rFonts w:ascii="Times New Roman" w:hAnsi="Times New Roman" w:eastAsia="Times New Roman" w:cs="Times New Roman"/>
-        </w:rPr>
-        <w:t xml:space="preserve">B. +686　　</w:t>
+        <w:ind w:left="480" w:hanging="480"/>
+      </w:pPr>
+      <w:r>
+        <w:rPr>
+          <w:rFonts w:ascii="Times New Roman" w:hAnsi="Times New Roman" w:eastAsia="Times New Roman" w:cs="Times New Roman"/>
+        </w:rPr>
+        <w:t xml:space="preserve">C. +838　　</w:t>
       </w:r>
     </w:p>
     <w:p>
       <w:pPr>
         <w:pStyle w:val="Compact"/>
+        <w:spacing w:before="0" w:after="0"/>
         <w:ind w:left="480" w:hanging="480"/>
-        <w:spacing w:before="0" w:after="0"/>
-      </w:pPr>
-      <w:r>
-        <w:rPr>
-          <w:rFonts w:ascii="Times New Roman" w:hAnsi="Times New Roman" w:eastAsia="Times New Roman" w:cs="Times New Roman"/>
-        </w:rPr>
-        <w:t xml:space="preserve">C. +838　　</w:t>
-      </w:r>
-    </w:p>
-    <w:p>
-      <w:pPr>
-        <w:pStyle w:val="Compact"/>
-        <w:ind w:left="480" w:hanging="480"/>
-        <w:spacing w:before="0" w:after="36"/>
       </w:pPr>
       <w:r>
         <w:rPr>
@@ -2876,6 +2876,7 @@
     <w:p>
       <w:pPr>
         <w:pStyle w:val="Compact"/>
+        <w:spacing w:before="0" w:after="0"/>
       </w:pPr>
       <w:r>
         <w:rPr>
@@ -2956,6 +2957,7 @@
     <w:p>
       <w:pPr>
         <w:pStyle w:val="Compact"/>
+        <w:spacing w:before="0" w:after="0"/>
       </w:pPr>
       <w:r>
         <w:rPr>
@@ -2992,6 +2994,7 @@
     <w:p>
       <w:pPr>
         <w:pStyle w:val="Compact"/>
+        <w:spacing w:before="0" w:after="0"/>
       </w:pPr>
       <w:r>
         <w:rPr>
@@ -3046,6 +3049,7 @@
     <w:p>
       <w:pPr>
         <w:pStyle w:val="Compact"/>
+        <w:spacing w:before="0" w:after="0"/>
       </w:pPr>
       <w:r>
         <w:rPr>
@@ -3298,6 +3302,7 @@
     <w:p>
       <w:pPr>
         <w:pStyle w:val="Compact"/>
+        <w:spacing w:before="0" w:after="0"/>
       </w:pPr>
       <w:r>
         <w:rPr>
@@ -3327,6 +3332,7 @@
     <w:p>
       <w:pPr>
         <w:pStyle w:val="Compact"/>
+        <w:spacing w:before="0" w:after="0"/>
       </w:pPr>
       <w:r>
         <w:rPr>
@@ -3350,6 +3356,7 @@
     <w:p>
       <w:pPr>
         <w:pStyle w:val="Compact"/>
+        <w:spacing w:before="0" w:after="0"/>
       </w:pPr>
       <w:r>
         <w:rPr>
@@ -3391,6 +3398,7 @@
     <w:p>
       <w:pPr>
         <w:pStyle w:val="Compact"/>
+        <w:spacing w:before="0" w:after="0"/>
       </w:pPr>
       <w:r>
         <w:rPr>
@@ -5807,6 +5815,7 @@
     <w:p>
       <w:pPr>
         <w:pStyle w:val="Compact"/>
+        <w:spacing w:before="0" w:after="0"/>
       </w:pPr>
       <w:r>
         <w:rPr>
@@ -5873,6 +5882,7 @@
     <w:p>
       <w:pPr>
         <w:pStyle w:val="Compact"/>
+        <w:spacing w:before="0" w:after="0"/>
       </w:pPr>
       <w:r>
         <w:rPr>
@@ -5948,6 +5958,7 @@
     <w:p>
       <w:pPr>
         <w:pStyle w:val="Compact"/>
+        <w:spacing w:before="0" w:after="0"/>
       </w:pPr>
       <w:r>
         <w:rPr>
@@ -6014,6 +6025,7 @@
     <w:p>
       <w:pPr>
         <w:pStyle w:val="Compact"/>
+        <w:spacing w:before="0" w:after="0"/>
       </w:pPr>
       <w:r>
         <w:rPr>
@@ -8288,6 +8300,14 @@
       <w:tblPr>
         <w:tblStyle w:val="Table"/>
         <w:tblW w:type="auto" w:w="0"/>
+        <w:tblBorders>
+          <w:top w:val="single" w:sz="12" w:space="0" w:color="000000"/>
+          <w:left w:val="none" w:sz="0" w:space="0" w:color="auto"/>
+          <w:bottom w:val="single" w:sz="12" w:space="0" w:color="000000"/>
+          <w:right w:val="none" w:sz="0" w:space="0" w:color="auto"/>
+          <w:insideH w:val="none" w:sz="0" w:space="0" w:color="auto"/>
+          <w:insideV w:val="none" w:sz="0" w:space="0" w:color="auto"/>
+        </w:tblBorders>
         <w:tblLook w:firstRow="1" w:lastRow="0" w:firstColumn="0" w:lastColumn="0" w:noHBand="0" w:noVBand="0" w:val="0020"/>
       </w:tblPr>
       <w:tblGrid>
@@ -8302,7 +8322,11 @@
           <w:tblHeader w:val="on"/>
         </w:trPr>
         <w:tc>
-          <w:tcPr/>
+          <w:tcPr>
+            <w:tcBorders>
+              <w:bottom w:val="single" w:sz="8" w:space="0" w:color="000000"/>
+            </w:tcBorders>
+          </w:tcPr>
           <w:p>
             <w:pPr>
               <w:pStyle w:val="Compact"/>
@@ -8325,7 +8349,11 @@
           </w:p>
         </w:tc>
         <w:tc>
-          <w:tcPr/>
+          <w:tcPr>
+            <w:tcBorders>
+              <w:bottom w:val="single" w:sz="8" w:space="0" w:color="000000"/>
+            </w:tcBorders>
+          </w:tcPr>
           <w:p>
             <w:pPr>
               <w:pStyle w:val="Compact"/>
@@ -8341,7 +8369,11 @@
           </w:p>
         </w:tc>
         <w:tc>
-          <w:tcPr/>
+          <w:tcPr>
+            <w:tcBorders>
+              <w:bottom w:val="single" w:sz="8" w:space="0" w:color="000000"/>
+            </w:tcBorders>
+          </w:tcPr>
           <w:p>
             <w:pPr>
               <w:pStyle w:val="Compact"/>
@@ -8357,7 +8389,11 @@
           </w:p>
         </w:tc>
         <w:tc>
-          <w:tcPr/>
+          <w:tcPr>
+            <w:tcBorders>
+              <w:bottom w:val="single" w:sz="8" w:space="0" w:color="000000"/>
+            </w:tcBorders>
+          </w:tcPr>
           <w:p>
             <w:pPr>
               <w:pStyle w:val="Compact"/>
@@ -8373,7 +8409,11 @@
           </w:p>
         </w:tc>
         <w:tc>
-          <w:tcPr/>
+          <w:tcPr>
+            <w:tcBorders>
+              <w:bottom w:val="single" w:sz="8" w:space="0" w:color="000000"/>
+            </w:tcBorders>
+          </w:tcPr>
           <w:p>
             <w:pPr>
               <w:pStyle w:val="Compact"/>
@@ -10966,6 +11006,14 @@
       <w:tblPr>
         <w:tblStyle w:val="Table"/>
         <w:tblW w:type="auto" w:w="0"/>
+        <w:tblBorders>
+          <w:top w:val="single" w:sz="12" w:space="0" w:color="000000"/>
+          <w:left w:val="none" w:sz="0" w:space="0" w:color="auto"/>
+          <w:bottom w:val="single" w:sz="12" w:space="0" w:color="000000"/>
+          <w:right w:val="none" w:sz="0" w:space="0" w:color="auto"/>
+          <w:insideH w:val="none" w:sz="0" w:space="0" w:color="auto"/>
+          <w:insideV w:val="none" w:sz="0" w:space="0" w:color="auto"/>
+        </w:tblBorders>
         <w:tblLook w:firstRow="1" w:lastRow="0" w:firstColumn="0" w:lastColumn="0" w:noHBand="0" w:noVBand="0" w:val="0020"/>
       </w:tblPr>
       <w:tblGrid>
@@ -10980,7 +11028,11 @@
           <w:tblHeader w:val="on"/>
         </w:trPr>
         <w:tc>
-          <w:tcPr/>
+          <w:tcPr>
+            <w:tcBorders>
+              <w:bottom w:val="single" w:sz="8" w:space="0" w:color="000000"/>
+            </w:tcBorders>
+          </w:tcPr>
           <w:p>
             <w:pPr>
               <w:pStyle w:val="Compact"/>
@@ -11011,7 +11063,11 @@
           </w:p>
         </w:tc>
         <w:tc>
-          <w:tcPr/>
+          <w:tcPr>
+            <w:tcBorders>
+              <w:bottom w:val="single" w:sz="8" w:space="0" w:color="000000"/>
+            </w:tcBorders>
+          </w:tcPr>
           <w:p>
             <w:pPr>
               <w:pStyle w:val="Compact"/>
@@ -11027,7 +11083,11 @@
           </w:p>
         </w:tc>
         <w:tc>
-          <w:tcPr/>
+          <w:tcPr>
+            <w:tcBorders>
+              <w:bottom w:val="single" w:sz="8" w:space="0" w:color="000000"/>
+            </w:tcBorders>
+          </w:tcPr>
           <w:p>
             <w:pPr>
               <w:pStyle w:val="Compact"/>
@@ -11043,7 +11103,11 @@
           </w:p>
         </w:tc>
         <w:tc>
-          <w:tcPr/>
+          <w:tcPr>
+            <w:tcBorders>
+              <w:bottom w:val="single" w:sz="8" w:space="0" w:color="000000"/>
+            </w:tcBorders>
+          </w:tcPr>
           <w:p>
             <w:pPr>
               <w:pStyle w:val="Compact"/>
@@ -11059,7 +11123,11 @@
           </w:p>
         </w:tc>
         <w:tc>
-          <w:tcPr/>
+          <w:tcPr>
+            <w:tcBorders>
+              <w:bottom w:val="single" w:sz="8" w:space="0" w:color="000000"/>
+            </w:tcBorders>
+          </w:tcPr>
           <w:p>
             <w:pPr>
               <w:pStyle w:val="Compact"/>
@@ -11318,6 +11386,14 @@
       <w:tblPr>
         <w:tblStyle w:val="Table"/>
         <w:tblW w:type="auto" w:w="0"/>
+        <w:tblBorders>
+          <w:top w:val="single" w:sz="12" w:space="0" w:color="000000"/>
+          <w:left w:val="none" w:sz="0" w:space="0" w:color="auto"/>
+          <w:bottom w:val="single" w:sz="12" w:space="0" w:color="000000"/>
+          <w:right w:val="none" w:sz="0" w:space="0" w:color="auto"/>
+          <w:insideH w:val="none" w:sz="0" w:space="0" w:color="auto"/>
+          <w:insideV w:val="none" w:sz="0" w:space="0" w:color="auto"/>
+        </w:tblBorders>
         <w:tblLook w:firstRow="1" w:lastRow="0" w:firstColumn="0" w:lastColumn="0" w:noHBand="0" w:noVBand="0" w:val="0020"/>
       </w:tblPr>
       <w:tblGrid>
@@ -11330,7 +11406,11 @@
           <w:tblHeader w:val="on"/>
         </w:trPr>
         <w:tc>
-          <w:tcPr/>
+          <w:tcPr>
+            <w:tcBorders>
+              <w:bottom w:val="single" w:sz="8" w:space="0" w:color="000000"/>
+            </w:tcBorders>
+          </w:tcPr>
           <w:p>
             <w:pPr>
               <w:pStyle w:val="Compact"/>
@@ -11346,7 +11426,11 @@
           </w:p>
         </w:tc>
         <w:tc>
-          <w:tcPr/>
+          <w:tcPr>
+            <w:tcBorders>
+              <w:bottom w:val="single" w:sz="8" w:space="0" w:color="000000"/>
+            </w:tcBorders>
+          </w:tcPr>
           <w:p>
             <w:pPr>
               <w:pStyle w:val="Compact"/>
@@ -11362,7 +11446,11 @@
           </w:p>
         </w:tc>
         <w:tc>
-          <w:tcPr/>
+          <w:tcPr>
+            <w:tcBorders>
+              <w:bottom w:val="single" w:sz="8" w:space="0" w:color="000000"/>
+            </w:tcBorders>
+          </w:tcPr>
           <w:p>
             <w:pPr>
               <w:pStyle w:val="Compact"/>
@@ -11874,6 +11962,14 @@
       <w:tblPr>
         <w:tblStyle w:val="Table"/>
         <w:tblW w:type="auto" w:w="0"/>
+        <w:tblBorders>
+          <w:top w:val="single" w:sz="12" w:space="0" w:color="000000"/>
+          <w:left w:val="none" w:sz="0" w:space="0" w:color="auto"/>
+          <w:bottom w:val="single" w:sz="12" w:space="0" w:color="000000"/>
+          <w:right w:val="none" w:sz="0" w:space="0" w:color="auto"/>
+          <w:insideH w:val="none" w:sz="0" w:space="0" w:color="auto"/>
+          <w:insideV w:val="none" w:sz="0" w:space="0" w:color="auto"/>
+        </w:tblBorders>
         <w:tblLook w:firstRow="1" w:lastRow="0" w:firstColumn="0" w:lastColumn="0" w:noHBand="0" w:noVBand="0" w:val="0020"/>
       </w:tblPr>
       <w:tblGrid>
@@ -11888,7 +11984,11 @@
           <w:tblHeader w:val="on"/>
         </w:trPr>
         <w:tc>
-          <w:tcPr/>
+          <w:tcPr>
+            <w:tcBorders>
+              <w:bottom w:val="single" w:sz="8" w:space="0" w:color="000000"/>
+            </w:tcBorders>
+          </w:tcPr>
           <w:p>
             <w:pPr>
               <w:pStyle w:val="Compact"/>
@@ -11904,7 +12004,11 @@
           </w:p>
         </w:tc>
         <w:tc>
-          <w:tcPr/>
+          <w:tcPr>
+            <w:tcBorders>
+              <w:bottom w:val="single" w:sz="8" w:space="0" w:color="000000"/>
+            </w:tcBorders>
+          </w:tcPr>
           <w:p>
             <w:pPr>
               <w:pStyle w:val="Compact"/>
@@ -11920,7 +12024,11 @@
           </w:p>
         </w:tc>
         <w:tc>
-          <w:tcPr/>
+          <w:tcPr>
+            <w:tcBorders>
+              <w:bottom w:val="single" w:sz="8" w:space="0" w:color="000000"/>
+            </w:tcBorders>
+          </w:tcPr>
           <w:p>
             <w:pPr>
               <w:pStyle w:val="Compact"/>
@@ -11936,7 +12044,11 @@
           </w:p>
         </w:tc>
         <w:tc>
-          <w:tcPr/>
+          <w:tcPr>
+            <w:tcBorders>
+              <w:bottom w:val="single" w:sz="8" w:space="0" w:color="000000"/>
+            </w:tcBorders>
+          </w:tcPr>
           <w:p>
             <w:pPr>
               <w:pStyle w:val="Compact"/>
@@ -11952,7 +12064,11 @@
           </w:p>
         </w:tc>
         <w:tc>
-          <w:tcPr/>
+          <w:tcPr>
+            <w:tcBorders>
+              <w:bottom w:val="single" w:sz="8" w:space="0" w:color="000000"/>
+            </w:tcBorders>
+          </w:tcPr>
           <w:p>
             <w:pPr>
               <w:pStyle w:val="Compact"/>
@@ -12356,6 +12472,14 @@
       <w:tblPr>
         <w:tblStyle w:val="Table"/>
         <w:tblW w:type="auto" w:w="0"/>
+        <w:tblBorders>
+          <w:top w:val="single" w:sz="12" w:space="0" w:color="000000"/>
+          <w:left w:val="none" w:sz="0" w:space="0" w:color="auto"/>
+          <w:bottom w:val="single" w:sz="12" w:space="0" w:color="000000"/>
+          <w:right w:val="none" w:sz="0" w:space="0" w:color="auto"/>
+          <w:insideH w:val="none" w:sz="0" w:space="0" w:color="auto"/>
+          <w:insideV w:val="none" w:sz="0" w:space="0" w:color="auto"/>
+        </w:tblBorders>
         <w:tblLook w:firstRow="1" w:lastRow="0" w:firstColumn="0" w:lastColumn="0" w:noHBand="0" w:noVBand="0" w:val="0020"/>
       </w:tblPr>
       <w:tblGrid>
@@ -12369,7 +12493,11 @@
           <w:tblHeader w:val="on"/>
         </w:trPr>
         <w:tc>
-          <w:tcPr/>
+          <w:tcPr>
+            <w:tcBorders>
+              <w:bottom w:val="single" w:sz="8" w:space="0" w:color="000000"/>
+            </w:tcBorders>
+          </w:tcPr>
           <w:p>
             <w:pPr>
               <w:pStyle w:val="Compact"/>
@@ -12385,7 +12513,11 @@
           </w:p>
         </w:tc>
         <w:tc>
-          <w:tcPr/>
+          <w:tcPr>
+            <w:tcBorders>
+              <w:bottom w:val="single" w:sz="8" w:space="0" w:color="000000"/>
+            </w:tcBorders>
+          </w:tcPr>
           <w:p>
             <w:pPr>
               <w:pStyle w:val="Compact"/>
@@ -12408,7 +12540,11 @@
           </w:p>
         </w:tc>
         <w:tc>
-          <w:tcPr/>
+          <w:tcPr>
+            <w:tcBorders>
+              <w:bottom w:val="single" w:sz="8" w:space="0" w:color="000000"/>
+            </w:tcBorders>
+          </w:tcPr>
           <w:p>
             <w:pPr>
               <w:pStyle w:val="Compact"/>
@@ -12438,7 +12574,11 @@
           </w:p>
         </w:tc>
         <w:tc>
-          <w:tcPr/>
+          <w:tcPr>
+            <w:tcBorders>
+              <w:bottom w:val="single" w:sz="8" w:space="0" w:color="000000"/>
+            </w:tcBorders>
+          </w:tcPr>
           <w:p>
             <w:pPr>
               <w:pStyle w:val="Compact"/>
@@ -13775,6 +13915,14 @@
       <w:tblPr>
         <w:tblStyle w:val="Table"/>
         <w:tblW w:type="auto" w:w="0"/>
+        <w:tblBorders>
+          <w:top w:val="single" w:sz="12" w:space="0" w:color="000000"/>
+          <w:left w:val="none" w:sz="0" w:space="0" w:color="auto"/>
+          <w:bottom w:val="single" w:sz="12" w:space="0" w:color="000000"/>
+          <w:right w:val="none" w:sz="0" w:space="0" w:color="auto"/>
+          <w:insideH w:val="none" w:sz="0" w:space="0" w:color="auto"/>
+          <w:insideV w:val="none" w:sz="0" w:space="0" w:color="auto"/>
+        </w:tblBorders>
         <w:tblLook w:firstRow="1" w:lastRow="0" w:firstColumn="0" w:lastColumn="0" w:noHBand="0" w:noVBand="0" w:val="0020"/>
       </w:tblPr>
       <w:tblGrid>
@@ -13787,7 +13935,11 @@
           <w:tblHeader w:val="on"/>
         </w:trPr>
         <w:tc>
-          <w:tcPr/>
+          <w:tcPr>
+            <w:tcBorders>
+              <w:bottom w:val="single" w:sz="8" w:space="0" w:color="000000"/>
+            </w:tcBorders>
+          </w:tcPr>
           <w:p>
             <w:pPr>
               <w:pStyle w:val="Compact"/>
@@ -13803,7 +13955,11 @@
           </w:p>
         </w:tc>
         <w:tc>
-          <w:tcPr/>
+          <w:tcPr>
+            <w:tcBorders>
+              <w:bottom w:val="single" w:sz="8" w:space="0" w:color="000000"/>
+            </w:tcBorders>
+          </w:tcPr>
           <w:p>
             <w:pPr>
               <w:pStyle w:val="Compact"/>
@@ -13819,7 +13975,11 @@
           </w:p>
         </w:tc>
         <w:tc>
-          <w:tcPr/>
+          <w:tcPr>
+            <w:tcBorders>
+              <w:bottom w:val="single" w:sz="8" w:space="0" w:color="000000"/>
+            </w:tcBorders>
+          </w:tcPr>
           <w:p>
             <w:pPr>
               <w:pStyle w:val="Compact"/>
@@ -14904,6 +15064,14 @@
       <w:tblPr>
         <w:tblStyle w:val="Table"/>
         <w:tblW w:type="auto" w:w="0"/>
+        <w:tblBorders>
+          <w:top w:val="single" w:sz="12" w:space="0" w:color="000000"/>
+          <w:left w:val="none" w:sz="0" w:space="0" w:color="auto"/>
+          <w:bottom w:val="single" w:sz="12" w:space="0" w:color="000000"/>
+          <w:right w:val="none" w:sz="0" w:space="0" w:color="auto"/>
+          <w:insideH w:val="none" w:sz="0" w:space="0" w:color="auto"/>
+          <w:insideV w:val="none" w:sz="0" w:space="0" w:color="auto"/>
+        </w:tblBorders>
         <w:tblLook w:firstRow="1" w:lastRow="0" w:firstColumn="0" w:lastColumn="0" w:noHBand="0" w:noVBand="0" w:val="0020"/>
       </w:tblPr>
       <w:tblGrid>
@@ -14917,7 +15085,11 @@
           <w:tblHeader w:val="on"/>
         </w:trPr>
         <w:tc>
-          <w:tcPr/>
+          <w:tcPr>
+            <w:tcBorders>
+              <w:bottom w:val="single" w:sz="8" w:space="0" w:color="000000"/>
+            </w:tcBorders>
+          </w:tcPr>
           <w:p>
             <w:pPr>
               <w:pStyle w:val="Compact"/>
@@ -14933,7 +15105,11 @@
           </w:p>
         </w:tc>
         <w:tc>
-          <w:tcPr/>
+          <w:tcPr>
+            <w:tcBorders>
+              <w:bottom w:val="single" w:sz="8" w:space="0" w:color="000000"/>
+            </w:tcBorders>
+          </w:tcPr>
           <w:p>
             <w:pPr>
               <w:pStyle w:val="Compact"/>
@@ -14949,7 +15125,11 @@
           </w:p>
         </w:tc>
         <w:tc>
-          <w:tcPr/>
+          <w:tcPr>
+            <w:tcBorders>
+              <w:bottom w:val="single" w:sz="8" w:space="0" w:color="000000"/>
+            </w:tcBorders>
+          </w:tcPr>
           <w:p>
             <w:pPr>
               <w:pStyle w:val="Compact"/>
@@ -14965,7 +15145,11 @@
           </w:p>
         </w:tc>
         <w:tc>
-          <w:tcPr/>
+          <w:tcPr>
+            <w:tcBorders>
+              <w:bottom w:val="single" w:sz="8" w:space="0" w:color="000000"/>
+            </w:tcBorders>
+          </w:tcPr>
           <w:p>
             <w:pPr>
               <w:pStyle w:val="Compact"/>
@@ -18531,6 +18715,14 @@
       <w:tblPr>
         <w:tblStyle w:val="Table"/>
         <w:tblW w:type="auto" w:w="0"/>
+        <w:tblBorders>
+          <w:top w:val="single" w:sz="12" w:space="0" w:color="000000"/>
+          <w:left w:val="none" w:sz="0" w:space="0" w:color="auto"/>
+          <w:bottom w:val="single" w:sz="12" w:space="0" w:color="000000"/>
+          <w:right w:val="none" w:sz="0" w:space="0" w:color="auto"/>
+          <w:insideH w:val="none" w:sz="0" w:space="0" w:color="auto"/>
+          <w:insideV w:val="none" w:sz="0" w:space="0" w:color="auto"/>
+        </w:tblBorders>
         <w:tblLook w:firstRow="1" w:lastRow="0" w:firstColumn="0" w:lastColumn="0" w:noHBand="0" w:noVBand="0" w:val="0020"/>
       </w:tblPr>
       <w:tblGrid>
@@ -18546,7 +18738,11 @@
           <w:tblHeader w:val="on"/>
         </w:trPr>
         <w:tc>
-          <w:tcPr/>
+          <w:tcPr>
+            <w:tcBorders>
+              <w:bottom w:val="single" w:sz="8" w:space="0" w:color="000000"/>
+            </w:tcBorders>
+          </w:tcPr>
           <w:p>
             <w:pPr>
               <w:pStyle w:val="Compact"/>
@@ -18576,7 +18772,11 @@
           </w:p>
         </w:tc>
         <w:tc>
-          <w:tcPr/>
+          <w:tcPr>
+            <w:tcBorders>
+              <w:bottom w:val="single" w:sz="8" w:space="0" w:color="000000"/>
+            </w:tcBorders>
+          </w:tcPr>
           <w:p>
             <w:pPr>
               <w:pStyle w:val="Compact"/>
@@ -18592,7 +18792,11 @@
           </w:p>
         </w:tc>
         <w:tc>
-          <w:tcPr/>
+          <w:tcPr>
+            <w:tcBorders>
+              <w:bottom w:val="single" w:sz="8" w:space="0" w:color="000000"/>
+            </w:tcBorders>
+          </w:tcPr>
           <w:p>
             <w:pPr>
               <w:pStyle w:val="Compact"/>
@@ -18608,7 +18812,11 @@
           </w:p>
         </w:tc>
         <w:tc>
-          <w:tcPr/>
+          <w:tcPr>
+            <w:tcBorders>
+              <w:bottom w:val="single" w:sz="8" w:space="0" w:color="000000"/>
+            </w:tcBorders>
+          </w:tcPr>
           <w:p>
             <w:pPr>
               <w:pStyle w:val="Compact"/>
@@ -18624,7 +18832,11 @@
           </w:p>
         </w:tc>
         <w:tc>
-          <w:tcPr/>
+          <w:tcPr>
+            <w:tcBorders>
+              <w:bottom w:val="single" w:sz="8" w:space="0" w:color="000000"/>
+            </w:tcBorders>
+          </w:tcPr>
           <w:p>
             <w:pPr>
               <w:pStyle w:val="Compact"/>
@@ -18640,7 +18852,11 @@
           </w:p>
         </w:tc>
         <w:tc>
-          <w:tcPr/>
+          <w:tcPr>
+            <w:tcBorders>
+              <w:bottom w:val="single" w:sz="8" w:space="0" w:color="000000"/>
+            </w:tcBorders>
+          </w:tcPr>
           <w:p>
             <w:pPr>
               <w:pStyle w:val="Compact"/>
@@ -18815,7 +19031,6 @@
     <w:bookmarkEnd w:id="48"/>
     <w:bookmarkEnd w:id="49"/>
     <w:sectPr>
-      <w:headerReference w:type="default" r:id="rId36"/>
       <w:footerReference w:type="default" r:id="rId9"/>
       <w:footnotePr>
         <w:numRestart w:val="eachSect"/>
@@ -18842,16 +19057,6 @@
       <w:rPr>
         <w:rFonts w:ascii="Times New Roman" w:hAnsi="Times New Roman" w:eastAsia="Times New Roman" w:cs="Times New Roman"/>
         <w:b w:val="0"/>
-        <w:color w:val="000000"/>
-        <w:sz w:val="20"/>
-      </w:rPr>
-      <w:t xml:space="preserve">第 </w:t>
-    </w:r>
-    <w:r>
-      <w:rPr>
-        <w:rFonts w:ascii="Times New Roman" w:hAnsi="Times New Roman" w:eastAsia="Times New Roman" w:cs="Times New Roman"/>
-        <w:b w:val="0"/>
-        <w:color w:val="000000"/>
         <w:sz w:val="20"/>
       </w:rPr>
       <w:fldChar w:fldCharType="begin"/>
@@ -18860,7 +19065,6 @@
       <w:rPr>
         <w:rFonts w:ascii="Times New Roman" w:hAnsi="Times New Roman" w:eastAsia="Times New Roman" w:cs="Times New Roman"/>
         <w:b w:val="0"/>
-        <w:color w:val="000000"/>
         <w:sz w:val="20"/>
       </w:rPr>
       <w:instrText xml:space="preserve"> PAGE </w:instrText>
@@ -18869,91 +19073,9 @@
       <w:rPr>
         <w:rFonts w:ascii="Times New Roman" w:hAnsi="Times New Roman" w:eastAsia="Times New Roman" w:cs="Times New Roman"/>
         <w:b w:val="0"/>
-        <w:color w:val="000000"/>
-        <w:sz w:val="20"/>
-      </w:rPr>
-      <w:fldChar w:fldCharType="separate"/>
-    </w:r>
-    <w:r>
-      <w:rPr>
-        <w:rFonts w:ascii="Times New Roman" w:hAnsi="Times New Roman" w:eastAsia="Times New Roman" w:cs="Times New Roman"/>
-        <w:b w:val="0"/>
-        <w:color w:val="000000"/>
-        <w:sz w:val="20"/>
-      </w:rPr>
-      <w:t>1</w:t>
-    </w:r>
-    <w:r>
-      <w:rPr>
-        <w:rFonts w:ascii="Times New Roman" w:hAnsi="Times New Roman" w:eastAsia="Times New Roman" w:cs="Times New Roman"/>
-        <w:b w:val="0"/>
-        <w:color w:val="000000"/>
         <w:sz w:val="20"/>
       </w:rPr>
       <w:fldChar w:fldCharType="end"/>
-    </w:r>
-    <w:r>
-      <w:rPr>
-        <w:rFonts w:ascii="Times New Roman" w:hAnsi="Times New Roman" w:eastAsia="Times New Roman" w:cs="Times New Roman"/>
-        <w:b w:val="0"/>
-        <w:color w:val="000000"/>
-        <w:sz w:val="20"/>
-      </w:rPr>
-      <w:t xml:space="preserve"> 页 / 共 </w:t>
-    </w:r>
-    <w:r>
-      <w:rPr>
-        <w:rFonts w:ascii="Times New Roman" w:hAnsi="Times New Roman" w:eastAsia="Times New Roman" w:cs="Times New Roman"/>
-        <w:b w:val="0"/>
-        <w:color w:val="000000"/>
-        <w:sz w:val="20"/>
-      </w:rPr>
-      <w:fldChar w:fldCharType="begin"/>
-    </w:r>
-    <w:r>
-      <w:rPr>
-        <w:rFonts w:ascii="Times New Roman" w:hAnsi="Times New Roman" w:eastAsia="Times New Roman" w:cs="Times New Roman"/>
-        <w:b w:val="0"/>
-        <w:color w:val="000000"/>
-        <w:sz w:val="20"/>
-      </w:rPr>
-      <w:instrText xml:space="preserve"> NUMPAGES </w:instrText>
-    </w:r>
-    <w:r>
-      <w:rPr>
-        <w:rFonts w:ascii="Times New Roman" w:hAnsi="Times New Roman" w:eastAsia="Times New Roman" w:cs="Times New Roman"/>
-        <w:b w:val="0"/>
-        <w:color w:val="000000"/>
-        <w:sz w:val="20"/>
-      </w:rPr>
-      <w:fldChar w:fldCharType="separate"/>
-    </w:r>
-    <w:r>
-      <w:rPr>
-        <w:rFonts w:ascii="Times New Roman" w:hAnsi="Times New Roman" w:eastAsia="Times New Roman" w:cs="Times New Roman"/>
-        <w:b w:val="0"/>
-        <w:color w:val="000000"/>
-        <w:sz w:val="20"/>
-      </w:rPr>
-      <w:t>1</w:t>
-    </w:r>
-    <w:r>
-      <w:rPr>
-        <w:rFonts w:ascii="Times New Roman" w:hAnsi="Times New Roman" w:eastAsia="Times New Roman" w:cs="Times New Roman"/>
-        <w:b w:val="0"/>
-        <w:color w:val="000000"/>
-        <w:sz w:val="20"/>
-      </w:rPr>
-      <w:fldChar w:fldCharType="end"/>
-    </w:r>
-    <w:r>
-      <w:rPr>
-        <w:rFonts w:ascii="Times New Roman" w:hAnsi="Times New Roman" w:eastAsia="Times New Roman" w:cs="Times New Roman"/>
-        <w:b w:val="0"/>
-        <w:color w:val="000000"/>
-        <w:sz w:val="20"/>
-      </w:rPr>
-      <w:t xml:space="preserve"> 页</w:t>
     </w:r>
   </w:p>
 </w:ftr>
@@ -18976,28 +19098,6 @@
     </w:p>
   </w:footnote>
 </w:footnotes>
-</file>
-
-<file path=word/header1.xml><?xml version="1.0" encoding="utf-8"?>
-<w:hdr xmlns:m="http://schemas.openxmlformats.org/officeDocument/2006/math" xmlns:mc="http://schemas.openxmlformats.org/markup-compatibility/2006" xmlns:mo="http://schemas.microsoft.com/office/mac/office/2008/main" xmlns:mv="urn:schemas-microsoft-com:mac:vml" xmlns:o="urn:schemas-microsoft-com:office:office" xmlns:r="http://schemas.openxmlformats.org/officeDocument/2006/relationships" xmlns:v="urn:schemas-microsoft-com:vml" xmlns:w10="urn:schemas-microsoft-com:office:word" xmlns:w14="http://schemas.microsoft.com/office/word/2010/wordml" xmlns:w="http://schemas.openxmlformats.org/wordprocessingml/2006/main" xmlns:wne="http://schemas.microsoft.com/office/word/2006/wordml" xmlns:wp14="http://schemas.microsoft.com/office/word/2010/wordprocessingDrawing" xmlns:wp="http://schemas.openxmlformats.org/drawingml/2006/wordprocessingDrawing" xmlns:wpc="http://schemas.microsoft.com/office/word/2010/wordprocessingCanvas" xmlns:wpg="http://schemas.microsoft.com/office/word/2010/wordprocessingGroup" xmlns:wpi="http://schemas.microsoft.com/office/word/2010/wordprocessingInk" xmlns:wps="http://schemas.microsoft.com/office/word/2010/wordprocessingShape" mc:Ignorable="w14 wp14">
-  <w:p>
-    <w:pPr>
-      <w:jc w:val="right"/>
-      <w:pBdr>
-        <w:bottom w:val="single" w:sz="4" w:space="2" w:color="000000"/>
-      </w:pBdr>
-    </w:pPr>
-    <w:r>
-      <w:rPr>
-        <w:rFonts w:ascii="Times New Roman" w:hAnsi="Times New Roman" w:eastAsia="Times New Roman" w:cs="Times New Roman"/>
-        <w:b w:val="0"/>
-        <w:color w:val="000000"/>
-        <w:sz w:val="18"/>
-      </w:rPr>
-      <w:t xml:space="preserve">第一轮综合练习 · 第07卷</w:t>
-    </w:r>
-  </w:p>
-</w:hdr>
 </file>
 
 <file path=word/numbering.xml><?xml version="1.0" encoding="utf-8"?>

--- a/00-首页/题组Word/第一轮·综合套卷/第一轮综合卷07（学生版-打印版）.docx
+++ b/00-首页/题组Word/第一轮·综合套卷/第一轮综合卷07（学生版-打印版）.docx
@@ -6,8 +6,9 @@
     <w:p>
       <w:pPr>
         <w:pStyle w:val="Heading1"/>
-        <w:spacing w:before="280" w:after="120"/>
+        <w:spacing w:before="0" w:after="240"/>
         <w:jc w:val="center"/>
+        <w:keepNext/>
       </w:pPr>
       <w:r>
         <w:rPr>
@@ -54,7 +55,8 @@
     <w:p>
       <w:pPr>
         <w:pStyle w:val="Heading2"/>
-        <w:spacing w:before="280" w:after="120"/>
+        <w:spacing w:before="280" w:after="80"/>
+        <w:keepNext/>
       </w:pPr>
       <w:r>
         <w:rPr>
@@ -91,8 +93,6 @@
     <w:p>
       <w:pPr>
         <w:pStyle w:val="FirstParagraph"/>
-        <w:spacing w:before="0" w:after="0"/>
-        <w:ind w:left="480" w:hanging="480"/>
       </w:pPr>
       <w:r>
         <w:rPr>
@@ -178,13 +178,6 @@
         </w:rPr>
         <w:t xml:space="preserve"> </w:t>
       </w:r>
-    </w:p>
-    <w:p>
-      <w:pPr>
-        <w:pStyle w:val="FirstParagraph"/>
-        <w:spacing w:before="0" w:after="0"/>
-        <w:ind w:left="480" w:hanging="480"/>
-      </w:pPr>
       <w:r>
         <w:rPr>
           <w:rFonts w:ascii="Times New Roman" w:hAnsi="Times New Roman" w:eastAsia="Times New Roman" w:cs="Times New Roman"/>
@@ -217,13 +210,6 @@
         </w:rPr>
         <w:t xml:space="preserve"> </w:t>
       </w:r>
-    </w:p>
-    <w:p>
-      <w:pPr>
-        <w:pStyle w:val="FirstParagraph"/>
-        <w:spacing w:before="0" w:after="0"/>
-        <w:ind w:left="480" w:hanging="480"/>
-      </w:pPr>
       <w:r>
         <w:rPr>
           <w:rFonts w:ascii="Times New Roman" w:hAnsi="Times New Roman" w:eastAsia="Times New Roman" w:cs="Times New Roman"/>
@@ -259,13 +245,6 @@
         </w:rPr>
         <w:t xml:space="preserve"> </w:t>
       </w:r>
-    </w:p>
-    <w:p>
-      <w:pPr>
-        <w:pStyle w:val="FirstParagraph"/>
-        <w:spacing w:before="0" w:after="0"/>
-        <w:ind w:left="480" w:hanging="480"/>
-      </w:pPr>
       <w:r>
         <w:rPr>
           <w:rFonts w:ascii="Times New Roman" w:hAnsi="Times New Roman" w:eastAsia="Times New Roman" w:cs="Times New Roman"/>
@@ -301,13 +280,6 @@
         </w:rPr>
         <w:t xml:space="preserve"> </w:t>
       </w:r>
-    </w:p>
-    <w:p>
-      <w:pPr>
-        <w:pStyle w:val="FirstParagraph"/>
-        <w:spacing w:before="0" w:after="0"/>
-        <w:ind w:left="480" w:hanging="480"/>
-      </w:pPr>
       <w:r>
         <w:rPr>
           <w:rFonts w:ascii="Times New Roman" w:hAnsi="Times New Roman" w:eastAsia="Times New Roman" w:cs="Times New Roman"/>
@@ -343,16 +315,6 @@
     </w:p>
     <w:p>
       <w:pPr>
-        <w:spacing w:before="0" w:after="0"/>
-      </w:pPr>
-    </w:p>
-    <w:p>
-      <w:pPr>
-        <w:spacing w:before="0" w:after="0"/>
-      </w:pPr>
-    </w:p>
-    <w:p>
-      <w:pPr>
         <w:spacing w:before="160" w:after="80"/>
       </w:pPr>
       <w:r>
@@ -390,8 +352,6 @@
     <w:p>
       <w:pPr>
         <w:pStyle w:val="FirstParagraph"/>
-        <w:spacing w:before="0" w:after="0"/>
-        <w:ind w:left="480" w:hanging="480"/>
       </w:pPr>
       <w:r>
         <w:rPr>
@@ -429,13 +389,6 @@
         </w:rPr>
         <w:t xml:space="preserve"> </w:t>
       </w:r>
-    </w:p>
-    <w:p>
-      <w:pPr>
-        <w:pStyle w:val="FirstParagraph"/>
-        <w:spacing w:before="0" w:after="0"/>
-        <w:ind w:left="480" w:hanging="480"/>
-      </w:pPr>
       <w:r>
         <w:rPr>
           <w:rFonts w:ascii="Times New Roman" w:hAnsi="Times New Roman" w:eastAsia="Times New Roman" w:cs="Times New Roman"/>
@@ -453,20 +406,7 @@
         <w:rPr>
           <w:rFonts w:ascii="Times New Roman" w:hAnsi="Times New Roman" w:eastAsia="Times New Roman" w:cs="Times New Roman"/>
         </w:rPr>
-        <w:t xml:space="preserve"> </w:t>
-      </w:r>
-    </w:p>
-    <w:p>
-      <w:pPr>
-        <w:pStyle w:val="FirstParagraph"/>
-        <w:spacing w:before="0" w:after="0"/>
-        <w:ind w:left="480" w:hanging="480"/>
-      </w:pPr>
-      <w:r>
-        <w:rPr>
-          <w:rFonts w:ascii="Times New Roman" w:hAnsi="Times New Roman" w:eastAsia="Times New Roman" w:cs="Times New Roman"/>
-        </w:rPr>
-        <w:t xml:space="preserve">B. BF</w:t>
+        <w:t xml:space="preserve"> B. BF</w:t>
       </w:r>
       <w:r>
         <w:rPr>
@@ -479,20 +419,7 @@
         <w:rPr>
           <w:rFonts w:ascii="Times New Roman" w:hAnsi="Times New Roman" w:eastAsia="Times New Roman" w:cs="Times New Roman"/>
         </w:rPr>
-        <w:t xml:space="preserve"> </w:t>
-      </w:r>
-    </w:p>
-    <w:p>
-      <w:pPr>
-        <w:pStyle w:val="FirstParagraph"/>
-        <w:spacing w:before="0" w:after="0"/>
-        <w:ind w:left="480" w:hanging="480"/>
-      </w:pPr>
-      <w:r>
-        <w:rPr>
-          <w:rFonts w:ascii="Times New Roman" w:hAnsi="Times New Roman" w:eastAsia="Times New Roman" w:cs="Times New Roman"/>
-        </w:rPr>
-        <w:t xml:space="preserve">C. IF</w:t>
+        <w:t xml:space="preserve"> C. IF</w:t>
       </w:r>
       <w:r>
         <w:rPr>
@@ -505,20 +432,7 @@
         <w:rPr>
           <w:rFonts w:ascii="Times New Roman" w:hAnsi="Times New Roman" w:eastAsia="Times New Roman" w:cs="Times New Roman"/>
         </w:rPr>
-        <w:t xml:space="preserve"> </w:t>
-      </w:r>
-    </w:p>
-    <w:p>
-      <w:pPr>
-        <w:pStyle w:val="FirstParagraph"/>
-        <w:spacing w:before="0" w:after="0"/>
-        <w:ind w:left="480" w:hanging="480"/>
-      </w:pPr>
-      <w:r>
-        <w:rPr>
-          <w:rFonts w:ascii="Times New Roman" w:hAnsi="Times New Roman" w:eastAsia="Times New Roman" w:cs="Times New Roman"/>
-        </w:rPr>
-        <w:t xml:space="preserve">D. XeF</w:t>
+        <w:t xml:space="preserve"> D. XeF</w:t>
       </w:r>
       <w:r>
         <w:rPr>
@@ -527,16 +441,6 @@
         </w:rPr>
         <w:t>4</w:t>
       </w:r>
-    </w:p>
-    <w:p>
-      <w:pPr>
-        <w:spacing w:before="0" w:after="0"/>
-      </w:pPr>
-    </w:p>
-    <w:p>
-      <w:pPr>
-        <w:spacing w:before="0" w:after="0"/>
-      </w:pPr>
     </w:p>
     <w:p>
       <w:pPr>
@@ -577,8 +481,6 @@
     <w:p>
       <w:pPr>
         <w:pStyle w:val="FirstParagraph"/>
-        <w:spacing w:before="0" w:after="0"/>
-        <w:ind w:left="480" w:hanging="480"/>
       </w:pPr>
       <m:oMath>
         <m:sSub>
@@ -643,20 +545,7 @@
         <w:rPr>
           <w:rFonts w:hint="eastAsia" w:ascii="Times New Roman" w:hAnsi="Times New Roman" w:eastAsia="Times New Roman" w:cs="Times New Roman"/>
         </w:rPr>
-        <w:t>（）</w:t>
-      </w:r>
-    </w:p>
-    <w:p>
-      <w:pPr>
-        <w:pStyle w:val="FirstParagraph"/>
-        <w:spacing w:before="0" w:after="0"/>
-        <w:ind w:left="480" w:hanging="480"/>
-      </w:pPr>
-      <w:r>
-        <w:rPr>
-          <w:rFonts w:hint="eastAsia" w:ascii="Times New Roman" w:hAnsi="Times New Roman" w:eastAsia="Times New Roman" w:cs="Times New Roman"/>
-        </w:rPr>
-        <w:t>A.</w:t>
+        <w:t>（）A.</w:t>
       </w:r>
       <w:r>
         <w:rPr>
@@ -706,13 +595,6 @@
         </w:rPr>
         <w:t xml:space="preserve"> </w:t>
       </w:r>
-    </w:p>
-    <w:p>
-      <w:pPr>
-        <w:pStyle w:val="FirstParagraph"/>
-        <w:spacing w:before="0" w:after="0"/>
-        <w:ind w:left="480" w:hanging="480"/>
-      </w:pPr>
       <w:r>
         <w:rPr>
           <w:rFonts w:hint="eastAsia" w:ascii="Times New Roman" w:hAnsi="Times New Roman" w:eastAsia="Times New Roman" w:cs="Times New Roman"/>
@@ -768,13 +650,6 @@
         </w:rPr>
         <w:t>轨道</w:t>
       </w:r>
-    </w:p>
-    <w:p>
-      <w:pPr>
-        <w:pStyle w:val="FirstParagraph"/>
-        <w:spacing w:before="0" w:after="0"/>
-        <w:ind w:left="480" w:hanging="480"/>
-      </w:pPr>
       <w:r>
         <w:rPr>
           <w:rFonts w:hint="eastAsia" w:ascii="Times New Roman" w:hAnsi="Times New Roman" w:eastAsia="Times New Roman" w:cs="Times New Roman"/>
@@ -863,13 +738,6 @@
         </w:rPr>
         <w:t xml:space="preserve"> </w:t>
       </w:r>
-    </w:p>
-    <w:p>
-      <w:pPr>
-        <w:pStyle w:val="FirstParagraph"/>
-        <w:spacing w:before="0" w:after="0"/>
-        <w:ind w:left="480" w:hanging="480"/>
-      </w:pPr>
       <w:r>
         <w:rPr>
           <w:rFonts w:hint="eastAsia" w:ascii="Times New Roman" w:hAnsi="Times New Roman" w:eastAsia="Times New Roman" w:cs="Times New Roman"/>
@@ -928,16 +796,6 @@
     </w:p>
     <w:p>
       <w:pPr>
-        <w:spacing w:before="0" w:after="0"/>
-      </w:pPr>
-    </w:p>
-    <w:p>
-      <w:pPr>
-        <w:spacing w:before="0" w:after="0"/>
-      </w:pPr>
-    </w:p>
-    <w:p>
-      <w:pPr>
         <w:spacing w:before="160" w:after="80"/>
       </w:pPr>
       <w:r>
@@ -975,8 +833,6 @@
     <w:p>
       <w:pPr>
         <w:pStyle w:val="FirstParagraph"/>
-        <w:spacing w:before="0" w:after="0"/>
-        <w:ind w:left="480" w:hanging="480"/>
       </w:pPr>
       <w:r>
         <w:rPr>
@@ -1060,13 +916,6 @@
         </w:rPr>
         <w:t xml:space="preserve"> </w:t>
       </w:r>
-    </w:p>
-    <w:p>
-      <w:pPr>
-        <w:pStyle w:val="FirstParagraph"/>
-        <w:spacing w:before="0" w:after="0"/>
-        <w:ind w:left="480" w:hanging="480"/>
-      </w:pPr>
       <w:r>
         <w:rPr>
           <w:rFonts w:ascii="Times New Roman" w:hAnsi="Times New Roman" w:eastAsia="Times New Roman" w:cs="Times New Roman"/>
@@ -1131,13 +980,6 @@
         </w:rPr>
         <w:t xml:space="preserve"> </w:t>
       </w:r>
-    </w:p>
-    <w:p>
-      <w:pPr>
-        <w:pStyle w:val="FirstParagraph"/>
-        <w:spacing w:before="0" w:after="0"/>
-        <w:ind w:left="480" w:hanging="480"/>
-      </w:pPr>
       <w:r>
         <w:rPr>
           <w:rFonts w:ascii="Times New Roman" w:hAnsi="Times New Roman" w:eastAsia="Times New Roman" w:cs="Times New Roman"/>
@@ -1202,13 +1044,6 @@
         </w:rPr>
         <w:t xml:space="preserve"> </w:t>
       </w:r>
-    </w:p>
-    <w:p>
-      <w:pPr>
-        <w:pStyle w:val="FirstParagraph"/>
-        <w:spacing w:before="0" w:after="0"/>
-        <w:ind w:left="480" w:hanging="480"/>
-      </w:pPr>
       <w:r>
         <w:rPr>
           <w:rFonts w:ascii="Times New Roman" w:hAnsi="Times New Roman" w:eastAsia="Times New Roman" w:cs="Times New Roman"/>
@@ -1273,13 +1108,6 @@
         </w:rPr>
         <w:t xml:space="preserve"> </w:t>
       </w:r>
-    </w:p>
-    <w:p>
-      <w:pPr>
-        <w:pStyle w:val="FirstParagraph"/>
-        <w:spacing w:before="0" w:after="0"/>
-        <w:ind w:left="480" w:hanging="480"/>
-      </w:pPr>
       <w:r>
         <w:rPr>
           <w:rFonts w:ascii="Times New Roman" w:hAnsi="Times New Roman" w:eastAsia="Times New Roman" w:cs="Times New Roman"/>
@@ -1347,16 +1175,6 @@
     </w:p>
     <w:p>
       <w:pPr>
-        <w:spacing w:before="0" w:after="0"/>
-      </w:pPr>
-    </w:p>
-    <w:p>
-      <w:pPr>
-        <w:spacing w:before="0" w:after="0"/>
-      </w:pPr>
-    </w:p>
-    <w:p>
-      <w:pPr>
         <w:spacing w:before="160" w:after="80"/>
       </w:pPr>
       <w:r>
@@ -1517,7 +1335,7 @@
         <m:sSup>
           <m:e>
             <m:r>
-              <m:t xml:space="preserve"> </m:t>
+              <m:t>​</m:t>
             </m:r>
           </m:e>
           <m:sup>
@@ -1549,7 +1367,7 @@
         <m:sSup>
           <m:e>
             <m:r>
-              <m:t xml:space="preserve"> </m:t>
+              <m:t>​</m:t>
             </m:r>
           </m:e>
           <m:sup>
@@ -1625,31 +1443,6 @@
         </w:rPr>
         <w:t>。</w:t>
       </w:r>
-    </w:p>
-    <w:p>
-      <w:pPr>
-        <w:spacing w:before="0" w:after="0"/>
-      </w:pPr>
-    </w:p>
-    <w:p>
-      <w:pPr>
-        <w:spacing w:before="0" w:after="0"/>
-      </w:pPr>
-    </w:p>
-    <w:p>
-      <w:pPr>
-        <w:spacing w:before="0" w:after="0"/>
-      </w:pPr>
-    </w:p>
-    <w:p>
-      <w:pPr>
-        <w:spacing w:before="0" w:after="0"/>
-      </w:pPr>
-    </w:p>
-    <w:p>
-      <w:pPr>
-        <w:spacing w:before="0" w:after="0"/>
-      </w:pPr>
     </w:p>
     <w:p>
       <w:pPr>
@@ -2027,8 +1820,6 @@
     <w:p>
       <w:pPr>
         <w:pStyle w:val="BodyText"/>
-        <w:spacing w:before="0" w:after="0"/>
-        <w:ind w:left="480" w:hanging="480"/>
       </w:pPr>
       <w:r>
         <w:rPr>
@@ -2052,20 +1843,7 @@
         <w:rPr>
           <w:rFonts w:hint="eastAsia" w:ascii="Times New Roman" w:hAnsi="Times New Roman" w:eastAsia="Times New Roman" w:cs="Times New Roman"/>
         </w:rPr>
-        <w:t xml:space="preserve">）</w:t>
-      </w:r>
-    </w:p>
-    <w:p>
-      <w:pPr>
-        <w:pStyle w:val="BodyText"/>
-        <w:spacing w:before="0" w:after="0"/>
-        <w:ind w:left="480" w:hanging="480"/>
-      </w:pPr>
-      <w:r>
-        <w:rPr>
-          <w:rFonts w:hint="eastAsia" w:ascii="Times New Roman" w:hAnsi="Times New Roman" w:eastAsia="Times New Roman" w:cs="Times New Roman"/>
-        </w:rPr>
-        <w:t xml:space="preserve">A.</w:t>
+        <w:t xml:space="preserve">）A.</w:t>
       </w:r>
       <w:r>
         <w:rPr>
@@ -2137,13 +1915,6 @@
         </w:rPr>
         <w:t xml:space="preserve"> </w:t>
       </w:r>
-    </w:p>
-    <w:p>
-      <w:pPr>
-        <w:pStyle w:val="BodyText"/>
-        <w:spacing w:before="0" w:after="0"/>
-        <w:ind w:left="480" w:hanging="480"/>
-      </w:pPr>
       <w:r>
         <w:rPr>
           <w:rFonts w:ascii="Times New Roman" w:hAnsi="Times New Roman" w:eastAsia="Times New Roman" w:cs="Times New Roman"/>
@@ -2202,13 +1973,6 @@
         </w:rPr>
         <w:t xml:space="preserve"> </w:t>
       </w:r>
-    </w:p>
-    <w:p>
-      <w:pPr>
-        <w:pStyle w:val="BodyText"/>
-        <w:spacing w:before="0" w:after="0"/>
-        <w:ind w:left="480" w:hanging="480"/>
-      </w:pPr>
       <w:r>
         <w:rPr>
           <w:rFonts w:ascii="Times New Roman" w:hAnsi="Times New Roman" w:eastAsia="Times New Roman" w:cs="Times New Roman"/>
@@ -2276,13 +2040,6 @@
         </w:rPr>
         <w:t xml:space="preserve"> </w:t>
       </w:r>
-    </w:p>
-    <w:p>
-      <w:pPr>
-        <w:pStyle w:val="BodyText"/>
-        <w:spacing w:before="0" w:after="0"/>
-        <w:ind w:left="480" w:hanging="480"/>
-      </w:pPr>
       <w:r>
         <w:rPr>
           <w:rFonts w:ascii="Times New Roman" w:hAnsi="Times New Roman" w:eastAsia="Times New Roman" w:cs="Times New Roman"/>
@@ -2365,16 +2122,6 @@
     </w:p>
     <w:p>
       <w:pPr>
-        <w:spacing w:before="0" w:after="0"/>
-      </w:pPr>
-    </w:p>
-    <w:p>
-      <w:pPr>
-        <w:spacing w:before="0" w:after="0"/>
-      </w:pPr>
-    </w:p>
-    <w:p>
-      <w:pPr>
         <w:spacing w:before="160" w:after="80"/>
       </w:pPr>
       <w:r>
@@ -2569,7 +2316,7 @@
         </w:rPr>
         <w:drawing>
           <wp:inline>
-            <wp:extent cx="3151785" cy="760529"/>
+            <wp:extent cx="3600000" cy="760529"/>
             <wp:effectExtent b="0" l="0" r="0" t="0"/>
             <wp:docPr descr="" title="" id="17" name="Picture"/>
             <a:graphic>
@@ -2590,7 +2337,7 @@
                   <pic:spPr bwMode="auto">
                     <a:xfrm>
                       <a:off x="0" y="0"/>
-                      <a:ext cx="3151785" cy="760529"/>
+                      <a:ext cx="3600000" cy="760529"/>
                     </a:xfrm>
                     <a:prstGeom prst="rect">
                       <a:avLst/>
@@ -2612,64 +2359,17 @@
     <w:p>
       <w:pPr>
         <w:pStyle w:val="Compact"/>
-        <w:spacing w:before="0" w:after="0"/>
-        <w:ind w:left="480" w:hanging="480"/>
-      </w:pPr>
-      <w:r>
-        <w:rPr>
-          <w:rFonts w:ascii="Times New Roman" w:hAnsi="Times New Roman" w:eastAsia="Times New Roman" w:cs="Times New Roman"/>
-        </w:rPr>
-        <w:t xml:space="preserve">A. +533　　</w:t>
-      </w:r>
-    </w:p>
-    <w:p>
-      <w:pPr>
-        <w:pStyle w:val="Compact"/>
-        <w:spacing w:before="0" w:after="0"/>
-        <w:ind w:left="480" w:hanging="480"/>
-      </w:pPr>
-      <w:r>
-        <w:rPr>
-          <w:rFonts w:ascii="Times New Roman" w:hAnsi="Times New Roman" w:eastAsia="Times New Roman" w:cs="Times New Roman"/>
-        </w:rPr>
-        <w:t xml:space="preserve">B. +686　　</w:t>
-      </w:r>
-    </w:p>
-    <w:p>
-      <w:pPr>
-        <w:pStyle w:val="Compact"/>
-        <w:spacing w:before="0" w:after="0"/>
-        <w:ind w:left="480" w:hanging="480"/>
-      </w:pPr>
-      <w:r>
-        <w:rPr>
-          <w:rFonts w:ascii="Times New Roman" w:hAnsi="Times New Roman" w:eastAsia="Times New Roman" w:cs="Times New Roman"/>
-        </w:rPr>
-        <w:t xml:space="preserve">C. +838　　</w:t>
-      </w:r>
-    </w:p>
-    <w:p>
-      <w:pPr>
-        <w:pStyle w:val="Compact"/>
-        <w:spacing w:before="0" w:after="0"/>
-        <w:ind w:left="480" w:hanging="480"/>
-      </w:pPr>
-      <w:r>
-        <w:rPr>
-          <w:rFonts w:ascii="Times New Roman" w:hAnsi="Times New Roman" w:eastAsia="Times New Roman" w:cs="Times New Roman"/>
-        </w:rPr>
-        <w:t xml:space="preserve">D. +682</w:t>
-      </w:r>
-    </w:p>
-    <w:p>
-      <w:pPr>
-        <w:spacing w:before="0" w:after="0"/>
-      </w:pPr>
-    </w:p>
-    <w:p>
-      <w:pPr>
-        <w:spacing w:before="0" w:after="0"/>
-      </w:pPr>
+        <w:numPr>
+          <w:ilvl w:val="0"/>
+          <w:numId w:val="1001"/>
+        </w:numPr>
+      </w:pPr>
+      <w:r>
+        <w:rPr>
+          <w:rFonts w:ascii="Times New Roman" w:hAnsi="Times New Roman" w:eastAsia="Times New Roman" w:cs="Times New Roman"/>
+        </w:rPr>
+        <w:t xml:space="preserve">A. +533　　B. +686　　C. +838　　D. +682</w:t>
+      </w:r>
     </w:p>
     <w:p>
       <w:pPr>
@@ -2833,7 +2533,7 @@
         </w:rPr>
         <w:drawing>
           <wp:inline>
-            <wp:extent cx="3243103" cy="1602155"/>
+            <wp:extent cx="3600000" cy="1602155"/>
             <wp:effectExtent b="0" l="0" r="0" t="0"/>
             <wp:docPr descr="" title="" id="21" name="Picture"/>
             <a:graphic>
@@ -2854,7 +2554,7 @@
                   <pic:spPr bwMode="auto">
                     <a:xfrm>
                       <a:off x="0" y="0"/>
-                      <a:ext cx="3243103" cy="1602155"/>
+                      <a:ext cx="3600000" cy="1602155"/>
                     </a:xfrm>
                     <a:prstGeom prst="rect">
                       <a:avLst/>
@@ -2876,7 +2576,10 @@
     <w:p>
       <w:pPr>
         <w:pStyle w:val="Compact"/>
-        <w:spacing w:before="0" w:after="0"/>
+        <w:numPr>
+          <w:ilvl w:val="0"/>
+          <w:numId w:val="1002"/>
+        </w:numPr>
       </w:pPr>
       <w:r>
         <w:rPr>
@@ -2957,7 +2660,10 @@
     <w:p>
       <w:pPr>
         <w:pStyle w:val="Compact"/>
-        <w:spacing w:before="0" w:after="0"/>
+        <w:numPr>
+          <w:ilvl w:val="0"/>
+          <w:numId w:val="1002"/>
+        </w:numPr>
       </w:pPr>
       <w:r>
         <w:rPr>
@@ -2994,7 +2700,10 @@
     <w:p>
       <w:pPr>
         <w:pStyle w:val="Compact"/>
-        <w:spacing w:before="0" w:after="0"/>
+        <w:numPr>
+          <w:ilvl w:val="0"/>
+          <w:numId w:val="1002"/>
+        </w:numPr>
       </w:pPr>
       <w:r>
         <w:rPr>
@@ -3049,7 +2758,10 @@
     <w:p>
       <w:pPr>
         <w:pStyle w:val="Compact"/>
-        <w:spacing w:before="0" w:after="0"/>
+        <w:numPr>
+          <w:ilvl w:val="0"/>
+          <w:numId w:val="1002"/>
+        </w:numPr>
       </w:pPr>
       <w:r>
         <w:rPr>
@@ -3100,16 +2812,6 @@
         </w:rPr>
         <w:t>）</w:t>
       </w:r>
-    </w:p>
-    <w:p>
-      <w:pPr>
-        <w:spacing w:before="0" w:after="0"/>
-      </w:pPr>
-    </w:p>
-    <w:p>
-      <w:pPr>
-        <w:spacing w:before="0" w:after="0"/>
-      </w:pPr>
     </w:p>
     <w:p>
       <w:pPr>
@@ -3248,7 +2950,7 @@
         </w:rPr>
         <w:drawing>
           <wp:inline>
-            <wp:extent cx="2900424" cy="805039"/>
+            <wp:extent cx="3600000" cy="805039"/>
             <wp:effectExtent b="0" l="0" r="0" t="0"/>
             <wp:docPr descr="" title="" id="25" name="Picture"/>
             <a:graphic>
@@ -3269,7 +2971,7 @@
                   <pic:spPr bwMode="auto">
                     <a:xfrm>
                       <a:off x="0" y="0"/>
-                      <a:ext cx="2900424" cy="805039"/>
+                      <a:ext cx="3600000" cy="805039"/>
                     </a:xfrm>
                     <a:prstGeom prst="rect">
                       <a:avLst/>
@@ -3302,7 +3004,10 @@
     <w:p>
       <w:pPr>
         <w:pStyle w:val="Compact"/>
-        <w:spacing w:before="0" w:after="0"/>
+        <w:numPr>
+          <w:ilvl w:val="0"/>
+          <w:numId w:val="1003"/>
+        </w:numPr>
       </w:pPr>
       <w:r>
         <w:rPr>
@@ -3332,7 +3037,10 @@
     <w:p>
       <w:pPr>
         <w:pStyle w:val="Compact"/>
-        <w:spacing w:before="0" w:after="0"/>
+        <w:numPr>
+          <w:ilvl w:val="0"/>
+          <w:numId w:val="1003"/>
+        </w:numPr>
       </w:pPr>
       <w:r>
         <w:rPr>
@@ -3356,7 +3064,10 @@
     <w:p>
       <w:pPr>
         <w:pStyle w:val="Compact"/>
-        <w:spacing w:before="0" w:after="0"/>
+        <w:numPr>
+          <w:ilvl w:val="0"/>
+          <w:numId w:val="1003"/>
+        </w:numPr>
       </w:pPr>
       <w:r>
         <w:rPr>
@@ -3398,7 +3109,10 @@
     <w:p>
       <w:pPr>
         <w:pStyle w:val="Compact"/>
-        <w:spacing w:before="0" w:after="0"/>
+        <w:numPr>
+          <w:ilvl w:val="0"/>
+          <w:numId w:val="1003"/>
+        </w:numPr>
       </w:pPr>
       <w:r>
         <w:rPr>
@@ -3488,16 +3202,6 @@
         </w:rPr>
         <w:t>）</w:t>
       </w:r>
-    </w:p>
-    <w:p>
-      <w:pPr>
-        <w:spacing w:before="0" w:after="0"/>
-      </w:pPr>
-    </w:p>
-    <w:p>
-      <w:pPr>
-        <w:spacing w:before="0" w:after="0"/>
-      </w:pPr>
     </w:p>
     <w:p>
       <w:pPr>
@@ -3608,21 +3312,6 @@
     </w:p>
     <w:p>
       <w:pPr>
-        <w:spacing w:before="0" w:after="0"/>
-      </w:pPr>
-    </w:p>
-    <w:p>
-      <w:pPr>
-        <w:spacing w:before="0" w:after="0"/>
-      </w:pPr>
-    </w:p>
-    <w:p>
-      <w:pPr>
-        <w:spacing w:before="0" w:after="0"/>
-      </w:pPr>
-    </w:p>
-    <w:p>
-      <w:pPr>
         <w:spacing w:before="160" w:after="80"/>
       </w:pPr>
       <w:r>
@@ -3881,31 +3570,6 @@
         </w:rPr>
         <w:t>。</w:t>
       </w:r>
-    </w:p>
-    <w:p>
-      <w:pPr>
-        <w:spacing w:before="0" w:after="0"/>
-      </w:pPr>
-    </w:p>
-    <w:p>
-      <w:pPr>
-        <w:spacing w:before="0" w:after="0"/>
-      </w:pPr>
-    </w:p>
-    <w:p>
-      <w:pPr>
-        <w:spacing w:before="0" w:after="0"/>
-      </w:pPr>
-    </w:p>
-    <w:p>
-      <w:pPr>
-        <w:spacing w:before="0" w:after="0"/>
-      </w:pPr>
-    </w:p>
-    <w:p>
-      <w:pPr>
-        <w:spacing w:before="0" w:after="0"/>
-      </w:pPr>
     </w:p>
     <w:p>
       <w:pPr>
@@ -4089,21 +3753,6 @@
         </w:rPr>
         <w:t>：</w:t>
       </w:r>
-    </w:p>
-    <w:p>
-      <w:pPr>
-        <w:spacing w:before="0" w:after="0"/>
-      </w:pPr>
-    </w:p>
-    <w:p>
-      <w:pPr>
-        <w:spacing w:before="0" w:after="0"/>
-      </w:pPr>
-    </w:p>
-    <w:p>
-      <w:pPr>
-        <w:spacing w:before="0" w:after="0"/>
-      </w:pPr>
     </w:p>
     <w:p>
       <w:pPr>
@@ -4457,31 +4106,6 @@
     </w:p>
     <w:p>
       <w:pPr>
-        <w:spacing w:before="0" w:after="0"/>
-      </w:pPr>
-    </w:p>
-    <w:p>
-      <w:pPr>
-        <w:spacing w:before="0" w:after="0"/>
-      </w:pPr>
-    </w:p>
-    <w:p>
-      <w:pPr>
-        <w:spacing w:before="0" w:after="0"/>
-      </w:pPr>
-    </w:p>
-    <w:p>
-      <w:pPr>
-        <w:spacing w:before="0" w:after="0"/>
-      </w:pPr>
-    </w:p>
-    <w:p>
-      <w:pPr>
-        <w:spacing w:before="0" w:after="0"/>
-      </w:pPr>
-    </w:p>
-    <w:p>
-      <w:pPr>
         <w:spacing w:before="160" w:after="80"/>
       </w:pPr>
       <w:r>
@@ -5090,31 +4714,6 @@
     </w:p>
     <w:p>
       <w:pPr>
-        <w:spacing w:before="0" w:after="0"/>
-      </w:pPr>
-    </w:p>
-    <w:p>
-      <w:pPr>
-        <w:spacing w:before="0" w:after="0"/>
-      </w:pPr>
-    </w:p>
-    <w:p>
-      <w:pPr>
-        <w:spacing w:before="0" w:after="0"/>
-      </w:pPr>
-    </w:p>
-    <w:p>
-      <w:pPr>
-        <w:spacing w:before="0" w:after="0"/>
-      </w:pPr>
-    </w:p>
-    <w:p>
-      <w:pPr>
-        <w:spacing w:before="0" w:after="0"/>
-      </w:pPr>
-    </w:p>
-    <w:p>
-      <w:pPr>
         <w:spacing w:before="160" w:after="80"/>
       </w:pPr>
       <w:r>
@@ -5177,21 +4776,6 @@
         </w:rPr>
         <w:t>。</w:t>
       </w:r>
-    </w:p>
-    <w:p>
-      <w:pPr>
-        <w:spacing w:before="0" w:after="0"/>
-      </w:pPr>
-    </w:p>
-    <w:p>
-      <w:pPr>
-        <w:spacing w:before="0" w:after="0"/>
-      </w:pPr>
-    </w:p>
-    <w:p>
-      <w:pPr>
-        <w:spacing w:before="0" w:after="0"/>
-      </w:pPr>
     </w:p>
     <w:p>
       <w:pPr>
@@ -5454,21 +5038,6 @@
     </w:p>
     <w:p>
       <w:pPr>
-        <w:spacing w:before="0" w:after="0"/>
-      </w:pPr>
-    </w:p>
-    <w:p>
-      <w:pPr>
-        <w:spacing w:before="0" w:after="0"/>
-      </w:pPr>
-    </w:p>
-    <w:p>
-      <w:pPr>
-        <w:spacing w:before="0" w:after="0"/>
-      </w:pPr>
-    </w:p>
-    <w:p>
-      <w:pPr>
         <w:spacing w:before="160" w:after="80"/>
       </w:pPr>
       <w:r>
@@ -5772,7 +5341,7 @@
         </w:rPr>
         <w:drawing>
           <wp:inline>
-            <wp:extent cx="3240000" cy="2179853"/>
+            <wp:extent cx="3240000" cy="2703970"/>
             <wp:effectExtent b="0" l="0" r="0" t="0"/>
             <wp:docPr descr="" title="" id="36" name="Picture"/>
             <a:graphic>
@@ -5793,7 +5362,7 @@
                   <pic:spPr bwMode="auto">
                     <a:xfrm>
                       <a:off x="0" y="0"/>
-                      <a:ext cx="3240000" cy="2179853"/>
+                      <a:ext cx="3240000" cy="2703970"/>
                     </a:xfrm>
                     <a:prstGeom prst="rect">
                       <a:avLst/>
@@ -5815,7 +5384,10 @@
     <w:p>
       <w:pPr>
         <w:pStyle w:val="Compact"/>
-        <w:spacing w:before="0" w:after="0"/>
+        <w:numPr>
+          <w:ilvl w:val="0"/>
+          <w:numId w:val="1004"/>
+        </w:numPr>
       </w:pPr>
       <w:r>
         <w:rPr>
@@ -5882,7 +5454,10 @@
     <w:p>
       <w:pPr>
         <w:pStyle w:val="Compact"/>
-        <w:spacing w:before="0" w:after="0"/>
+        <w:numPr>
+          <w:ilvl w:val="0"/>
+          <w:numId w:val="1004"/>
+        </w:numPr>
       </w:pPr>
       <w:r>
         <w:rPr>
@@ -5958,7 +5533,10 @@
     <w:p>
       <w:pPr>
         <w:pStyle w:val="Compact"/>
-        <w:spacing w:before="0" w:after="0"/>
+        <w:numPr>
+          <w:ilvl w:val="0"/>
+          <w:numId w:val="1004"/>
+        </w:numPr>
       </w:pPr>
       <w:r>
         <w:rPr>
@@ -6025,7 +5603,10 @@
     <w:p>
       <w:pPr>
         <w:pStyle w:val="Compact"/>
-        <w:spacing w:before="0" w:after="0"/>
+        <w:numPr>
+          <w:ilvl w:val="0"/>
+          <w:numId w:val="1004"/>
+        </w:numPr>
       </w:pPr>
       <w:r>
         <w:rPr>
@@ -6075,16 +5656,6 @@
         </w:rPr>
         <w:t>蓝色絮状物出现</w:t>
       </w:r>
-    </w:p>
-    <w:p>
-      <w:pPr>
-        <w:spacing w:before="0" w:after="0"/>
-      </w:pPr>
-    </w:p>
-    <w:p>
-      <w:pPr>
-        <w:spacing w:before="0" w:after="0"/>
-      </w:pPr>
     </w:p>
     <w:p>
       <w:pPr>
@@ -8000,46 +7571,6 @@
     </w:p>
     <w:p>
       <w:pPr>
-        <w:spacing w:before="0" w:after="0"/>
-      </w:pPr>
-    </w:p>
-    <w:p>
-      <w:pPr>
-        <w:spacing w:before="0" w:after="0"/>
-      </w:pPr>
-    </w:p>
-    <w:p>
-      <w:pPr>
-        <w:spacing w:before="0" w:after="0"/>
-      </w:pPr>
-    </w:p>
-    <w:p>
-      <w:pPr>
-        <w:spacing w:before="0" w:after="0"/>
-      </w:pPr>
-    </w:p>
-    <w:p>
-      <w:pPr>
-        <w:spacing w:before="0" w:after="0"/>
-      </w:pPr>
-    </w:p>
-    <w:p>
-      <w:pPr>
-        <w:spacing w:before="0" w:after="0"/>
-      </w:pPr>
-    </w:p>
-    <w:p>
-      <w:pPr>
-        <w:spacing w:before="0" w:after="0"/>
-      </w:pPr>
-    </w:p>
-    <w:p>
-      <w:pPr>
-        <w:spacing w:before="0" w:after="0"/>
-      </w:pPr>
-    </w:p>
-    <w:p>
-      <w:pPr>
         <w:spacing w:before="160" w:after="80"/>
       </w:pPr>
       <w:r>
@@ -8300,14 +7831,6 @@
       <w:tblPr>
         <w:tblStyle w:val="Table"/>
         <w:tblW w:type="auto" w:w="0"/>
-        <w:tblBorders>
-          <w:top w:val="single" w:sz="12" w:space="0" w:color="000000"/>
-          <w:left w:val="none" w:sz="0" w:space="0" w:color="auto"/>
-          <w:bottom w:val="single" w:sz="12" w:space="0" w:color="000000"/>
-          <w:right w:val="none" w:sz="0" w:space="0" w:color="auto"/>
-          <w:insideH w:val="none" w:sz="0" w:space="0" w:color="auto"/>
-          <w:insideV w:val="none" w:sz="0" w:space="0" w:color="auto"/>
-        </w:tblBorders>
         <w:tblLook w:firstRow="1" w:lastRow="0" w:firstColumn="0" w:lastColumn="0" w:noHBand="0" w:noVBand="0" w:val="0020"/>
       </w:tblPr>
       <w:tblGrid>
@@ -8322,11 +7845,7 @@
           <w:tblHeader w:val="on"/>
         </w:trPr>
         <w:tc>
-          <w:tcPr>
-            <w:tcBorders>
-              <w:bottom w:val="single" w:sz="8" w:space="0" w:color="000000"/>
-            </w:tcBorders>
-          </w:tcPr>
+          <w:tcPr/>
           <w:p>
             <w:pPr>
               <w:pStyle w:val="Compact"/>
@@ -8349,11 +7868,7 @@
           </w:p>
         </w:tc>
         <w:tc>
-          <w:tcPr>
-            <w:tcBorders>
-              <w:bottom w:val="single" w:sz="8" w:space="0" w:color="000000"/>
-            </w:tcBorders>
-          </w:tcPr>
+          <w:tcPr/>
           <w:p>
             <w:pPr>
               <w:pStyle w:val="Compact"/>
@@ -8369,11 +7884,7 @@
           </w:p>
         </w:tc>
         <w:tc>
-          <w:tcPr>
-            <w:tcBorders>
-              <w:bottom w:val="single" w:sz="8" w:space="0" w:color="000000"/>
-            </w:tcBorders>
-          </w:tcPr>
+          <w:tcPr/>
           <w:p>
             <w:pPr>
               <w:pStyle w:val="Compact"/>
@@ -8389,11 +7900,7 @@
           </w:p>
         </w:tc>
         <w:tc>
-          <w:tcPr>
-            <w:tcBorders>
-              <w:bottom w:val="single" w:sz="8" w:space="0" w:color="000000"/>
-            </w:tcBorders>
-          </w:tcPr>
+          <w:tcPr/>
           <w:p>
             <w:pPr>
               <w:pStyle w:val="Compact"/>
@@ -8409,11 +7916,7 @@
           </w:p>
         </w:tc>
         <w:tc>
-          <w:tcPr>
-            <w:tcBorders>
-              <w:bottom w:val="single" w:sz="8" w:space="0" w:color="000000"/>
-            </w:tcBorders>
-          </w:tcPr>
+          <w:tcPr/>
           <w:p>
             <w:pPr>
               <w:pStyle w:val="Compact"/>
@@ -9018,46 +8521,6 @@
     </w:p>
     <w:p>
       <w:pPr>
-        <w:spacing w:before="0" w:after="0"/>
-      </w:pPr>
-    </w:p>
-    <w:p>
-      <w:pPr>
-        <w:spacing w:before="0" w:after="0"/>
-      </w:pPr>
-    </w:p>
-    <w:p>
-      <w:pPr>
-        <w:spacing w:before="0" w:after="0"/>
-      </w:pPr>
-    </w:p>
-    <w:p>
-      <w:pPr>
-        <w:spacing w:before="0" w:after="0"/>
-      </w:pPr>
-    </w:p>
-    <w:p>
-      <w:pPr>
-        <w:spacing w:before="0" w:after="0"/>
-      </w:pPr>
-    </w:p>
-    <w:p>
-      <w:pPr>
-        <w:spacing w:before="0" w:after="0"/>
-      </w:pPr>
-    </w:p>
-    <w:p>
-      <w:pPr>
-        <w:spacing w:before="0" w:after="0"/>
-      </w:pPr>
-    </w:p>
-    <w:p>
-      <w:pPr>
-        <w:spacing w:before="0" w:after="0"/>
-      </w:pPr>
-    </w:p>
-    <w:p>
-      <w:pPr>
         <w:spacing w:before="160" w:after="80"/>
       </w:pPr>
       <w:r>
@@ -9289,21 +8752,6 @@
     </w:p>
     <w:p>
       <w:pPr>
-        <w:spacing w:before="0" w:after="0"/>
-      </w:pPr>
-    </w:p>
-    <w:p>
-      <w:pPr>
-        <w:spacing w:before="0" w:after="0"/>
-      </w:pPr>
-    </w:p>
-    <w:p>
-      <w:pPr>
-        <w:spacing w:before="0" w:after="0"/>
-      </w:pPr>
-    </w:p>
-    <w:p>
-      <w:pPr>
         <w:spacing w:before="160" w:after="80"/>
       </w:pPr>
       <w:r>
@@ -9490,21 +8938,6 @@
         </w:rPr>
         <w:t>。</w:t>
       </w:r>
-    </w:p>
-    <w:p>
-      <w:pPr>
-        <w:spacing w:before="0" w:after="0"/>
-      </w:pPr>
-    </w:p>
-    <w:p>
-      <w:pPr>
-        <w:spacing w:before="0" w:after="0"/>
-      </w:pPr>
-    </w:p>
-    <w:p>
-      <w:pPr>
-        <w:spacing w:before="0" w:after="0"/>
-      </w:pPr>
     </w:p>
     <w:p>
       <w:pPr>
@@ -11006,14 +10439,6 @@
       <w:tblPr>
         <w:tblStyle w:val="Table"/>
         <w:tblW w:type="auto" w:w="0"/>
-        <w:tblBorders>
-          <w:top w:val="single" w:sz="12" w:space="0" w:color="000000"/>
-          <w:left w:val="none" w:sz="0" w:space="0" w:color="auto"/>
-          <w:bottom w:val="single" w:sz="12" w:space="0" w:color="000000"/>
-          <w:right w:val="none" w:sz="0" w:space="0" w:color="auto"/>
-          <w:insideH w:val="none" w:sz="0" w:space="0" w:color="auto"/>
-          <w:insideV w:val="none" w:sz="0" w:space="0" w:color="auto"/>
-        </w:tblBorders>
         <w:tblLook w:firstRow="1" w:lastRow="0" w:firstColumn="0" w:lastColumn="0" w:noHBand="0" w:noVBand="0" w:val="0020"/>
       </w:tblPr>
       <w:tblGrid>
@@ -11028,11 +10453,7 @@
           <w:tblHeader w:val="on"/>
         </w:trPr>
         <w:tc>
-          <w:tcPr>
-            <w:tcBorders>
-              <w:bottom w:val="single" w:sz="8" w:space="0" w:color="000000"/>
-            </w:tcBorders>
-          </w:tcPr>
+          <w:tcPr/>
           <w:p>
             <w:pPr>
               <w:pStyle w:val="Compact"/>
@@ -11063,11 +10484,7 @@
           </w:p>
         </w:tc>
         <w:tc>
-          <w:tcPr>
-            <w:tcBorders>
-              <w:bottom w:val="single" w:sz="8" w:space="0" w:color="000000"/>
-            </w:tcBorders>
-          </w:tcPr>
+          <w:tcPr/>
           <w:p>
             <w:pPr>
               <w:pStyle w:val="Compact"/>
@@ -11083,11 +10500,7 @@
           </w:p>
         </w:tc>
         <w:tc>
-          <w:tcPr>
-            <w:tcBorders>
-              <w:bottom w:val="single" w:sz="8" w:space="0" w:color="000000"/>
-            </w:tcBorders>
-          </w:tcPr>
+          <w:tcPr/>
           <w:p>
             <w:pPr>
               <w:pStyle w:val="Compact"/>
@@ -11103,11 +10516,7 @@
           </w:p>
         </w:tc>
         <w:tc>
-          <w:tcPr>
-            <w:tcBorders>
-              <w:bottom w:val="single" w:sz="8" w:space="0" w:color="000000"/>
-            </w:tcBorders>
-          </w:tcPr>
+          <w:tcPr/>
           <w:p>
             <w:pPr>
               <w:pStyle w:val="Compact"/>
@@ -11123,11 +10532,7 @@
           </w:p>
         </w:tc>
         <w:tc>
-          <w:tcPr>
-            <w:tcBorders>
-              <w:bottom w:val="single" w:sz="8" w:space="0" w:color="000000"/>
-            </w:tcBorders>
-          </w:tcPr>
+          <w:tcPr/>
           <w:p>
             <w:pPr>
               <w:pStyle w:val="Compact"/>
@@ -11386,14 +10791,6 @@
       <w:tblPr>
         <w:tblStyle w:val="Table"/>
         <w:tblW w:type="auto" w:w="0"/>
-        <w:tblBorders>
-          <w:top w:val="single" w:sz="12" w:space="0" w:color="000000"/>
-          <w:left w:val="none" w:sz="0" w:space="0" w:color="auto"/>
-          <w:bottom w:val="single" w:sz="12" w:space="0" w:color="000000"/>
-          <w:right w:val="none" w:sz="0" w:space="0" w:color="auto"/>
-          <w:insideH w:val="none" w:sz="0" w:space="0" w:color="auto"/>
-          <w:insideV w:val="none" w:sz="0" w:space="0" w:color="auto"/>
-        </w:tblBorders>
         <w:tblLook w:firstRow="1" w:lastRow="0" w:firstColumn="0" w:lastColumn="0" w:noHBand="0" w:noVBand="0" w:val="0020"/>
       </w:tblPr>
       <w:tblGrid>
@@ -11406,11 +10803,7 @@
           <w:tblHeader w:val="on"/>
         </w:trPr>
         <w:tc>
-          <w:tcPr>
-            <w:tcBorders>
-              <w:bottom w:val="single" w:sz="8" w:space="0" w:color="000000"/>
-            </w:tcBorders>
-          </w:tcPr>
+          <w:tcPr/>
           <w:p>
             <w:pPr>
               <w:pStyle w:val="Compact"/>
@@ -11426,11 +10819,7 @@
           </w:p>
         </w:tc>
         <w:tc>
-          <w:tcPr>
-            <w:tcBorders>
-              <w:bottom w:val="single" w:sz="8" w:space="0" w:color="000000"/>
-            </w:tcBorders>
-          </w:tcPr>
+          <w:tcPr/>
           <w:p>
             <w:pPr>
               <w:pStyle w:val="Compact"/>
@@ -11446,11 +10835,7 @@
           </w:p>
         </w:tc>
         <w:tc>
-          <w:tcPr>
-            <w:tcBorders>
-              <w:bottom w:val="single" w:sz="8" w:space="0" w:color="000000"/>
-            </w:tcBorders>
-          </w:tcPr>
+          <w:tcPr/>
           <w:p>
             <w:pPr>
               <w:pStyle w:val="Compact"/>
@@ -11962,14 +11347,6 @@
       <w:tblPr>
         <w:tblStyle w:val="Table"/>
         <w:tblW w:type="auto" w:w="0"/>
-        <w:tblBorders>
-          <w:top w:val="single" w:sz="12" w:space="0" w:color="000000"/>
-          <w:left w:val="none" w:sz="0" w:space="0" w:color="auto"/>
-          <w:bottom w:val="single" w:sz="12" w:space="0" w:color="000000"/>
-          <w:right w:val="none" w:sz="0" w:space="0" w:color="auto"/>
-          <w:insideH w:val="none" w:sz="0" w:space="0" w:color="auto"/>
-          <w:insideV w:val="none" w:sz="0" w:space="0" w:color="auto"/>
-        </w:tblBorders>
         <w:tblLook w:firstRow="1" w:lastRow="0" w:firstColumn="0" w:lastColumn="0" w:noHBand="0" w:noVBand="0" w:val="0020"/>
       </w:tblPr>
       <w:tblGrid>
@@ -11984,11 +11361,7 @@
           <w:tblHeader w:val="on"/>
         </w:trPr>
         <w:tc>
-          <w:tcPr>
-            <w:tcBorders>
-              <w:bottom w:val="single" w:sz="8" w:space="0" w:color="000000"/>
-            </w:tcBorders>
-          </w:tcPr>
+          <w:tcPr/>
           <w:p>
             <w:pPr>
               <w:pStyle w:val="Compact"/>
@@ -12004,11 +11377,7 @@
           </w:p>
         </w:tc>
         <w:tc>
-          <w:tcPr>
-            <w:tcBorders>
-              <w:bottom w:val="single" w:sz="8" w:space="0" w:color="000000"/>
-            </w:tcBorders>
-          </w:tcPr>
+          <w:tcPr/>
           <w:p>
             <w:pPr>
               <w:pStyle w:val="Compact"/>
@@ -12024,11 +11393,7 @@
           </w:p>
         </w:tc>
         <w:tc>
-          <w:tcPr>
-            <w:tcBorders>
-              <w:bottom w:val="single" w:sz="8" w:space="0" w:color="000000"/>
-            </w:tcBorders>
-          </w:tcPr>
+          <w:tcPr/>
           <w:p>
             <w:pPr>
               <w:pStyle w:val="Compact"/>
@@ -12044,11 +11409,7 @@
           </w:p>
         </w:tc>
         <w:tc>
-          <w:tcPr>
-            <w:tcBorders>
-              <w:bottom w:val="single" w:sz="8" w:space="0" w:color="000000"/>
-            </w:tcBorders>
-          </w:tcPr>
+          <w:tcPr/>
           <w:p>
             <w:pPr>
               <w:pStyle w:val="Compact"/>
@@ -12064,11 +11425,7 @@
           </w:p>
         </w:tc>
         <w:tc>
-          <w:tcPr>
-            <w:tcBorders>
-              <w:bottom w:val="single" w:sz="8" w:space="0" w:color="000000"/>
-            </w:tcBorders>
-          </w:tcPr>
+          <w:tcPr/>
           <w:p>
             <w:pPr>
               <w:pStyle w:val="Compact"/>
@@ -12472,14 +11829,6 @@
       <w:tblPr>
         <w:tblStyle w:val="Table"/>
         <w:tblW w:type="auto" w:w="0"/>
-        <w:tblBorders>
-          <w:top w:val="single" w:sz="12" w:space="0" w:color="000000"/>
-          <w:left w:val="none" w:sz="0" w:space="0" w:color="auto"/>
-          <w:bottom w:val="single" w:sz="12" w:space="0" w:color="000000"/>
-          <w:right w:val="none" w:sz="0" w:space="0" w:color="auto"/>
-          <w:insideH w:val="none" w:sz="0" w:space="0" w:color="auto"/>
-          <w:insideV w:val="none" w:sz="0" w:space="0" w:color="auto"/>
-        </w:tblBorders>
         <w:tblLook w:firstRow="1" w:lastRow="0" w:firstColumn="0" w:lastColumn="0" w:noHBand="0" w:noVBand="0" w:val="0020"/>
       </w:tblPr>
       <w:tblGrid>
@@ -12493,11 +11842,7 @@
           <w:tblHeader w:val="on"/>
         </w:trPr>
         <w:tc>
-          <w:tcPr>
-            <w:tcBorders>
-              <w:bottom w:val="single" w:sz="8" w:space="0" w:color="000000"/>
-            </w:tcBorders>
-          </w:tcPr>
+          <w:tcPr/>
           <w:p>
             <w:pPr>
               <w:pStyle w:val="Compact"/>
@@ -12513,11 +11858,7 @@
           </w:p>
         </w:tc>
         <w:tc>
-          <w:tcPr>
-            <w:tcBorders>
-              <w:bottom w:val="single" w:sz="8" w:space="0" w:color="000000"/>
-            </w:tcBorders>
-          </w:tcPr>
+          <w:tcPr/>
           <w:p>
             <w:pPr>
               <w:pStyle w:val="Compact"/>
@@ -12540,11 +11881,7 @@
           </w:p>
         </w:tc>
         <w:tc>
-          <w:tcPr>
-            <w:tcBorders>
-              <w:bottom w:val="single" w:sz="8" w:space="0" w:color="000000"/>
-            </w:tcBorders>
-          </w:tcPr>
+          <w:tcPr/>
           <w:p>
             <w:pPr>
               <w:pStyle w:val="Compact"/>
@@ -12574,11 +11911,7 @@
           </w:p>
         </w:tc>
         <w:tc>
-          <w:tcPr>
-            <w:tcBorders>
-              <w:bottom w:val="single" w:sz="8" w:space="0" w:color="000000"/>
-            </w:tcBorders>
-          </w:tcPr>
+          <w:tcPr/>
           <w:p>
             <w:pPr>
               <w:pStyle w:val="Compact"/>
@@ -13758,46 +13091,6 @@
     </w:p>
     <w:p>
       <w:pPr>
-        <w:spacing w:before="0" w:after="0"/>
-      </w:pPr>
-    </w:p>
-    <w:p>
-      <w:pPr>
-        <w:spacing w:before="0" w:after="0"/>
-      </w:pPr>
-    </w:p>
-    <w:p>
-      <w:pPr>
-        <w:spacing w:before="0" w:after="0"/>
-      </w:pPr>
-    </w:p>
-    <w:p>
-      <w:pPr>
-        <w:spacing w:before="0" w:after="0"/>
-      </w:pPr>
-    </w:p>
-    <w:p>
-      <w:pPr>
-        <w:spacing w:before="0" w:after="0"/>
-      </w:pPr>
-    </w:p>
-    <w:p>
-      <w:pPr>
-        <w:spacing w:before="0" w:after="0"/>
-      </w:pPr>
-    </w:p>
-    <w:p>
-      <w:pPr>
-        <w:spacing w:before="0" w:after="0"/>
-      </w:pPr>
-    </w:p>
-    <w:p>
-      <w:pPr>
-        <w:spacing w:before="0" w:after="0"/>
-      </w:pPr>
-    </w:p>
-    <w:p>
-      <w:pPr>
         <w:spacing w:before="160" w:after="80"/>
       </w:pPr>
       <w:r>
@@ -13915,14 +13208,6 @@
       <w:tblPr>
         <w:tblStyle w:val="Table"/>
         <w:tblW w:type="auto" w:w="0"/>
-        <w:tblBorders>
-          <w:top w:val="single" w:sz="12" w:space="0" w:color="000000"/>
-          <w:left w:val="none" w:sz="0" w:space="0" w:color="auto"/>
-          <w:bottom w:val="single" w:sz="12" w:space="0" w:color="000000"/>
-          <w:right w:val="none" w:sz="0" w:space="0" w:color="auto"/>
-          <w:insideH w:val="none" w:sz="0" w:space="0" w:color="auto"/>
-          <w:insideV w:val="none" w:sz="0" w:space="0" w:color="auto"/>
-        </w:tblBorders>
         <w:tblLook w:firstRow="1" w:lastRow="0" w:firstColumn="0" w:lastColumn="0" w:noHBand="0" w:noVBand="0" w:val="0020"/>
       </w:tblPr>
       <w:tblGrid>
@@ -13935,11 +13220,7 @@
           <w:tblHeader w:val="on"/>
         </w:trPr>
         <w:tc>
-          <w:tcPr>
-            <w:tcBorders>
-              <w:bottom w:val="single" w:sz="8" w:space="0" w:color="000000"/>
-            </w:tcBorders>
-          </w:tcPr>
+          <w:tcPr/>
           <w:p>
             <w:pPr>
               <w:pStyle w:val="Compact"/>
@@ -13955,11 +13236,7 @@
           </w:p>
         </w:tc>
         <w:tc>
-          <w:tcPr>
-            <w:tcBorders>
-              <w:bottom w:val="single" w:sz="8" w:space="0" w:color="000000"/>
-            </w:tcBorders>
-          </w:tcPr>
+          <w:tcPr/>
           <w:p>
             <w:pPr>
               <w:pStyle w:val="Compact"/>
@@ -13975,11 +13252,7 @@
           </w:p>
         </w:tc>
         <w:tc>
-          <w:tcPr>
-            <w:tcBorders>
-              <w:bottom w:val="single" w:sz="8" w:space="0" w:color="000000"/>
-            </w:tcBorders>
-          </w:tcPr>
+          <w:tcPr/>
           <w:p>
             <w:pPr>
               <w:pStyle w:val="Compact"/>
@@ -14719,46 +13992,6 @@
     </w:p>
     <w:p>
       <w:pPr>
-        <w:spacing w:before="0" w:after="0"/>
-      </w:pPr>
-    </w:p>
-    <w:p>
-      <w:pPr>
-        <w:spacing w:before="0" w:after="0"/>
-      </w:pPr>
-    </w:p>
-    <w:p>
-      <w:pPr>
-        <w:spacing w:before="0" w:after="0"/>
-      </w:pPr>
-    </w:p>
-    <w:p>
-      <w:pPr>
-        <w:spacing w:before="0" w:after="0"/>
-      </w:pPr>
-    </w:p>
-    <w:p>
-      <w:pPr>
-        <w:spacing w:before="0" w:after="0"/>
-      </w:pPr>
-    </w:p>
-    <w:p>
-      <w:pPr>
-        <w:spacing w:before="0" w:after="0"/>
-      </w:pPr>
-    </w:p>
-    <w:p>
-      <w:pPr>
-        <w:spacing w:before="0" w:after="0"/>
-      </w:pPr>
-    </w:p>
-    <w:p>
-      <w:pPr>
-        <w:spacing w:before="0" w:after="0"/>
-      </w:pPr>
-    </w:p>
-    <w:p>
-      <w:pPr>
         <w:spacing w:before="160" w:after="80"/>
       </w:pPr>
       <w:r>
@@ -15064,14 +14297,6 @@
       <w:tblPr>
         <w:tblStyle w:val="Table"/>
         <w:tblW w:type="auto" w:w="0"/>
-        <w:tblBorders>
-          <w:top w:val="single" w:sz="12" w:space="0" w:color="000000"/>
-          <w:left w:val="none" w:sz="0" w:space="0" w:color="auto"/>
-          <w:bottom w:val="single" w:sz="12" w:space="0" w:color="000000"/>
-          <w:right w:val="none" w:sz="0" w:space="0" w:color="auto"/>
-          <w:insideH w:val="none" w:sz="0" w:space="0" w:color="auto"/>
-          <w:insideV w:val="none" w:sz="0" w:space="0" w:color="auto"/>
-        </w:tblBorders>
         <w:tblLook w:firstRow="1" w:lastRow="0" w:firstColumn="0" w:lastColumn="0" w:noHBand="0" w:noVBand="0" w:val="0020"/>
       </w:tblPr>
       <w:tblGrid>
@@ -15085,11 +14310,7 @@
           <w:tblHeader w:val="on"/>
         </w:trPr>
         <w:tc>
-          <w:tcPr>
-            <w:tcBorders>
-              <w:bottom w:val="single" w:sz="8" w:space="0" w:color="000000"/>
-            </w:tcBorders>
-          </w:tcPr>
+          <w:tcPr/>
           <w:p>
             <w:pPr>
               <w:pStyle w:val="Compact"/>
@@ -15105,11 +14326,7 @@
           </w:p>
         </w:tc>
         <w:tc>
-          <w:tcPr>
-            <w:tcBorders>
-              <w:bottom w:val="single" w:sz="8" w:space="0" w:color="000000"/>
-            </w:tcBorders>
-          </w:tcPr>
+          <w:tcPr/>
           <w:p>
             <w:pPr>
               <w:pStyle w:val="Compact"/>
@@ -15125,11 +14342,7 @@
           </w:p>
         </w:tc>
         <w:tc>
-          <w:tcPr>
-            <w:tcBorders>
-              <w:bottom w:val="single" w:sz="8" w:space="0" w:color="000000"/>
-            </w:tcBorders>
-          </w:tcPr>
+          <w:tcPr/>
           <w:p>
             <w:pPr>
               <w:pStyle w:val="Compact"/>
@@ -15145,11 +14358,7 @@
           </w:p>
         </w:tc>
         <w:tc>
-          <w:tcPr>
-            <w:tcBorders>
-              <w:bottom w:val="single" w:sz="8" w:space="0" w:color="000000"/>
-            </w:tcBorders>
-          </w:tcPr>
+          <w:tcPr/>
           <w:p>
             <w:pPr>
               <w:pStyle w:val="Compact"/>
@@ -16541,46 +15750,6 @@
     </w:p>
     <w:p>
       <w:pPr>
-        <w:spacing w:before="0" w:after="0"/>
-      </w:pPr>
-    </w:p>
-    <w:p>
-      <w:pPr>
-        <w:spacing w:before="0" w:after="0"/>
-      </w:pPr>
-    </w:p>
-    <w:p>
-      <w:pPr>
-        <w:spacing w:before="0" w:after="0"/>
-      </w:pPr>
-    </w:p>
-    <w:p>
-      <w:pPr>
-        <w:spacing w:before="0" w:after="0"/>
-      </w:pPr>
-    </w:p>
-    <w:p>
-      <w:pPr>
-        <w:spacing w:before="0" w:after="0"/>
-      </w:pPr>
-    </w:p>
-    <w:p>
-      <w:pPr>
-        <w:spacing w:before="0" w:after="0"/>
-      </w:pPr>
-    </w:p>
-    <w:p>
-      <w:pPr>
-        <w:spacing w:before="0" w:after="0"/>
-      </w:pPr>
-    </w:p>
-    <w:p>
-      <w:pPr>
-        <w:spacing w:before="0" w:after="0"/>
-      </w:pPr>
-    </w:p>
-    <w:p>
-      <w:pPr>
         <w:spacing w:before="160" w:after="80"/>
       </w:pPr>
       <w:r>
@@ -16618,35 +15787,6 @@
     <w:p>
       <w:pPr>
         <w:pStyle w:val="FirstParagraph"/>
-      </w:pPr>
-      <w:r>
-        <w:rPr>
-          <w:rFonts w:ascii="Times New Roman" w:hAnsi="Times New Roman" w:eastAsia="Times New Roman" w:cs="Times New Roman"/>
-        </w:rPr>
-        <w:t xml:space="preserve">(13 </w:t>
-      </w:r>
-      <w:r>
-        <w:rPr>
-          <w:rFonts w:hint="eastAsia" w:ascii="Times New Roman" w:hAnsi="Times New Roman" w:eastAsia="FangSong" w:cs="Times New Roman"/>
-        </w:rPr>
-        <w:t>分</w:t>
-      </w:r>
-      <w:r>
-        <w:rPr>
-          <w:rFonts w:hint="eastAsia" w:ascii="Times New Roman" w:hAnsi="Times New Roman" w:eastAsia="Times New Roman" w:cs="Times New Roman"/>
-        </w:rPr>
-        <w:t>)</w:t>
-      </w:r>
-      <w:r>
-        <w:rPr>
-          <w:rFonts w:ascii="Times New Roman" w:hAnsi="Times New Roman" w:eastAsia="Times New Roman" w:cs="Times New Roman"/>
-        </w:rPr>
-        <w:t xml:space="preserve"> &lt;&lt;&lt;</w:t>
-      </w:r>
-    </w:p>
-    <w:p>
-      <w:pPr>
-        <w:pStyle w:val="BodyText"/>
       </w:pPr>
       <w:r>
         <w:rPr>
@@ -17469,21 +16609,6 @@
     </w:p>
     <w:p>
       <w:pPr>
-        <w:spacing w:before="0" w:after="0"/>
-      </w:pPr>
-    </w:p>
-    <w:p>
-      <w:pPr>
-        <w:spacing w:before="0" w:after="0"/>
-      </w:pPr>
-    </w:p>
-    <w:p>
-      <w:pPr>
-        <w:spacing w:before="0" w:after="0"/>
-      </w:pPr>
-    </w:p>
-    <w:p>
-      <w:pPr>
         <w:spacing w:before="160" w:after="80"/>
       </w:pPr>
       <w:r>
@@ -18715,14 +17840,6 @@
       <w:tblPr>
         <w:tblStyle w:val="Table"/>
         <w:tblW w:type="auto" w:w="0"/>
-        <w:tblBorders>
-          <w:top w:val="single" w:sz="12" w:space="0" w:color="000000"/>
-          <w:left w:val="none" w:sz="0" w:space="0" w:color="auto"/>
-          <w:bottom w:val="single" w:sz="12" w:space="0" w:color="000000"/>
-          <w:right w:val="none" w:sz="0" w:space="0" w:color="auto"/>
-          <w:insideH w:val="none" w:sz="0" w:space="0" w:color="auto"/>
-          <w:insideV w:val="none" w:sz="0" w:space="0" w:color="auto"/>
-        </w:tblBorders>
         <w:tblLook w:firstRow="1" w:lastRow="0" w:firstColumn="0" w:lastColumn="0" w:noHBand="0" w:noVBand="0" w:val="0020"/>
       </w:tblPr>
       <w:tblGrid>
@@ -18738,11 +17855,7 @@
           <w:tblHeader w:val="on"/>
         </w:trPr>
         <w:tc>
-          <w:tcPr>
-            <w:tcBorders>
-              <w:bottom w:val="single" w:sz="8" w:space="0" w:color="000000"/>
-            </w:tcBorders>
-          </w:tcPr>
+          <w:tcPr/>
           <w:p>
             <w:pPr>
               <w:pStyle w:val="Compact"/>
@@ -18772,11 +17885,7 @@
           </w:p>
         </w:tc>
         <w:tc>
-          <w:tcPr>
-            <w:tcBorders>
-              <w:bottom w:val="single" w:sz="8" w:space="0" w:color="000000"/>
-            </w:tcBorders>
-          </w:tcPr>
+          <w:tcPr/>
           <w:p>
             <w:pPr>
               <w:pStyle w:val="Compact"/>
@@ -18792,11 +17901,7 @@
           </w:p>
         </w:tc>
         <w:tc>
-          <w:tcPr>
-            <w:tcBorders>
-              <w:bottom w:val="single" w:sz="8" w:space="0" w:color="000000"/>
-            </w:tcBorders>
-          </w:tcPr>
+          <w:tcPr/>
           <w:p>
             <w:pPr>
               <w:pStyle w:val="Compact"/>
@@ -18812,11 +17917,7 @@
           </w:p>
         </w:tc>
         <w:tc>
-          <w:tcPr>
-            <w:tcBorders>
-              <w:bottom w:val="single" w:sz="8" w:space="0" w:color="000000"/>
-            </w:tcBorders>
-          </w:tcPr>
+          <w:tcPr/>
           <w:p>
             <w:pPr>
               <w:pStyle w:val="Compact"/>
@@ -18832,11 +17933,7 @@
           </w:p>
         </w:tc>
         <w:tc>
-          <w:tcPr>
-            <w:tcBorders>
-              <w:bottom w:val="single" w:sz="8" w:space="0" w:color="000000"/>
-            </w:tcBorders>
-          </w:tcPr>
+          <w:tcPr/>
           <w:p>
             <w:pPr>
               <w:pStyle w:val="Compact"/>
@@ -18852,11 +17949,7 @@
           </w:p>
         </w:tc>
         <w:tc>
-          <w:tcPr>
-            <w:tcBorders>
-              <w:bottom w:val="single" w:sz="8" w:space="0" w:color="000000"/>
-            </w:tcBorders>
-          </w:tcPr>
+          <w:tcPr/>
           <w:p>
             <w:pPr>
               <w:pStyle w:val="Compact"/>
@@ -18979,46 +18072,6 @@
     </w:tbl>
     <w:p>
       <w:pPr>
-        <w:spacing w:before="0" w:after="0"/>
-      </w:pPr>
-    </w:p>
-    <w:p>
-      <w:pPr>
-        <w:spacing w:before="0" w:after="0"/>
-      </w:pPr>
-    </w:p>
-    <w:p>
-      <w:pPr>
-        <w:spacing w:before="0" w:after="0"/>
-      </w:pPr>
-    </w:p>
-    <w:p>
-      <w:pPr>
-        <w:spacing w:before="0" w:after="0"/>
-      </w:pPr>
-    </w:p>
-    <w:p>
-      <w:pPr>
-        <w:spacing w:before="0" w:after="0"/>
-      </w:pPr>
-    </w:p>
-    <w:p>
-      <w:pPr>
-        <w:spacing w:before="0" w:after="0"/>
-      </w:pPr>
-    </w:p>
-    <w:p>
-      <w:pPr>
-        <w:spacing w:before="0" w:after="0"/>
-      </w:pPr>
-    </w:p>
-    <w:p>
-      <w:pPr>
-        <w:spacing w:before="0" w:after="0"/>
-      </w:pPr>
-    </w:p>
-    <w:p>
-      <w:pPr>
         <w:spacing w:before="160" w:after="80"/>
       </w:pPr>
       <w:r>
@@ -19032,6 +18085,7 @@
     <w:bookmarkEnd w:id="49"/>
     <w:sectPr>
       <w:footerReference w:type="default" r:id="rId9"/>
+      <w:headerReference w:type="default" r:id="rId10"/>
       <w:footnotePr>
         <w:numRestart w:val="eachSect"/>
       </w:footnotePr>
@@ -19050,32 +18104,90 @@
 <w:ftr xmlns:m="http://schemas.openxmlformats.org/officeDocument/2006/math" xmlns:mc="http://schemas.openxmlformats.org/markup-compatibility/2006" xmlns:mo="http://schemas.microsoft.com/office/mac/office/2008/main" xmlns:mv="urn:schemas-microsoft-com:mac:vml" xmlns:o="urn:schemas-microsoft-com:office:office" xmlns:r="http://schemas.openxmlformats.org/officeDocument/2006/relationships" xmlns:v="urn:schemas-microsoft-com:vml" xmlns:w10="urn:schemas-microsoft-com:office:word" xmlns:w14="http://schemas.microsoft.com/office/word/2010/wordml" xmlns:w="http://schemas.openxmlformats.org/wordprocessingml/2006/main" xmlns:wne="http://schemas.microsoft.com/office/word/2006/wordml" xmlns:wp14="http://schemas.microsoft.com/office/word/2010/wordprocessingDrawing" xmlns:wp="http://schemas.openxmlformats.org/drawingml/2006/wordprocessingDrawing" xmlns:wpc="http://schemas.microsoft.com/office/word/2010/wordprocessingCanvas" xmlns:wpg="http://schemas.microsoft.com/office/word/2010/wordprocessingGroup" xmlns:wpi="http://schemas.microsoft.com/office/word/2010/wordprocessingInk" xmlns:wps="http://schemas.microsoft.com/office/word/2010/wordprocessingShape" mc:Ignorable="w14 wp14">
   <w:p>
     <w:pPr>
-      <w:pStyle w:val="Footer"/>
       <w:jc w:val="center"/>
     </w:pPr>
     <w:r>
       <w:rPr>
-        <w:rFonts w:ascii="Times New Roman" w:hAnsi="Times New Roman" w:eastAsia="Times New Roman" w:cs="Times New Roman"/>
-        <w:b w:val="0"/>
-        <w:sz w:val="20"/>
+        <w:color w:val="000000"/>
+        <w:sz w:val="18"/>
+      </w:rPr>
+      <w:t xml:space="preserve">第 </w:t>
+    </w:r>
+    <w:r>
+      <w:rPr>
+        <w:color w:val="000000"/>
+        <w:sz w:val="18"/>
       </w:rPr>
       <w:fldChar w:fldCharType="begin"/>
     </w:r>
     <w:r>
       <w:rPr>
-        <w:rFonts w:ascii="Times New Roman" w:hAnsi="Times New Roman" w:eastAsia="Times New Roman" w:cs="Times New Roman"/>
-        <w:b w:val="0"/>
-        <w:sz w:val="20"/>
+        <w:sz w:val="18"/>
       </w:rPr>
       <w:instrText xml:space="preserve"> PAGE </w:instrText>
     </w:r>
     <w:r>
       <w:rPr>
-        <w:rFonts w:ascii="Times New Roman" w:hAnsi="Times New Roman" w:eastAsia="Times New Roman" w:cs="Times New Roman"/>
-        <w:b w:val="0"/>
-        <w:sz w:val="20"/>
+        <w:sz w:val="18"/>
+      </w:rPr>
+      <w:fldChar w:fldCharType="separate"/>
+    </w:r>
+    <w:r>
+      <w:rPr>
+        <w:sz w:val="18"/>
+      </w:rPr>
+      <w:t>1</w:t>
+    </w:r>
+    <w:r>
+      <w:rPr>
+        <w:sz w:val="18"/>
       </w:rPr>
       <w:fldChar w:fldCharType="end"/>
+    </w:r>
+    <w:r>
+      <w:rPr>
+        <w:color w:val="000000"/>
+        <w:sz w:val="18"/>
+      </w:rPr>
+      <w:t xml:space="preserve"> 页 / 共 </w:t>
+    </w:r>
+    <w:r>
+      <w:rPr>
+        <w:color w:val="000000"/>
+        <w:sz w:val="18"/>
+      </w:rPr>
+      <w:fldChar w:fldCharType="begin"/>
+    </w:r>
+    <w:r>
+      <w:rPr>
+        <w:sz w:val="18"/>
+      </w:rPr>
+      <w:instrText xml:space="preserve"> NUMPAGES </w:instrText>
+    </w:r>
+    <w:r>
+      <w:rPr>
+        <w:sz w:val="18"/>
+      </w:rPr>
+      <w:fldChar w:fldCharType="separate"/>
+    </w:r>
+    <w:r>
+      <w:rPr>
+        <w:sz w:val="18"/>
+      </w:rPr>
+      <w:t>1</w:t>
+    </w:r>
+    <w:r>
+      <w:rPr>
+        <w:sz w:val="18"/>
+      </w:rPr>
+      <w:fldChar w:fldCharType="end"/>
+    </w:r>
+    <w:r>
+      <w:rPr>
+        <w:color w:val="000000"/>
+        <w:sz w:val="18"/>
+      </w:rPr>
+      <w:t xml:space="preserve"> 页</w:t>
     </w:r>
   </w:p>
 </w:ftr>
@@ -19098,6 +18210,26 @@
     </w:p>
   </w:footnote>
 </w:footnotes>
+</file>
+
+<file path=word/header1.xml><?xml version="1.0" encoding="utf-8"?>
+<w:hdr xmlns:m="http://schemas.openxmlformats.org/officeDocument/2006/math" xmlns:mc="http://schemas.openxmlformats.org/markup-compatibility/2006" xmlns:mo="http://schemas.microsoft.com/office/mac/office/2008/main" xmlns:mv="urn:schemas-microsoft-com:mac:vml" xmlns:o="urn:schemas-microsoft-com:office:office" xmlns:r="http://schemas.openxmlformats.org/officeDocument/2006/relationships" xmlns:v="urn:schemas-microsoft-com:vml" xmlns:w10="urn:schemas-microsoft-com:office:word" xmlns:w14="http://schemas.microsoft.com/office/word/2010/wordml" xmlns:w="http://schemas.openxmlformats.org/wordprocessingml/2006/main" xmlns:wne="http://schemas.microsoft.com/office/word/2006/wordml" xmlns:wp14="http://schemas.microsoft.com/office/word/2010/wordprocessingDrawing" xmlns:wp="http://schemas.openxmlformats.org/drawingml/2006/wordprocessingDrawing" xmlns:wpc="http://schemas.microsoft.com/office/word/2010/wordprocessingCanvas" xmlns:wpg="http://schemas.microsoft.com/office/word/2010/wordprocessingGroup" xmlns:wpi="http://schemas.microsoft.com/office/word/2010/wordprocessingInk" xmlns:wps="http://schemas.microsoft.com/office/word/2010/wordprocessingShape" mc:Ignorable="w14 wp14">
+  <w:p>
+    <w:pPr>
+      <w:jc w:val="right"/>
+      <w:pBdr>
+        <w:bottom w:val="single" w:sz="4" w:space="2" w:color="000000"/>
+      </w:pBdr>
+    </w:pPr>
+    <w:r>
+      <w:rPr>
+        <w:color w:val="000000"/>
+        <w:sz w:val="18"/>
+      </w:rPr>
+      <w:t>第一轮综合卷07（学生版）</w:t>
+    </w:r>
+  </w:p>
+</w:hdr>
 </file>
 
 <file path=word/numbering.xml><?xml version="1.0" encoding="utf-8"?>
@@ -19809,7 +18941,7 @@
     <ns0:rPr>
       <ns0:rFonts ns0:ascii="Times New Roman" ns0:cs="Times New Roman" ns0:eastAsia="SimHei" ns0:hAnsi="Times New Roman"/>
       <ns0:b/>
-      <ns0:color ns0:val="000000"/>
+      <ns0:color ns0:val="17324D"/>
       <ns0:sz ns0:val="44"/>
       <ns0:szCs ns0:val="56"/>
     </ns0:rPr>
@@ -19951,7 +19083,7 @@
     <ns0:rPr>
       <ns0:rFonts ns0:ascii="Times New Roman" ns0:cs="Times New Roman" ns0:eastAsia="SimHei" ns0:hAnsi="Times New Roman"/>
       <ns0:b/>
-      <ns0:color ns0:val="000000"/>
+      <ns0:color ns0:val="17324D"/>
       <ns0:sz ns0:val="32"/>
       <ns0:szCs ns0:val="40"/>
     </ns0:rPr>
@@ -19975,7 +19107,7 @@
     <ns0:rPr>
       <ns0:rFonts ns0:ascii="Times New Roman" ns0:cs="Times New Roman" ns0:eastAsia="SimHei" ns0:hAnsi="Times New Roman"/>
       <ns0:b/>
-      <ns0:color ns0:val="000000"/>
+      <ns0:color ns0:val="17324D"/>
       <ns0:sz ns0:val="28"/>
       <ns0:szCs ns0:val="32"/>
     </ns0:rPr>
@@ -19999,7 +19131,7 @@
     <ns0:rPr>
       <ns0:rFonts ns0:ascii="Times New Roman" ns0:cs="Times New Roman" ns0:eastAsia="SimHei" ns0:hAnsi="Times New Roman"/>
       <ns0:b/>
-      <ns0:color ns0:val="000000"/>
+      <ns0:color ns0:val="17324D"/>
       <ns0:sz ns0:val="25"/>
       <ns0:szCs ns0:val="28"/>
     </ns0:rPr>
@@ -20475,7 +19607,7 @@
     <w:rPr>
       <w:rFonts w:ascii="Times New Roman" w:hAnsi="Times New Roman" w:eastAsia="FangSong" w:cs="Times New Roman"/>
       <w:b/>
-      <w:color w:val="007020"/>
+      <w:color w:val="000000"/>
     </w:rPr>
   </w:style>
   <w:style w:type="character" w:customStyle="1" w:styleId="DataTypeTok">
@@ -20483,7 +19615,7 @@
     <w:basedOn w:val="VerbatimChar"/>
     <w:rPr>
       <w:rFonts w:ascii="Times New Roman" w:hAnsi="Times New Roman" w:eastAsia="FangSong" w:cs="Times New Roman"/>
-      <w:color w:val="902000"/>
+      <w:color w:val="000000"/>
     </w:rPr>
   </w:style>
   <w:style w:type="character" w:customStyle="1" w:styleId="DecValTok">
@@ -20491,7 +19623,7 @@
     <w:basedOn w:val="VerbatimChar"/>
     <w:rPr>
       <w:rFonts w:ascii="Times New Roman" w:hAnsi="Times New Roman" w:eastAsia="FangSong" w:cs="Times New Roman"/>
-      <w:color w:val="40a070"/>
+      <w:color w:val="000000"/>
     </w:rPr>
   </w:style>
   <w:style w:type="character" w:customStyle="1" w:styleId="BaseNTok">
@@ -20499,7 +19631,7 @@
     <w:basedOn w:val="VerbatimChar"/>
     <w:rPr>
       <w:rFonts w:ascii="Times New Roman" w:hAnsi="Times New Roman" w:eastAsia="FangSong" w:cs="Times New Roman"/>
-      <w:color w:val="40a070"/>
+      <w:color w:val="000000"/>
     </w:rPr>
   </w:style>
   <w:style w:type="character" w:customStyle="1" w:styleId="FloatTok">
@@ -20507,7 +19639,7 @@
     <w:basedOn w:val="VerbatimChar"/>
     <w:rPr>
       <w:rFonts w:ascii="Times New Roman" w:hAnsi="Times New Roman" w:eastAsia="FangSong" w:cs="Times New Roman"/>
-      <w:color w:val="40a070"/>
+      <w:color w:val="000000"/>
     </w:rPr>
   </w:style>
   <w:style w:type="character" w:customStyle="1" w:styleId="ConstantTok">
@@ -20515,7 +19647,7 @@
     <w:basedOn w:val="VerbatimChar"/>
     <w:rPr>
       <w:rFonts w:ascii="Times New Roman" w:hAnsi="Times New Roman" w:eastAsia="FangSong" w:cs="Times New Roman"/>
-      <w:color w:val="880000"/>
+      <w:color w:val="000000"/>
     </w:rPr>
   </w:style>
   <w:style w:type="character" w:customStyle="1" w:styleId="CharTok">
@@ -20523,7 +19655,7 @@
     <w:basedOn w:val="VerbatimChar"/>
     <w:rPr>
       <w:rFonts w:ascii="Times New Roman" w:hAnsi="Times New Roman" w:eastAsia="FangSong" w:cs="Times New Roman"/>
-      <w:color w:val="4070a0"/>
+      <w:color w:val="000000"/>
     </w:rPr>
   </w:style>
   <w:style w:type="character" w:customStyle="1" w:styleId="SpecialCharTok">
@@ -20531,7 +19663,7 @@
     <w:basedOn w:val="VerbatimChar"/>
     <w:rPr>
       <w:rFonts w:ascii="Times New Roman" w:hAnsi="Times New Roman" w:eastAsia="FangSong" w:cs="Times New Roman"/>
-      <w:color w:val="4070a0"/>
+      <w:color w:val="000000"/>
     </w:rPr>
   </w:style>
   <w:style w:type="character" w:customStyle="1" w:styleId="StringTok">
@@ -20539,7 +19671,7 @@
     <w:basedOn w:val="VerbatimChar"/>
     <w:rPr>
       <w:rFonts w:ascii="Times New Roman" w:hAnsi="Times New Roman" w:eastAsia="FangSong" w:cs="Times New Roman"/>
-      <w:color w:val="4070a0"/>
+      <w:color w:val="000000"/>
     </w:rPr>
   </w:style>
   <w:style w:type="character" w:customStyle="1" w:styleId="VerbatimStringTok">
@@ -20547,7 +19679,7 @@
     <w:basedOn w:val="VerbatimChar"/>
     <w:rPr>
       <w:rFonts w:ascii="Times New Roman" w:hAnsi="Times New Roman" w:eastAsia="FangSong" w:cs="Times New Roman"/>
-      <w:color w:val="4070a0"/>
+      <w:color w:val="000000"/>
     </w:rPr>
   </w:style>
   <w:style w:type="character" w:customStyle="1" w:styleId="SpecialStringTok">
@@ -20555,7 +19687,7 @@
     <w:basedOn w:val="VerbatimChar"/>
     <w:rPr>
       <w:rFonts w:ascii="Times New Roman" w:hAnsi="Times New Roman" w:eastAsia="FangSong" w:cs="Times New Roman"/>
-      <w:color w:val="bb6688"/>
+      <w:color w:val="000000"/>
     </w:rPr>
   </w:style>
   <w:style w:type="character" w:customStyle="1" w:styleId="ImportTok">
@@ -20564,7 +19696,7 @@
     <w:rPr>
       <w:rFonts w:ascii="Times New Roman" w:hAnsi="Times New Roman" w:eastAsia="FangSong" w:cs="Times New Roman"/>
       <w:b/>
-      <w:color w:val="008000"/>
+      <w:color w:val="000000"/>
     </w:rPr>
   </w:style>
   <w:style w:type="character" w:customStyle="1" w:styleId="CommentTok">
@@ -20573,7 +19705,7 @@
     <w:rPr>
       <w:rFonts w:ascii="Times New Roman" w:hAnsi="Times New Roman" w:eastAsia="FangSong" w:cs="Times New Roman"/>
       <w:i/>
-      <w:color w:val="60a0b0"/>
+      <w:color w:val="000000"/>
     </w:rPr>
   </w:style>
   <w:style w:type="character" w:customStyle="1" w:styleId="DocumentationTok">
@@ -20582,7 +19714,7 @@
     <w:rPr>
       <w:rFonts w:ascii="Times New Roman" w:hAnsi="Times New Roman" w:eastAsia="FangSong" w:cs="Times New Roman"/>
       <w:i/>
-      <w:color w:val="ba2121"/>
+      <w:color w:val="000000"/>
     </w:rPr>
   </w:style>
   <w:style w:type="character" w:customStyle="1" w:styleId="AnnotationTok">
@@ -20592,7 +19724,7 @@
       <w:rFonts w:ascii="Times New Roman" w:hAnsi="Times New Roman" w:eastAsia="FangSong" w:cs="Times New Roman"/>
       <w:b/>
       <w:i/>
-      <w:color w:val="60a0b0"/>
+      <w:color w:val="000000"/>
     </w:rPr>
   </w:style>
   <w:style w:type="character" w:customStyle="1" w:styleId="CommentVarTok">
@@ -20602,7 +19734,7 @@
       <w:rFonts w:ascii="Times New Roman" w:hAnsi="Times New Roman" w:eastAsia="FangSong" w:cs="Times New Roman"/>
       <w:b/>
       <w:i/>
-      <w:color w:val="60a0b0"/>
+      <w:color w:val="000000"/>
     </w:rPr>
   </w:style>
   <w:style w:type="character" w:customStyle="1" w:styleId="OtherTok">
@@ -20610,7 +19742,7 @@
     <w:basedOn w:val="VerbatimChar"/>
     <w:rPr>
       <w:rFonts w:ascii="Times New Roman" w:hAnsi="Times New Roman" w:eastAsia="FangSong" w:cs="Times New Roman"/>
-      <w:color w:val="007020"/>
+      <w:color w:val="000000"/>
     </w:rPr>
   </w:style>
   <w:style w:type="character" w:customStyle="1" w:styleId="FunctionTok">
@@ -20618,7 +19750,7 @@
     <w:basedOn w:val="VerbatimChar"/>
     <w:rPr>
       <w:rFonts w:ascii="Times New Roman" w:hAnsi="Times New Roman" w:eastAsia="FangSong" w:cs="Times New Roman"/>
-      <w:color w:val="06287e"/>
+      <w:color w:val="000000"/>
     </w:rPr>
   </w:style>
   <w:style w:type="character" w:customStyle="1" w:styleId="VariableTok">
@@ -20626,7 +19758,7 @@
     <w:basedOn w:val="VerbatimChar"/>
     <w:rPr>
       <w:rFonts w:ascii="Times New Roman" w:hAnsi="Times New Roman" w:eastAsia="FangSong" w:cs="Times New Roman"/>
-      <w:color w:val="19177c"/>
+      <w:color w:val="000000"/>
     </w:rPr>
   </w:style>
   <w:style w:type="character" w:customStyle="1" w:styleId="ControlFlowTok">
@@ -20635,7 +19767,7 @@
     <w:rPr>
       <w:rFonts w:ascii="Times New Roman" w:hAnsi="Times New Roman" w:eastAsia="FangSong" w:cs="Times New Roman"/>
       <w:b/>
-      <w:color w:val="007020"/>
+      <w:color w:val="000000"/>
     </w:rPr>
   </w:style>
   <w:style w:type="character" w:customStyle="1" w:styleId="OperatorTok">
@@ -20643,7 +19775,7 @@
     <w:basedOn w:val="VerbatimChar"/>
     <w:rPr>
       <w:rFonts w:ascii="Times New Roman" w:hAnsi="Times New Roman" w:eastAsia="FangSong" w:cs="Times New Roman"/>
-      <w:color w:val="666666"/>
+      <w:color w:val="000000"/>
     </w:rPr>
   </w:style>
   <w:style w:type="character" w:customStyle="1" w:styleId="BuiltInTok">
@@ -20651,7 +19783,7 @@
     <w:basedOn w:val="VerbatimChar"/>
     <w:rPr>
       <w:rFonts w:ascii="Times New Roman" w:hAnsi="Times New Roman" w:eastAsia="FangSong" w:cs="Times New Roman"/>
-      <w:color w:val="008000"/>
+      <w:color w:val="000000"/>
     </w:rPr>
   </w:style>
   <w:style w:type="character" w:customStyle="1" w:styleId="ExtensionTok">
@@ -20666,7 +19798,7 @@
     <w:basedOn w:val="VerbatimChar"/>
     <w:rPr>
       <w:rFonts w:ascii="Times New Roman" w:hAnsi="Times New Roman" w:eastAsia="FangSong" w:cs="Times New Roman"/>
-      <w:color w:val="bc7a00"/>
+      <w:color w:val="000000"/>
     </w:rPr>
   </w:style>
   <w:style w:type="character" w:customStyle="1" w:styleId="AttributeTok">
@@ -20674,7 +19806,7 @@
     <w:basedOn w:val="VerbatimChar"/>
     <w:rPr>
       <w:rFonts w:ascii="Times New Roman" w:hAnsi="Times New Roman" w:eastAsia="FangSong" w:cs="Times New Roman"/>
-      <w:color w:val="7d9029"/>
+      <w:color w:val="000000"/>
     </w:rPr>
   </w:style>
   <w:style w:type="character" w:customStyle="1" w:styleId="RegionMarkerTok">
@@ -20691,7 +19823,7 @@
       <w:rFonts w:ascii="Times New Roman" w:hAnsi="Times New Roman" w:eastAsia="FangSong" w:cs="Times New Roman"/>
       <w:b/>
       <w:i/>
-      <w:color w:val="60a0b0"/>
+      <w:color w:val="000000"/>
     </w:rPr>
   </w:style>
   <w:style w:type="character" w:customStyle="1" w:styleId="WarningTok">
@@ -20701,7 +19833,7 @@
       <w:rFonts w:ascii="Times New Roman" w:hAnsi="Times New Roman" w:eastAsia="FangSong" w:cs="Times New Roman"/>
       <w:b/>
       <w:i/>
-      <w:color w:val="60a0b0"/>
+      <w:color w:val="000000"/>
     </w:rPr>
   </w:style>
   <w:style w:type="character" w:customStyle="1" w:styleId="AlertTok">
@@ -20710,7 +19842,7 @@
     <w:rPr>
       <w:rFonts w:ascii="Times New Roman" w:hAnsi="Times New Roman" w:eastAsia="FangSong" w:cs="Times New Roman"/>
       <w:b/>
-      <w:color w:val="ff0000"/>
+      <w:color w:val="000000"/>
     </w:rPr>
   </w:style>
   <w:style w:type="character" w:customStyle="1" w:styleId="ErrorTok">
@@ -20719,7 +19851,7 @@
     <w:rPr>
       <w:rFonts w:ascii="Times New Roman" w:hAnsi="Times New Roman" w:eastAsia="FangSong" w:cs="Times New Roman"/>
       <w:b/>
-      <w:color w:val="ff0000"/>
+      <w:color w:val="000000"/>
     </w:rPr>
   </w:style>
   <w:style w:type="character" w:customStyle="1" w:styleId="NormalTok">

--- a/00-首页/题组Word/第一轮·综合套卷/第一轮综合卷07（学生版-打印版）.docx
+++ b/00-首页/题组Word/第一轮·综合套卷/第一轮综合卷07（学生版-打印版）.docx
@@ -43,6 +43,60 @@
     </w:p>
     <w:p>
       <w:pPr>
+        <w:pStyle w:val="BlockText"/>
+        <w:ind w:firstLine="420"/>
+      </w:pPr>
+      <w:r>
+        <w:rPr>
+          <w:rFonts w:hint="eastAsia" w:ascii="Times New Roman" w:hAnsi="Times New Roman" w:eastAsia="FangSong" w:cs="Times New Roman"/>
+        </w:rPr>
+        <w:t xml:space="preserve">共</w:t>
+      </w:r>
+      <w:r>
+        <w:rPr>
+          <w:rFonts w:ascii="Times New Roman" w:hAnsi="Times New Roman" w:eastAsia="Times New Roman" w:cs="Times New Roman"/>
+        </w:rPr>
+        <w:t xml:space="preserve"> 26 </w:t>
+      </w:r>
+      <w:r>
+        <w:rPr>
+          <w:rFonts w:hint="eastAsia" w:ascii="Times New Roman" w:hAnsi="Times New Roman" w:eastAsia="FangSong" w:cs="Times New Roman"/>
+        </w:rPr>
+        <w:t>题</w:t>
+      </w:r>
+      <w:r>
+        <w:rPr>
+          <w:rFonts w:hint="eastAsia" w:ascii="Times New Roman" w:hAnsi="Times New Roman" w:eastAsia="Times New Roman" w:cs="Times New Roman"/>
+        </w:rPr>
+        <w:t>。</w:t>
+      </w:r>
+      <w:r>
+        <w:rPr>
+          <w:rFonts w:hint="eastAsia" w:ascii="Times New Roman" w:hAnsi="Times New Roman" w:eastAsia="FangSong" w:cs="Times New Roman"/>
+        </w:rPr>
+        <w:t>建议先独立完成</w:t>
+      </w:r>
+      <w:r>
+        <w:rPr>
+          <w:rFonts w:hint="eastAsia" w:ascii="Times New Roman" w:hAnsi="Times New Roman" w:eastAsia="Times New Roman" w:cs="Times New Roman"/>
+        </w:rPr>
+        <w:t>，</w:t>
+      </w:r>
+      <w:r>
+        <w:rPr>
+          <w:rFonts w:hint="eastAsia" w:ascii="Times New Roman" w:hAnsi="Times New Roman" w:eastAsia="FangSong" w:cs="Times New Roman"/>
+        </w:rPr>
+        <w:t>再核对答案</w:t>
+      </w:r>
+      <w:r>
+        <w:rPr>
+          <w:rFonts w:hint="eastAsia" w:ascii="Times New Roman" w:hAnsi="Times New Roman" w:eastAsia="Times New Roman" w:cs="Times New Roman"/>
+        </w:rPr>
+        <w:t>。</w:t>
+      </w:r>
+    </w:p>
+    <w:p>
+      <w:pPr>
         <w:spacing w:before="160" w:after="80"/>
       </w:pPr>
       <w:r>
@@ -93,6 +147,7 @@
     <w:p>
       <w:pPr>
         <w:pStyle w:val="FirstParagraph"/>
+        <w:ind w:firstLine="420"/>
       </w:pPr>
       <w:r>
         <w:rPr>
@@ -182,7 +237,7 @@
         <w:rPr>
           <w:rFonts w:ascii="Times New Roman" w:hAnsi="Times New Roman" w:eastAsia="Times New Roman" w:cs="Times New Roman"/>
         </w:rPr>
-        <w:t xml:space="preserve">A.</w:t>
+        <w:t xml:space="preserve">- A.</w:t>
       </w:r>
       <w:r>
         <w:rPr>
@@ -214,7 +269,7 @@
         <w:rPr>
           <w:rFonts w:ascii="Times New Roman" w:hAnsi="Times New Roman" w:eastAsia="Times New Roman" w:cs="Times New Roman"/>
         </w:rPr>
-        <w:t xml:space="preserve">B.</w:t>
+        <w:t xml:space="preserve">- B.</w:t>
       </w:r>
       <w:r>
         <w:rPr>
@@ -249,7 +304,7 @@
         <w:rPr>
           <w:rFonts w:ascii="Times New Roman" w:hAnsi="Times New Roman" w:eastAsia="Times New Roman" w:cs="Times New Roman"/>
         </w:rPr>
-        <w:t xml:space="preserve">C.</w:t>
+        <w:t xml:space="preserve">- C.</w:t>
       </w:r>
       <w:r>
         <w:rPr>
@@ -284,7 +339,7 @@
         <w:rPr>
           <w:rFonts w:ascii="Times New Roman" w:hAnsi="Times New Roman" w:eastAsia="Times New Roman" w:cs="Times New Roman"/>
         </w:rPr>
-        <w:t xml:space="preserve">D.</w:t>
+        <w:t xml:space="preserve">- D.</w:t>
       </w:r>
       <w:r>
         <w:rPr>
@@ -323,6 +378,16 @@
         </w:pict>
       </w:r>
     </w:p>
+    <w:p>
+      <w:pPr>
+        <w:spacing w:before="160" w:after="80"/>
+      </w:pPr>
+      <w:r>
+        <w:pict>
+          <v:rect style="width:0;height:1.5pt" o:hralign="center" o:hrstd="t" o:hr="t"/>
+        </w:pict>
+      </w:r>
+    </w:p>
     <w:bookmarkEnd w:id="9"/>
     <w:bookmarkStart w:id="10" w:name="第2题"/>
     <w:p>
@@ -352,6 +417,7 @@
     <w:p>
       <w:pPr>
         <w:pStyle w:val="FirstParagraph"/>
+        <w:ind w:firstLine="420"/>
       </w:pPr>
       <w:r>
         <w:rPr>
@@ -393,7 +459,7 @@
         <w:rPr>
           <w:rFonts w:ascii="Times New Roman" w:hAnsi="Times New Roman" w:eastAsia="Times New Roman" w:cs="Times New Roman"/>
         </w:rPr>
-        <w:t>A. PF</w:t>
+        <w:t>- A. PF</w:t>
       </w:r>
       <w:r>
         <w:rPr>
@@ -406,7 +472,13 @@
         <w:rPr>
           <w:rFonts w:ascii="Times New Roman" w:hAnsi="Times New Roman" w:eastAsia="Times New Roman" w:cs="Times New Roman"/>
         </w:rPr>
-        <w:t xml:space="preserve"> B. BF</w:t>
+        <w:t xml:space="preserve"> </w:t>
+      </w:r>
+      <w:r>
+        <w:rPr>
+          <w:rFonts w:ascii="Times New Roman" w:hAnsi="Times New Roman" w:eastAsia="Times New Roman" w:cs="Times New Roman"/>
+        </w:rPr>
+        <w:t>- B. BF</w:t>
       </w:r>
       <w:r>
         <w:rPr>
@@ -419,7 +491,13 @@
         <w:rPr>
           <w:rFonts w:ascii="Times New Roman" w:hAnsi="Times New Roman" w:eastAsia="Times New Roman" w:cs="Times New Roman"/>
         </w:rPr>
-        <w:t xml:space="preserve"> C. IF</w:t>
+        <w:t xml:space="preserve"> </w:t>
+      </w:r>
+      <w:r>
+        <w:rPr>
+          <w:rFonts w:ascii="Times New Roman" w:hAnsi="Times New Roman" w:eastAsia="Times New Roman" w:cs="Times New Roman"/>
+        </w:rPr>
+        <w:t>- C. IF</w:t>
       </w:r>
       <w:r>
         <w:rPr>
@@ -432,7 +510,13 @@
         <w:rPr>
           <w:rFonts w:ascii="Times New Roman" w:hAnsi="Times New Roman" w:eastAsia="Times New Roman" w:cs="Times New Roman"/>
         </w:rPr>
-        <w:t xml:space="preserve"> D. XeF</w:t>
+        <w:t xml:space="preserve"> </w:t>
+      </w:r>
+      <w:r>
+        <w:rPr>
+          <w:rFonts w:ascii="Times New Roman" w:hAnsi="Times New Roman" w:eastAsia="Times New Roman" w:cs="Times New Roman"/>
+        </w:rPr>
+        <w:t>- D. XeF</w:t>
       </w:r>
       <w:r>
         <w:rPr>
@@ -440,6 +524,16 @@
           <w:vertAlign w:val="subscript"/>
         </w:rPr>
         <w:t>4</w:t>
+      </w:r>
+    </w:p>
+    <w:p>
+      <w:pPr>
+        <w:spacing w:before="160" w:after="80"/>
+      </w:pPr>
+      <w:r>
+        <w:pict>
+          <v:rect style="width:0;height:1.5pt" o:hralign="center" o:hrstd="t" o:hr="t"/>
+        </w:pict>
       </w:r>
     </w:p>
     <w:p>
@@ -481,6 +575,7 @@
     <w:p>
       <w:pPr>
         <w:pStyle w:val="FirstParagraph"/>
+        <w:ind w:firstLine="420"/>
       </w:pPr>
       <m:oMath>
         <m:sSub>
@@ -545,7 +640,23 @@
         <w:rPr>
           <w:rFonts w:hint="eastAsia" w:ascii="Times New Roman" w:hAnsi="Times New Roman" w:eastAsia="Times New Roman" w:cs="Times New Roman"/>
         </w:rPr>
-        <w:t>（）A.</w:t>
+        <w:t xml:space="preserve">（）</w:t>
+      </w:r>
+    </w:p>
+    <w:p>
+      <w:pPr>
+        <w:pStyle w:val="Compact"/>
+        <w:numPr>
+          <w:ilvl w:val="0"/>
+          <w:numId w:val="1001"/>
+        </w:numPr>
+        <w:ind w:firstLine="420"/>
+      </w:pPr>
+      <w:r>
+        <w:rPr>
+          <w:rFonts w:hint="eastAsia" w:ascii="Times New Roman" w:hAnsi="Times New Roman" w:eastAsia="Times New Roman" w:cs="Times New Roman"/>
+        </w:rPr>
+        <w:t>A.</w:t>
       </w:r>
       <w:r>
         <w:rPr>
@@ -589,12 +700,16 @@
         </w:rPr>
         <w:t>轨道</w:t>
       </w:r>
-      <w:r>
-        <w:rPr>
-          <w:rFonts w:ascii="Times New Roman" w:hAnsi="Times New Roman" w:eastAsia="Times New Roman" w:cs="Times New Roman"/>
-        </w:rPr>
-        <w:t xml:space="preserve"> </w:t>
-      </w:r>
+    </w:p>
+    <w:p>
+      <w:pPr>
+        <w:pStyle w:val="Compact"/>
+        <w:numPr>
+          <w:ilvl w:val="0"/>
+          <w:numId w:val="1001"/>
+        </w:numPr>
+        <w:ind w:firstLine="420"/>
+      </w:pPr>
       <w:r>
         <w:rPr>
           <w:rFonts w:hint="eastAsia" w:ascii="Times New Roman" w:hAnsi="Times New Roman" w:eastAsia="Times New Roman" w:cs="Times New Roman"/>
@@ -648,13 +763,23 @@
         <w:rPr>
           <w:rFonts w:hint="eastAsia" w:ascii="Times New Roman" w:hAnsi="Times New Roman" w:eastAsia="FangSong" w:cs="Times New Roman"/>
         </w:rPr>
-        <w:t>轨道</w:t>
-      </w:r>
-      <w:r>
-        <w:rPr>
-          <w:rFonts w:hint="eastAsia" w:ascii="Times New Roman" w:hAnsi="Times New Roman" w:eastAsia="Times New Roman" w:cs="Times New Roman"/>
-        </w:rPr>
-        <w:t>C.</w:t>
+        <w:t xml:space="preserve">轨道</w:t>
+      </w:r>
+    </w:p>
+    <w:p>
+      <w:pPr>
+        <w:pStyle w:val="Compact"/>
+        <w:numPr>
+          <w:ilvl w:val="0"/>
+          <w:numId w:val="1001"/>
+        </w:numPr>
+        <w:ind w:firstLine="420"/>
+      </w:pPr>
+      <w:r>
+        <w:rPr>
+          <w:rFonts w:ascii="Times New Roman" w:hAnsi="Times New Roman" w:eastAsia="Times New Roman" w:cs="Times New Roman"/>
+        </w:rPr>
+        <w:t xml:space="preserve">C.</w:t>
       </w:r>
       <w:r>
         <w:rPr>
@@ -732,12 +857,16 @@
         </w:rPr>
         <w:t xml:space="preserve">轨道</w:t>
       </w:r>
-      <w:r>
-        <w:rPr>
-          <w:rFonts w:ascii="Times New Roman" w:hAnsi="Times New Roman" w:eastAsia="Times New Roman" w:cs="Times New Roman"/>
-        </w:rPr>
-        <w:t xml:space="preserve"> </w:t>
-      </w:r>
+    </w:p>
+    <w:p>
+      <w:pPr>
+        <w:pStyle w:val="Compact"/>
+        <w:numPr>
+          <w:ilvl w:val="0"/>
+          <w:numId w:val="1001"/>
+        </w:numPr>
+        <w:ind w:firstLine="420"/>
+      </w:pPr>
       <w:r>
         <w:rPr>
           <w:rFonts w:hint="eastAsia" w:ascii="Times New Roman" w:hAnsi="Times New Roman" w:eastAsia="Times New Roman" w:cs="Times New Roman"/>
@@ -804,6 +933,16 @@
         </w:pict>
       </w:r>
     </w:p>
+    <w:p>
+      <w:pPr>
+        <w:spacing w:before="160" w:after="80"/>
+      </w:pPr>
+      <w:r>
+        <w:pict>
+          <v:rect style="width:0;height:1.5pt" o:hralign="center" o:hrstd="t" o:hr="t"/>
+        </w:pict>
+      </w:r>
+    </w:p>
     <w:bookmarkEnd w:id="11"/>
     <w:bookmarkStart w:id="12" w:name="第4题"/>
     <w:p>
@@ -833,6 +972,7 @@
     <w:p>
       <w:pPr>
         <w:pStyle w:val="FirstParagraph"/>
+        <w:ind w:firstLine="420"/>
       </w:pPr>
       <w:r>
         <w:rPr>
@@ -920,7 +1060,7 @@
         <w:rPr>
           <w:rFonts w:ascii="Times New Roman" w:hAnsi="Times New Roman" w:eastAsia="Times New Roman" w:cs="Times New Roman"/>
         </w:rPr>
-        <w:t xml:space="preserve">A.</w:t>
+        <w:t xml:space="preserve">- A.</w:t>
       </w:r>
       <w:r>
         <w:rPr>
@@ -984,7 +1124,7 @@
         <w:rPr>
           <w:rFonts w:ascii="Times New Roman" w:hAnsi="Times New Roman" w:eastAsia="Times New Roman" w:cs="Times New Roman"/>
         </w:rPr>
-        <w:t xml:space="preserve">B.</w:t>
+        <w:t xml:space="preserve">- B.</w:t>
       </w:r>
       <w:r>
         <w:rPr>
@@ -1048,7 +1188,7 @@
         <w:rPr>
           <w:rFonts w:ascii="Times New Roman" w:hAnsi="Times New Roman" w:eastAsia="Times New Roman" w:cs="Times New Roman"/>
         </w:rPr>
-        <w:t xml:space="preserve">C.</w:t>
+        <w:t xml:space="preserve">- C.</w:t>
       </w:r>
       <w:r>
         <w:rPr>
@@ -1112,7 +1252,7 @@
         <w:rPr>
           <w:rFonts w:ascii="Times New Roman" w:hAnsi="Times New Roman" w:eastAsia="Times New Roman" w:cs="Times New Roman"/>
         </w:rPr>
-        <w:t xml:space="preserve">D.</w:t>
+        <w:t xml:space="preserve">- D.</w:t>
       </w:r>
       <w:r>
         <w:rPr>
@@ -1183,6 +1323,16 @@
         </w:pict>
       </w:r>
     </w:p>
+    <w:p>
+      <w:pPr>
+        <w:spacing w:before="160" w:after="80"/>
+      </w:pPr>
+      <w:r>
+        <w:pict>
+          <v:rect style="width:0;height:1.5pt" o:hralign="center" o:hrstd="t" o:hr="t"/>
+        </w:pict>
+      </w:r>
+    </w:p>
     <w:bookmarkEnd w:id="12"/>
     <w:bookmarkStart w:id="13" w:name="第5题"/>
     <w:p>
@@ -1211,14 +1361,12 @@
     </w:p>
     <w:p>
       <w:pPr>
-        <w:pStyle w:val="FirstParagraph"/>
-      </w:pPr>
-      <w:r>
-        <w:rPr>
-          <w:rFonts w:ascii="Times New Roman" w:hAnsi="Times New Roman" w:eastAsia="Times New Roman" w:cs="Times New Roman"/>
-        </w:rPr>
-        <w:t xml:space="preserve">2-2 </w:t>
-      </w:r>
+        <w:numPr>
+          <w:ilvl w:val="0"/>
+          <w:numId w:val="1002"/>
+        </w:numPr>
+        <w:ind w:firstLine="420"/>
+      </w:pPr>
       <w:r>
         <w:rPr>
           <w:rFonts w:hint="eastAsia" w:ascii="Times New Roman" w:hAnsi="Times New Roman" w:eastAsia="FangSong" w:cs="Times New Roman"/>
@@ -1258,13 +1406,17 @@
     </w:p>
     <w:p>
       <w:pPr>
-        <w:pStyle w:val="BodyText"/>
-      </w:pPr>
-      <w:r>
-        <w:rPr>
-          <w:rFonts w:ascii="Times New Roman" w:hAnsi="Times New Roman" w:eastAsia="Times New Roman" w:cs="Times New Roman"/>
-        </w:rPr>
-        <w:t xml:space="preserve">2-3 9.413 g </w:t>
+        <w:numPr>
+          <w:ilvl w:val="0"/>
+          <w:numId w:val="1002"/>
+        </w:numPr>
+        <w:ind w:firstLine="420"/>
+      </w:pPr>
+      <w:r>
+        <w:rPr>
+          <w:rFonts w:ascii="Times New Roman" w:hAnsi="Times New Roman" w:eastAsia="Times New Roman" w:cs="Times New Roman"/>
+        </w:rPr>
+        <w:t xml:space="preserve">9.413 g </w:t>
       </w:r>
       <w:r>
         <w:rPr>
@@ -1317,20 +1469,12 @@
     </w:p>
     <w:p>
       <w:pPr>
-        <w:pStyle w:val="BodyText"/>
-      </w:pPr>
-      <w:r>
-        <w:rPr>
-          <w:rFonts w:ascii="Times New Roman" w:hAnsi="Times New Roman" w:eastAsia="Times New Roman" w:cs="Times New Roman"/>
-        </w:rPr>
-        <w:t xml:space="preserve">2-1</w:t>
-      </w:r>
-      <w:r>
-        <w:rPr>
-          <w:rFonts w:ascii="Times New Roman" w:hAnsi="Times New Roman" w:eastAsia="Times New Roman" w:cs="Times New Roman"/>
-        </w:rPr>
-        <w:t xml:space="preserve"> </w:t>
-      </w:r>
+        <w:numPr>
+          <w:ilvl w:val="0"/>
+          <w:numId w:val="1002"/>
+        </w:numPr>
+        <w:ind w:firstLine="420"/>
+      </w:pPr>
       <m:oMath>
         <m:sSup>
           <m:e>
@@ -1442,6 +1586,16 @@
           <w:rFonts w:hint="eastAsia" w:ascii="Times New Roman" w:hAnsi="Times New Roman" w:eastAsia="Times New Roman" w:cs="Times New Roman"/>
         </w:rPr>
         <w:t>。</w:t>
+      </w:r>
+    </w:p>
+    <w:p>
+      <w:pPr>
+        <w:spacing w:before="160" w:after="80"/>
+      </w:pPr>
+      <w:r>
+        <w:pict>
+          <v:rect style="width:0;height:1.5pt" o:hralign="center" o:hrstd="t" o:hr="t"/>
+        </w:pict>
       </w:r>
     </w:p>
     <w:p>
@@ -1483,6 +1637,7 @@
     <w:p>
       <w:pPr>
         <w:pStyle w:val="FirstParagraph"/>
+        <w:ind w:firstLine="420"/>
       </w:pPr>
       <w:r>
         <w:rPr>
@@ -1820,6 +1975,7 @@
     <w:p>
       <w:pPr>
         <w:pStyle w:val="BodyText"/>
+        <w:ind w:firstLine="420"/>
       </w:pPr>
       <w:r>
         <w:rPr>
@@ -1843,7 +1999,22 @@
         <w:rPr>
           <w:rFonts w:hint="eastAsia" w:ascii="Times New Roman" w:hAnsi="Times New Roman" w:eastAsia="Times New Roman" w:cs="Times New Roman"/>
         </w:rPr>
-        <w:t xml:space="preserve">）A.</w:t>
+        <w:t xml:space="preserve">）</w:t>
+      </w:r>
+    </w:p>
+    <w:p>
+      <w:pPr>
+        <w:pStyle w:val="Compact"/>
+        <w:numPr>
+          <w:ilvl w:val="0"/>
+          <w:numId w:val="1003"/>
+        </w:numPr>
+      </w:pPr>
+      <w:r>
+        <w:rPr>
+          <w:rFonts w:ascii="Times New Roman" w:hAnsi="Times New Roman" w:eastAsia="Times New Roman" w:cs="Times New Roman"/>
+        </w:rPr>
+        <w:t xml:space="preserve">A.</w:t>
       </w:r>
       <w:r>
         <w:rPr>
@@ -1909,12 +2080,15 @@
           </m:sup>
         </m:sSup>
       </m:oMath>
-      <w:r>
-        <w:rPr>
-          <w:rFonts w:ascii="Times New Roman" w:hAnsi="Times New Roman" w:eastAsia="Times New Roman" w:cs="Times New Roman"/>
-        </w:rPr>
-        <w:t xml:space="preserve"> </w:t>
-      </w:r>
+    </w:p>
+    <w:p>
+      <w:pPr>
+        <w:pStyle w:val="Compact"/>
+        <w:numPr>
+          <w:ilvl w:val="0"/>
+          <w:numId w:val="1003"/>
+        </w:numPr>
+      </w:pPr>
       <w:r>
         <w:rPr>
           <w:rFonts w:ascii="Times New Roman" w:hAnsi="Times New Roman" w:eastAsia="Times New Roman" w:cs="Times New Roman"/>
@@ -1967,12 +2141,15 @@
           <m:t>]</m:t>
         </m:r>
       </m:oMath>
-      <w:r>
-        <w:rPr>
-          <w:rFonts w:ascii="Times New Roman" w:hAnsi="Times New Roman" w:eastAsia="Times New Roman" w:cs="Times New Roman"/>
-        </w:rPr>
-        <w:t xml:space="preserve"> </w:t>
-      </w:r>
+    </w:p>
+    <w:p>
+      <w:pPr>
+        <w:pStyle w:val="Compact"/>
+        <w:numPr>
+          <w:ilvl w:val="0"/>
+          <w:numId w:val="1003"/>
+        </w:numPr>
+      </w:pPr>
       <w:r>
         <w:rPr>
           <w:rFonts w:ascii="Times New Roman" w:hAnsi="Times New Roman" w:eastAsia="Times New Roman" w:cs="Times New Roman"/>
@@ -2034,12 +2211,15 @@
           </m:sup>
         </m:sSup>
       </m:oMath>
-      <w:r>
-        <w:rPr>
-          <w:rFonts w:ascii="Times New Roman" w:hAnsi="Times New Roman" w:eastAsia="Times New Roman" w:cs="Times New Roman"/>
-        </w:rPr>
-        <w:t xml:space="preserve"> </w:t>
-      </w:r>
+    </w:p>
+    <w:p>
+      <w:pPr>
+        <w:pStyle w:val="Compact"/>
+        <w:numPr>
+          <w:ilvl w:val="0"/>
+          <w:numId w:val="1003"/>
+        </w:numPr>
+      </w:pPr>
       <w:r>
         <w:rPr>
           <w:rFonts w:ascii="Times New Roman" w:hAnsi="Times New Roman" w:eastAsia="Times New Roman" w:cs="Times New Roman"/>
@@ -2130,6 +2310,16 @@
         </w:pict>
       </w:r>
     </w:p>
+    <w:p>
+      <w:pPr>
+        <w:spacing w:before="160" w:after="80"/>
+      </w:pPr>
+      <w:r>
+        <w:pict>
+          <v:rect style="width:0;height:1.5pt" o:hralign="center" o:hrstd="t" o:hr="t"/>
+        </w:pict>
+      </w:r>
+    </w:p>
     <w:bookmarkEnd w:id="15"/>
     <w:bookmarkStart w:id="19" w:name="第7题"/>
     <w:p>
@@ -2159,6 +2349,7 @@
     <w:p>
       <w:pPr>
         <w:pStyle w:val="FirstParagraph"/>
+        <w:ind w:firstLine="420"/>
       </w:pPr>
       <w:r>
         <w:rPr>
@@ -2316,7 +2507,7 @@
         </w:rPr>
         <w:drawing>
           <wp:inline>
-            <wp:extent cx="3600000" cy="760529"/>
+            <wp:extent cx="3600000" cy="961808"/>
             <wp:effectExtent b="0" l="0" r="0" t="0"/>
             <wp:docPr descr="" title="" id="17" name="Picture"/>
             <a:graphic>
@@ -2337,7 +2528,7 @@
                   <pic:spPr bwMode="auto">
                     <a:xfrm>
                       <a:off x="0" y="0"/>
-                      <a:ext cx="3600000" cy="760529"/>
+                      <a:ext cx="3600000" cy="961808"/>
                     </a:xfrm>
                     <a:prstGeom prst="rect">
                       <a:avLst/>
@@ -2361,14 +2552,69 @@
         <w:pStyle w:val="Compact"/>
         <w:numPr>
           <w:ilvl w:val="0"/>
-          <w:numId w:val="1001"/>
+          <w:numId w:val="1004"/>
         </w:numPr>
       </w:pPr>
       <w:r>
         <w:rPr>
           <w:rFonts w:ascii="Times New Roman" w:hAnsi="Times New Roman" w:eastAsia="Times New Roman" w:cs="Times New Roman"/>
         </w:rPr>
-        <w:t xml:space="preserve">A. +533　　B. +686　　C. +838　　D. +682</w:t>
+        <w:t xml:space="preserve">A. +533</w:t>
+      </w:r>
+    </w:p>
+    <w:p>
+      <w:pPr>
+        <w:pStyle w:val="Compact"/>
+        <w:numPr>
+          <w:ilvl w:val="0"/>
+          <w:numId w:val="1004"/>
+        </w:numPr>
+      </w:pPr>
+      <w:r>
+        <w:rPr>
+          <w:rFonts w:ascii="Times New Roman" w:hAnsi="Times New Roman" w:eastAsia="Times New Roman" w:cs="Times New Roman"/>
+        </w:rPr>
+        <w:t xml:space="preserve">B. +686</w:t>
+      </w:r>
+    </w:p>
+    <w:p>
+      <w:pPr>
+        <w:pStyle w:val="Compact"/>
+        <w:numPr>
+          <w:ilvl w:val="0"/>
+          <w:numId w:val="1004"/>
+        </w:numPr>
+      </w:pPr>
+      <w:r>
+        <w:rPr>
+          <w:rFonts w:ascii="Times New Roman" w:hAnsi="Times New Roman" w:eastAsia="Times New Roman" w:cs="Times New Roman"/>
+        </w:rPr>
+        <w:t xml:space="preserve">C. +838</w:t>
+      </w:r>
+    </w:p>
+    <w:p>
+      <w:pPr>
+        <w:pStyle w:val="Compact"/>
+        <w:numPr>
+          <w:ilvl w:val="0"/>
+          <w:numId w:val="1004"/>
+        </w:numPr>
+      </w:pPr>
+      <w:r>
+        <w:rPr>
+          <w:rFonts w:ascii="Times New Roman" w:hAnsi="Times New Roman" w:eastAsia="Times New Roman" w:cs="Times New Roman"/>
+        </w:rPr>
+        <w:t xml:space="preserve">D. +682</w:t>
+      </w:r>
+    </w:p>
+    <w:p>
+      <w:pPr>
+        <w:spacing w:before="160" w:after="80"/>
+      </w:pPr>
+      <w:r>
+        <w:pict>
+          <v:rect style="width:0;height:1.5pt" o:hralign="center" o:hrstd="t" o:hr="t"/>
+        </w:pict>
       </w:r>
     </w:p>
     <w:p>
@@ -2410,6 +2656,7 @@
     <w:p>
       <w:pPr>
         <w:pStyle w:val="FirstParagraph"/>
+        <w:ind w:firstLine="420"/>
       </w:pPr>
       <w:r>
         <w:rPr>
@@ -2578,8 +2825,9 @@
         <w:pStyle w:val="Compact"/>
         <w:numPr>
           <w:ilvl w:val="0"/>
-          <w:numId w:val="1002"/>
+          <w:numId w:val="1005"/>
         </w:numPr>
+        <w:ind w:firstLine="420"/>
       </w:pPr>
       <w:r>
         <w:rPr>
@@ -2662,8 +2910,9 @@
         <w:pStyle w:val="Compact"/>
         <w:numPr>
           <w:ilvl w:val="0"/>
-          <w:numId w:val="1002"/>
+          <w:numId w:val="1005"/>
         </w:numPr>
+        <w:ind w:firstLine="420"/>
       </w:pPr>
       <w:r>
         <w:rPr>
@@ -2702,8 +2951,9 @@
         <w:pStyle w:val="Compact"/>
         <w:numPr>
           <w:ilvl w:val="0"/>
-          <w:numId w:val="1002"/>
+          <w:numId w:val="1005"/>
         </w:numPr>
+        <w:ind w:firstLine="420"/>
       </w:pPr>
       <w:r>
         <w:rPr>
@@ -2760,8 +3010,9 @@
         <w:pStyle w:val="Compact"/>
         <w:numPr>
           <w:ilvl w:val="0"/>
-          <w:numId w:val="1002"/>
+          <w:numId w:val="1005"/>
         </w:numPr>
+        <w:ind w:firstLine="420"/>
       </w:pPr>
       <w:r>
         <w:rPr>
@@ -2811,6 +3062,16 @@
           <w:rFonts w:hint="eastAsia" w:ascii="Times New Roman" w:hAnsi="Times New Roman" w:eastAsia="Times New Roman" w:cs="Times New Roman"/>
         </w:rPr>
         <w:t>）</w:t>
+      </w:r>
+    </w:p>
+    <w:p>
+      <w:pPr>
+        <w:spacing w:before="160" w:after="80"/>
+      </w:pPr>
+      <w:r>
+        <w:pict>
+          <v:rect style="width:0;height:1.5pt" o:hralign="center" o:hrstd="t" o:hr="t"/>
+        </w:pict>
       </w:r>
     </w:p>
     <w:p>
@@ -2852,6 +3113,7 @@
     <w:p>
       <w:pPr>
         <w:pStyle w:val="FirstParagraph"/>
+        <w:ind w:firstLine="420"/>
       </w:pPr>
       <w:r>
         <w:rPr>
@@ -2950,7 +3212,7 @@
         </w:rPr>
         <w:drawing>
           <wp:inline>
-            <wp:extent cx="3600000" cy="805039"/>
+            <wp:extent cx="3600000" cy="1217977"/>
             <wp:effectExtent b="0" l="0" r="0" t="0"/>
             <wp:docPr descr="" title="" id="25" name="Picture"/>
             <a:graphic>
@@ -2971,7 +3233,7 @@
                   <pic:spPr bwMode="auto">
                     <a:xfrm>
                       <a:off x="0" y="0"/>
-                      <a:ext cx="3600000" cy="805039"/>
+                      <a:ext cx="3600000" cy="1217977"/>
                     </a:xfrm>
                     <a:prstGeom prst="rect">
                       <a:avLst/>
@@ -2993,6 +3255,7 @@
     <w:p>
       <w:pPr>
         <w:pStyle w:val="FirstParagraph"/>
+        <w:ind w:firstLine="420"/>
       </w:pPr>
       <w:r>
         <w:rPr>
@@ -3006,8 +3269,9 @@
         <w:pStyle w:val="Compact"/>
         <w:numPr>
           <w:ilvl w:val="0"/>
-          <w:numId w:val="1003"/>
+          <w:numId w:val="1006"/>
         </w:numPr>
+        <w:ind w:firstLine="420"/>
       </w:pPr>
       <w:r>
         <w:rPr>
@@ -3039,8 +3303,9 @@
         <w:pStyle w:val="Compact"/>
         <w:numPr>
           <w:ilvl w:val="0"/>
-          <w:numId w:val="1003"/>
+          <w:numId w:val="1006"/>
         </w:numPr>
+        <w:ind w:firstLine="420"/>
       </w:pPr>
       <w:r>
         <w:rPr>
@@ -3066,8 +3331,9 @@
         <w:pStyle w:val="Compact"/>
         <w:numPr>
           <w:ilvl w:val="0"/>
-          <w:numId w:val="1003"/>
+          <w:numId w:val="1006"/>
         </w:numPr>
+        <w:ind w:firstLine="420"/>
       </w:pPr>
       <w:r>
         <w:rPr>
@@ -3111,8 +3377,9 @@
         <w:pStyle w:val="Compact"/>
         <w:numPr>
           <w:ilvl w:val="0"/>
-          <w:numId w:val="1003"/>
+          <w:numId w:val="1006"/>
         </w:numPr>
+        <w:ind w:firstLine="420"/>
       </w:pPr>
       <w:r>
         <w:rPr>
@@ -3201,6 +3468,16 @@
           <w:rFonts w:hint="eastAsia" w:ascii="Times New Roman" w:hAnsi="Times New Roman" w:eastAsia="Times New Roman" w:cs="Times New Roman"/>
         </w:rPr>
         <w:t>）</w:t>
+      </w:r>
+    </w:p>
+    <w:p>
+      <w:pPr>
+        <w:spacing w:before="160" w:after="80"/>
+      </w:pPr>
+      <w:r>
+        <w:pict>
+          <v:rect style="width:0;height:1.5pt" o:hralign="center" o:hrstd="t" o:hr="t"/>
+        </w:pict>
       </w:r>
     </w:p>
     <w:p>
@@ -3241,14 +3518,13 @@
     </w:p>
     <w:p>
       <w:pPr>
-        <w:pStyle w:val="FirstParagraph"/>
-      </w:pPr>
-      <w:r>
-        <w:rPr>
-          <w:rFonts w:ascii="Times New Roman" w:hAnsi="Times New Roman" w:eastAsia="Times New Roman" w:cs="Times New Roman"/>
-        </w:rPr>
-        <w:t xml:space="preserve">4-1 </w:t>
-      </w:r>
+        <w:pStyle w:val="Compact"/>
+        <w:numPr>
+          <w:ilvl w:val="0"/>
+          <w:numId w:val="1007"/>
+        </w:numPr>
+        <w:ind w:firstLine="420"/>
+      </w:pPr>
       <w:r>
         <w:rPr>
           <w:rFonts w:hint="eastAsia" w:ascii="Times New Roman" w:hAnsi="Times New Roman" w:eastAsia="FangSong" w:cs="Times New Roman"/>
@@ -3261,18 +3537,16 @@
         </w:rPr>
         <w:t>（e~h）。</w:t>
       </w:r>
-      <w:r>
-        <w:rPr>
-          <w:rFonts w:ascii="Times New Roman" w:hAnsi="Times New Roman" w:eastAsia="Times New Roman" w:cs="Times New Roman"/>
-        </w:rPr>
-        <w:t xml:space="preserve"> </w:t>
-      </w:r>
-      <w:r>
-        <w:rPr>
-          <w:rFonts w:ascii="Times New Roman" w:hAnsi="Times New Roman" w:eastAsia="Times New Roman" w:cs="Times New Roman"/>
-        </w:rPr>
-        <w:t xml:space="preserve">4-2 </w:t>
-      </w:r>
+    </w:p>
+    <w:p>
+      <w:pPr>
+        <w:pStyle w:val="Compact"/>
+        <w:numPr>
+          <w:ilvl w:val="0"/>
+          <w:numId w:val="1007"/>
+        </w:numPr>
+        <w:ind w:firstLine="420"/>
+      </w:pPr>
       <w:r>
         <w:rPr>
           <w:rFonts w:hint="eastAsia" w:ascii="Times New Roman" w:hAnsi="Times New Roman" w:eastAsia="FangSong" w:cs="Times New Roman"/>
@@ -3285,18 +3559,16 @@
         </w:rPr>
         <w:t>（c~h）。</w:t>
       </w:r>
-      <w:r>
-        <w:rPr>
-          <w:rFonts w:ascii="Times New Roman" w:hAnsi="Times New Roman" w:eastAsia="Times New Roman" w:cs="Times New Roman"/>
-        </w:rPr>
-        <w:t xml:space="preserve"> </w:t>
-      </w:r>
-      <w:r>
-        <w:rPr>
-          <w:rFonts w:ascii="Times New Roman" w:hAnsi="Times New Roman" w:eastAsia="Times New Roman" w:cs="Times New Roman"/>
-        </w:rPr>
-        <w:t xml:space="preserve">4-3 </w:t>
-      </w:r>
+    </w:p>
+    <w:p>
+      <w:pPr>
+        <w:pStyle w:val="Compact"/>
+        <w:numPr>
+          <w:ilvl w:val="0"/>
+          <w:numId w:val="1007"/>
+        </w:numPr>
+        <w:ind w:firstLine="420"/>
+      </w:pPr>
       <w:r>
         <w:rPr>
           <w:rFonts w:hint="eastAsia" w:ascii="Times New Roman" w:hAnsi="Times New Roman" w:eastAsia="FangSong" w:cs="Times New Roman"/>
@@ -3308,6 +3580,16 @@
           <w:rFonts w:hint="eastAsia" w:ascii="Times New Roman" w:hAnsi="Times New Roman" w:eastAsia="Times New Roman" w:cs="Times New Roman"/>
         </w:rPr>
         <w:t>（b~d）。</w:t>
+      </w:r>
+    </w:p>
+    <w:p>
+      <w:pPr>
+        <w:spacing w:before="160" w:after="80"/>
+      </w:pPr>
+      <w:r>
+        <w:pict>
+          <v:rect style="width:0;height:1.5pt" o:hralign="center" o:hrstd="t" o:hr="t"/>
+        </w:pict>
       </w:r>
     </w:p>
     <w:p>
@@ -3349,6 +3631,7 @@
     <w:p>
       <w:pPr>
         <w:pStyle w:val="FirstParagraph"/>
+        <w:ind w:firstLine="420"/>
       </w:pPr>
       <w:r>
         <w:rPr>
@@ -3469,14 +3752,12 @@
     </w:p>
     <w:p>
       <w:pPr>
-        <w:pStyle w:val="BodyText"/>
-      </w:pPr>
-      <w:r>
-        <w:rPr>
-          <w:rFonts w:ascii="Times New Roman" w:hAnsi="Times New Roman" w:eastAsia="Times New Roman" w:cs="Times New Roman"/>
-        </w:rPr>
-        <w:t xml:space="preserve">1-1 </w:t>
-      </w:r>
+        <w:numPr>
+          <w:ilvl w:val="0"/>
+          <w:numId w:val="1008"/>
+        </w:numPr>
+        <w:ind w:firstLine="420"/>
+      </w:pPr>
       <w:r>
         <w:rPr>
           <w:rFonts w:hint="eastAsia" w:ascii="Times New Roman" w:hAnsi="Times New Roman" w:eastAsia="FangSong" w:cs="Times New Roman"/>
@@ -3492,14 +3773,12 @@
     </w:p>
     <w:p>
       <w:pPr>
-        <w:pStyle w:val="BodyText"/>
-      </w:pPr>
-      <w:r>
-        <w:rPr>
-          <w:rFonts w:ascii="Times New Roman" w:hAnsi="Times New Roman" w:eastAsia="Times New Roman" w:cs="Times New Roman"/>
-        </w:rPr>
-        <w:t xml:space="preserve">1-2 </w:t>
-      </w:r>
+        <w:numPr>
+          <w:ilvl w:val="0"/>
+          <w:numId w:val="1008"/>
+        </w:numPr>
+        <w:ind w:firstLine="420"/>
+      </w:pPr>
       <w:r>
         <w:rPr>
           <w:rFonts w:hint="eastAsia" w:ascii="Times New Roman" w:hAnsi="Times New Roman" w:eastAsia="FangSong" w:cs="Times New Roman"/>
@@ -3527,14 +3806,12 @@
     </w:p>
     <w:p>
       <w:pPr>
-        <w:pStyle w:val="BodyText"/>
-      </w:pPr>
-      <w:r>
-        <w:rPr>
-          <w:rFonts w:ascii="Times New Roman" w:hAnsi="Times New Roman" w:eastAsia="Times New Roman" w:cs="Times New Roman"/>
-        </w:rPr>
-        <w:t xml:space="preserve">1-3 </w:t>
-      </w:r>
+        <w:numPr>
+          <w:ilvl w:val="0"/>
+          <w:numId w:val="1008"/>
+        </w:numPr>
+        <w:ind w:firstLine="420"/>
+      </w:pPr>
       <w:r>
         <w:rPr>
           <w:rFonts w:hint="eastAsia" w:ascii="Times New Roman" w:hAnsi="Times New Roman" w:eastAsia="FangSong" w:cs="Times New Roman"/>
@@ -3550,14 +3827,12 @@
     </w:p>
     <w:p>
       <w:pPr>
-        <w:pStyle w:val="BodyText"/>
-      </w:pPr>
-      <w:r>
-        <w:rPr>
-          <w:rFonts w:ascii="Times New Roman" w:hAnsi="Times New Roman" w:eastAsia="Times New Roman" w:cs="Times New Roman"/>
-        </w:rPr>
-        <w:t xml:space="preserve">1-4 </w:t>
-      </w:r>
+        <w:numPr>
+          <w:ilvl w:val="0"/>
+          <w:numId w:val="1008"/>
+        </w:numPr>
+        <w:ind w:firstLine="420"/>
+      </w:pPr>
       <w:r>
         <w:rPr>
           <w:rFonts w:hint="eastAsia" w:ascii="Times New Roman" w:hAnsi="Times New Roman" w:eastAsia="FangSong" w:cs="Times New Roman"/>
@@ -3569,6 +3844,16 @@
           <w:rFonts w:hint="eastAsia" w:ascii="Times New Roman" w:hAnsi="Times New Roman" w:eastAsia="Times New Roman" w:cs="Times New Roman"/>
         </w:rPr>
         <w:t>。</w:t>
+      </w:r>
+    </w:p>
+    <w:p>
+      <w:pPr>
+        <w:spacing w:before="160" w:after="80"/>
+      </w:pPr>
+      <w:r>
+        <w:pict>
+          <v:rect style="width:0;height:1.5pt" o:hralign="center" o:hrstd="t" o:hr="t"/>
+        </w:pict>
       </w:r>
     </w:p>
     <w:p>
@@ -3610,6 +3895,7 @@
     <w:p>
       <w:pPr>
         <w:pStyle w:val="FirstParagraph"/>
+        <w:ind w:firstLine="420"/>
       </w:pPr>
       <w:r>
         <w:rPr>
@@ -3764,6 +4050,558 @@
         </w:pict>
       </w:r>
     </w:p>
+    <w:p>
+      <w:pPr>
+        <w:numPr>
+          <w:ilvl w:val="0"/>
+          <w:numId w:val="1009"/>
+        </w:numPr>
+        <w:ind w:firstLine="420"/>
+      </w:pPr>
+      <w:r>
+        <w:rPr>
+          <w:rFonts w:hint="eastAsia" w:ascii="Times New Roman" w:hAnsi="Times New Roman" w:eastAsia="FangSong" w:cs="Times New Roman"/>
+        </w:rPr>
+        <w:t>计算</w:t>
+      </w:r>
+      <w:r>
+        <w:rPr>
+          <w:rFonts w:hint="eastAsia" w:ascii="Times New Roman" w:hAnsi="Times New Roman" w:eastAsia="Times New Roman" w:cs="Times New Roman"/>
+        </w:rPr>
+        <w:t>：</w:t>
+      </w:r>
+      <w:r>
+        <w:rPr>
+          <w:rFonts w:hint="eastAsia" w:ascii="Times New Roman" w:hAnsi="Times New Roman" w:eastAsia="FangSong" w:cs="Times New Roman"/>
+        </w:rPr>
+        <w:t>第一激发态</w:t>
+      </w:r>
+      <w:r>
+        <w:rPr>
+          <w:rFonts w:ascii="Times New Roman" w:hAnsi="Times New Roman" w:eastAsia="Times New Roman" w:cs="Times New Roman"/>
+        </w:rPr>
+        <w:t xml:space="preserve"> </w:t>
+      </w:r>
+      <m:oMath>
+        <m:r>
+          <m:rPr>
+            <m:sty m:val="p"/>
+          </m:rPr>
+          <m:t>(</m:t>
+        </m:r>
+        <m:r>
+          <m:t>n</m:t>
+        </m:r>
+        <m:r>
+          <m:rPr>
+            <m:sty m:val="p"/>
+          </m:rPr>
+          <m:t>=</m:t>
+        </m:r>
+        <m:r>
+          <m:t>2</m:t>
+        </m:r>
+        <m:r>
+          <m:rPr>
+            <m:sty m:val="p"/>
+          </m:rPr>
+          <m:t>)</m:t>
+        </m:r>
+      </m:oMath>
+      <w:r>
+        <w:rPr>
+          <w:rFonts w:ascii="Times New Roman" w:hAnsi="Times New Roman" w:eastAsia="Times New Roman" w:cs="Times New Roman"/>
+        </w:rPr>
+        <w:t xml:space="preserve"> </w:t>
+      </w:r>
+      <w:r>
+        <w:rPr>
+          <w:rFonts w:hint="eastAsia" w:ascii="Times New Roman" w:hAnsi="Times New Roman" w:eastAsia="FangSong" w:cs="Times New Roman"/>
+        </w:rPr>
+        <w:t xml:space="preserve">和基态</w:t>
+      </w:r>
+      <w:r>
+        <w:rPr>
+          <w:rFonts w:ascii="Times New Roman" w:hAnsi="Times New Roman" w:eastAsia="Times New Roman" w:cs="Times New Roman"/>
+        </w:rPr>
+        <w:t xml:space="preserve"> </w:t>
+      </w:r>
+      <m:oMath>
+        <m:r>
+          <m:rPr>
+            <m:sty m:val="p"/>
+          </m:rPr>
+          <m:t>(</m:t>
+        </m:r>
+        <m:r>
+          <m:t>n</m:t>
+        </m:r>
+        <m:r>
+          <m:rPr>
+            <m:sty m:val="p"/>
+          </m:rPr>
+          <m:t>=</m:t>
+        </m:r>
+        <m:r>
+          <m:t>1</m:t>
+        </m:r>
+        <m:r>
+          <m:rPr>
+            <m:sty m:val="p"/>
+          </m:rPr>
+          <m:t>)</m:t>
+        </m:r>
+      </m:oMath>
+      <w:r>
+        <w:rPr>
+          <w:rFonts w:ascii="Times New Roman" w:hAnsi="Times New Roman" w:eastAsia="Times New Roman" w:cs="Times New Roman"/>
+        </w:rPr>
+        <w:t xml:space="preserve"> </w:t>
+      </w:r>
+      <w:r>
+        <w:rPr>
+          <w:rFonts w:hint="eastAsia" w:ascii="Times New Roman" w:hAnsi="Times New Roman" w:eastAsia="FangSong" w:cs="Times New Roman"/>
+        </w:rPr>
+        <w:t>之间的能量差</w:t>
+      </w:r>
+      <w:r>
+        <w:rPr>
+          <w:rFonts w:hint="eastAsia" w:ascii="Times New Roman" w:hAnsi="Times New Roman" w:eastAsia="Times New Roman" w:cs="Times New Roman"/>
+        </w:rPr>
+        <w:t>；</w:t>
+      </w:r>
+      <w:r>
+        <w:rPr>
+          <w:rFonts w:hint="eastAsia" w:ascii="Times New Roman" w:hAnsi="Times New Roman" w:eastAsia="FangSong" w:cs="Times New Roman"/>
+        </w:rPr>
+        <w:t>第</w:t>
+      </w:r>
+      <w:r>
+        <w:rPr>
+          <w:rFonts w:hint="eastAsia" w:ascii="Times New Roman" w:hAnsi="Times New Roman" w:eastAsia="Times New Roman" w:cs="Times New Roman"/>
+        </w:rPr>
+        <w:t>6</w:t>
+      </w:r>
+      <w:r>
+        <w:rPr>
+          <w:rFonts w:hint="eastAsia" w:ascii="Times New Roman" w:hAnsi="Times New Roman" w:eastAsia="FangSong" w:cs="Times New Roman"/>
+        </w:rPr>
+        <w:t>激发态</w:t>
+      </w:r>
+      <w:r>
+        <w:rPr>
+          <w:rFonts w:ascii="Times New Roman" w:hAnsi="Times New Roman" w:eastAsia="Times New Roman" w:cs="Times New Roman"/>
+        </w:rPr>
+        <w:t xml:space="preserve"> </w:t>
+      </w:r>
+      <m:oMath>
+        <m:r>
+          <m:rPr>
+            <m:sty m:val="p"/>
+          </m:rPr>
+          <m:t>(</m:t>
+        </m:r>
+        <m:r>
+          <m:t>n</m:t>
+        </m:r>
+        <m:r>
+          <m:rPr>
+            <m:sty m:val="p"/>
+          </m:rPr>
+          <m:t>=</m:t>
+        </m:r>
+        <m:r>
+          <m:t>7</m:t>
+        </m:r>
+        <m:r>
+          <m:rPr>
+            <m:sty m:val="p"/>
+          </m:rPr>
+          <m:t>)</m:t>
+        </m:r>
+      </m:oMath>
+      <w:r>
+        <w:rPr>
+          <w:rFonts w:ascii="Times New Roman" w:hAnsi="Times New Roman" w:eastAsia="Times New Roman" w:cs="Times New Roman"/>
+        </w:rPr>
+        <w:t xml:space="preserve"> </w:t>
+      </w:r>
+      <w:r>
+        <w:rPr>
+          <w:rFonts w:hint="eastAsia" w:ascii="Times New Roman" w:hAnsi="Times New Roman" w:eastAsia="FangSong" w:cs="Times New Roman"/>
+        </w:rPr>
+        <w:t xml:space="preserve">和基态</w:t>
+      </w:r>
+      <w:r>
+        <w:rPr>
+          <w:rFonts w:ascii="Times New Roman" w:hAnsi="Times New Roman" w:eastAsia="Times New Roman" w:cs="Times New Roman"/>
+        </w:rPr>
+        <w:t xml:space="preserve"> </w:t>
+      </w:r>
+      <m:oMath>
+        <m:r>
+          <m:rPr>
+            <m:sty m:val="p"/>
+          </m:rPr>
+          <m:t>(</m:t>
+        </m:r>
+        <m:r>
+          <m:t>n</m:t>
+        </m:r>
+        <m:r>
+          <m:rPr>
+            <m:sty m:val="p"/>
+          </m:rPr>
+          <m:t>=</m:t>
+        </m:r>
+        <m:r>
+          <m:t>1</m:t>
+        </m:r>
+        <m:r>
+          <m:rPr>
+            <m:sty m:val="p"/>
+          </m:rPr>
+          <m:t>)</m:t>
+        </m:r>
+      </m:oMath>
+      <w:r>
+        <w:rPr>
+          <w:rFonts w:ascii="Times New Roman" w:hAnsi="Times New Roman" w:eastAsia="Times New Roman" w:cs="Times New Roman"/>
+        </w:rPr>
+        <w:t xml:space="preserve"> </w:t>
+      </w:r>
+      <w:r>
+        <w:rPr>
+          <w:rFonts w:hint="eastAsia" w:ascii="Times New Roman" w:hAnsi="Times New Roman" w:eastAsia="FangSong" w:cs="Times New Roman"/>
+        </w:rPr>
+        <w:t>之间的能量差</w:t>
+      </w:r>
+      <w:r>
+        <w:rPr>
+          <w:rFonts w:hint="eastAsia" w:ascii="Times New Roman" w:hAnsi="Times New Roman" w:eastAsia="Times New Roman" w:cs="Times New Roman"/>
+        </w:rPr>
+        <w:t>。</w:t>
+      </w:r>
+    </w:p>
+    <w:p>
+      <w:pPr>
+        <w:numPr>
+          <w:ilvl w:val="0"/>
+          <w:numId w:val="1009"/>
+        </w:numPr>
+        <w:ind w:firstLine="420"/>
+      </w:pPr>
+      <w:r>
+        <w:rPr>
+          <w:rFonts w:hint="eastAsia" w:ascii="Times New Roman" w:hAnsi="Times New Roman" w:eastAsia="FangSong" w:cs="Times New Roman"/>
+        </w:rPr>
+        <w:t>上述赖曼系</w:t>
+      </w:r>
+      <w:r>
+        <w:rPr>
+          <w:rFonts w:hint="eastAsia" w:ascii="Times New Roman" w:hAnsi="Times New Roman" w:eastAsia="Times New Roman" w:cs="Times New Roman"/>
+        </w:rPr>
+        <w:t>(Lyman,</w:t>
+      </w:r>
+      <w:r>
+        <w:rPr>
+          <w:rFonts w:ascii="Times New Roman" w:hAnsi="Times New Roman" w:eastAsia="Times New Roman" w:cs="Times New Roman"/>
+        </w:rPr>
+        <w:t xml:space="preserve"> </w:t>
+      </w:r>
+      <m:oMath>
+        <m:r>
+          <m:t>n</m:t>
+        </m:r>
+        <m:r>
+          <m:rPr>
+            <m:sty m:val="p"/>
+          </m:rPr>
+          <m:t>→</m:t>
+        </m:r>
+        <m:r>
+          <m:t>1</m:t>
+        </m:r>
+      </m:oMath>
+      <w:r>
+        <w:rPr>
+          <w:rFonts w:ascii="Times New Roman" w:hAnsi="Times New Roman" w:eastAsia="Times New Roman" w:cs="Times New Roman"/>
+        </w:rPr>
+        <w:t xml:space="preserve"> </w:t>
+      </w:r>
+      <w:r>
+        <w:rPr>
+          <w:rFonts w:hint="eastAsia" w:ascii="Times New Roman" w:hAnsi="Times New Roman" w:eastAsia="Times New Roman" w:cs="Times New Roman"/>
+        </w:rPr>
+        <w:t>)</w:t>
+      </w:r>
+      <w:r>
+        <w:rPr>
+          <w:rFonts w:hint="eastAsia" w:ascii="Times New Roman" w:hAnsi="Times New Roman" w:eastAsia="FangSong" w:cs="Times New Roman"/>
+        </w:rPr>
+        <w:t>跃迁处于什么光谱范围</w:t>
+      </w:r>
+      <w:r>
+        <w:rPr>
+          <w:rFonts w:hint="eastAsia" w:ascii="Times New Roman" w:hAnsi="Times New Roman" w:eastAsia="Times New Roman" w:cs="Times New Roman"/>
+        </w:rPr>
+        <w:t>？</w:t>
+      </w:r>
+    </w:p>
+    <w:p>
+      <w:pPr>
+        <w:numPr>
+          <w:ilvl w:val="0"/>
+          <w:numId w:val="1009"/>
+        </w:numPr>
+        <w:ind w:firstLine="420"/>
+      </w:pPr>
+      <w:r>
+        <w:rPr>
+          <w:rFonts w:hint="eastAsia" w:ascii="Times New Roman" w:hAnsi="Times New Roman" w:eastAsia="FangSong" w:cs="Times New Roman"/>
+        </w:rPr>
+        <w:t>解释</w:t>
+      </w:r>
+      <w:r>
+        <w:rPr>
+          <w:rFonts w:hint="eastAsia" w:ascii="Times New Roman" w:hAnsi="Times New Roman" w:eastAsia="Times New Roman" w:cs="Times New Roman"/>
+        </w:rPr>
+        <w:t>：</w:t>
+      </w:r>
+      <w:r>
+        <w:rPr>
+          <w:rFonts w:hint="eastAsia" w:ascii="Times New Roman" w:hAnsi="Times New Roman" w:eastAsia="FangSong" w:cs="Times New Roman"/>
+        </w:rPr>
+        <w:t>由</w:t>
+      </w:r>
+      <w:r>
+        <w:rPr>
+          <w:rFonts w:ascii="Times New Roman" w:hAnsi="Times New Roman" w:eastAsia="Times New Roman" w:cs="Times New Roman"/>
+        </w:rPr>
+        <w:t xml:space="preserve"> Lyman </w:t>
+      </w:r>
+      <w:r>
+        <w:rPr>
+          <w:rFonts w:hint="eastAsia" w:ascii="Times New Roman" w:hAnsi="Times New Roman" w:eastAsia="FangSong" w:cs="Times New Roman"/>
+        </w:rPr>
+        <w:t xml:space="preserve">系光谱的第</w:t>
+      </w:r>
+      <w:r>
+        <w:rPr>
+          <w:rFonts w:ascii="Times New Roman" w:hAnsi="Times New Roman" w:eastAsia="Times New Roman" w:cs="Times New Roman"/>
+        </w:rPr>
+        <w:t xml:space="preserve"> 1 </w:t>
+      </w:r>
+      <w:r>
+        <w:rPr>
+          <w:rFonts w:hint="eastAsia" w:ascii="Times New Roman" w:hAnsi="Times New Roman" w:eastAsia="FangSong" w:cs="Times New Roman"/>
+        </w:rPr>
+        <w:t xml:space="preserve">条线及第</w:t>
+      </w:r>
+      <w:r>
+        <w:rPr>
+          <w:rFonts w:ascii="Times New Roman" w:hAnsi="Times New Roman" w:eastAsia="Times New Roman" w:cs="Times New Roman"/>
+        </w:rPr>
+        <w:t xml:space="preserve"> 6 </w:t>
+      </w:r>
+      <w:r>
+        <w:rPr>
+          <w:rFonts w:hint="eastAsia" w:ascii="Times New Roman" w:hAnsi="Times New Roman" w:eastAsia="FangSong" w:cs="Times New Roman"/>
+        </w:rPr>
+        <w:t>条线产生的光子能否使</w:t>
+      </w:r>
+      <w:r>
+        <w:rPr>
+          <w:rFonts w:hint="eastAsia" w:ascii="Times New Roman" w:hAnsi="Times New Roman" w:eastAsia="Times New Roman" w:cs="Times New Roman"/>
+        </w:rPr>
+        <w:t>：①</w:t>
+      </w:r>
+      <w:r>
+        <w:rPr>
+          <w:rFonts w:hint="eastAsia" w:ascii="Times New Roman" w:hAnsi="Times New Roman" w:eastAsia="FangSong" w:cs="Times New Roman"/>
+        </w:rPr>
+        <w:t>处于基态的另外的氢原子电离</w:t>
+      </w:r>
+      <w:r>
+        <w:rPr>
+          <w:rFonts w:hint="eastAsia" w:ascii="Times New Roman" w:hAnsi="Times New Roman" w:eastAsia="Times New Roman" w:cs="Times New Roman"/>
+        </w:rPr>
+        <w:t>？②</w:t>
+      </w:r>
+      <w:r>
+        <w:rPr>
+          <w:rFonts w:hint="eastAsia" w:ascii="Times New Roman" w:hAnsi="Times New Roman" w:eastAsia="FangSong" w:cs="Times New Roman"/>
+        </w:rPr>
+        <w:t>晶体中的铜原子电离</w:t>
+      </w:r>
+      <w:r>
+        <w:rPr>
+          <w:rFonts w:hint="eastAsia" w:ascii="Times New Roman" w:hAnsi="Times New Roman" w:eastAsia="Times New Roman" w:cs="Times New Roman"/>
+        </w:rPr>
+        <w:t>？(</w:t>
+      </w:r>
+      <w:r>
+        <w:rPr>
+          <w:rFonts w:hint="eastAsia" w:ascii="Times New Roman" w:hAnsi="Times New Roman" w:eastAsia="FangSong" w:cs="Times New Roman"/>
+        </w:rPr>
+        <w:t>铜的电子功函数为</w:t>
+      </w:r>
+      <w:r>
+        <w:rPr>
+          <w:rFonts w:ascii="Times New Roman" w:hAnsi="Times New Roman" w:eastAsia="Times New Roman" w:cs="Times New Roman"/>
+        </w:rPr>
+        <w:t xml:space="preserve"> </w:t>
+      </w:r>
+      <m:oMath>
+        <m:oMathPr>
+          <m:ctrlPr>
+            <w:rPr>
+              <w:sz w:val="28"/>
+              <w:szCs w:val="28"/>
+            </w:rPr>
+          </m:ctrlPr>
+        </m:oMathPr>
+        <m:r>
+          <m:rPr>
+            <m:sty m:val="p"/>
+          </m:rPr>
+          <m:t>Φ</m:t>
+        </m:r>
+        <m:r>
+          <m:rPr>
+            <m:sty m:val="p"/>
+          </m:rPr>
+          <m:t>=</m:t>
+        </m:r>
+        <m:r>
+          <m:t>7.44</m:t>
+        </m:r>
+        <m:r>
+          <m:rPr>
+            <m:sty m:val="p"/>
+          </m:rPr>
+          <m:t>×</m:t>
+        </m:r>
+        <m:sSup>
+          <m:e>
+            <m:r>
+              <m:t>10</m:t>
+            </m:r>
+          </m:e>
+          <m:sup>
+            <m:r>
+              <m:rPr>
+                <m:sty m:val="p"/>
+              </m:rPr>
+              <m:t>−</m:t>
+            </m:r>
+            <m:r>
+              <m:t>19</m:t>
+            </m:r>
+          </m:sup>
+        </m:sSup>
+        <m:r>
+          <m:t>J</m:t>
+        </m:r>
+      </m:oMath>
+      <w:r>
+        <w:rPr>
+          <w:rFonts w:ascii="Times New Roman" w:hAnsi="Times New Roman" w:eastAsia="Times New Roman" w:cs="Times New Roman"/>
+        </w:rPr>
+        <w:t xml:space="preserve"> </w:t>
+      </w:r>
+      <w:r>
+        <w:rPr>
+          <w:rFonts w:ascii="Times New Roman" w:hAnsi="Times New Roman" w:eastAsia="Times New Roman" w:cs="Times New Roman"/>
+        </w:rPr>
+        <w:t xml:space="preserve">)</w:t>
+      </w:r>
+    </w:p>
+    <w:p>
+      <w:pPr>
+        <w:numPr>
+          <w:ilvl w:val="0"/>
+          <w:numId w:val="1009"/>
+        </w:numPr>
+        <w:ind w:firstLine="420"/>
+      </w:pPr>
+      <w:r>
+        <w:rPr>
+          <w:rFonts w:hint="eastAsia" w:ascii="Times New Roman" w:hAnsi="Times New Roman" w:eastAsia="FangSong" w:cs="Times New Roman"/>
+        </w:rPr>
+        <w:t xml:space="preserve">若由</w:t>
+      </w:r>
+      <w:r>
+        <w:rPr>
+          <w:rFonts w:ascii="Times New Roman" w:hAnsi="Times New Roman" w:eastAsia="Times New Roman" w:cs="Times New Roman"/>
+        </w:rPr>
+        <w:t xml:space="preserve"> Lyman </w:t>
+      </w:r>
+      <w:r>
+        <w:rPr>
+          <w:rFonts w:hint="eastAsia" w:ascii="Times New Roman" w:hAnsi="Times New Roman" w:eastAsia="FangSong" w:cs="Times New Roman"/>
+        </w:rPr>
+        <w:t xml:space="preserve">系光谱的第</w:t>
+      </w:r>
+      <w:r>
+        <w:rPr>
+          <w:rFonts w:ascii="Times New Roman" w:hAnsi="Times New Roman" w:eastAsia="Times New Roman" w:cs="Times New Roman"/>
+        </w:rPr>
+        <w:t xml:space="preserve"> 1 </w:t>
+      </w:r>
+      <w:r>
+        <w:rPr>
+          <w:rFonts w:hint="eastAsia" w:ascii="Times New Roman" w:hAnsi="Times New Roman" w:eastAsia="FangSong" w:cs="Times New Roman"/>
+        </w:rPr>
+        <w:t xml:space="preserve">条谱线和第</w:t>
+      </w:r>
+      <w:r>
+        <w:rPr>
+          <w:rFonts w:ascii="Times New Roman" w:hAnsi="Times New Roman" w:eastAsia="Times New Roman" w:cs="Times New Roman"/>
+        </w:rPr>
+        <w:t xml:space="preserve"> 6 </w:t>
+      </w:r>
+      <w:r>
+        <w:rPr>
+          <w:rFonts w:hint="eastAsia" w:ascii="Times New Roman" w:hAnsi="Times New Roman" w:eastAsia="FangSong" w:cs="Times New Roman"/>
+        </w:rPr>
+        <w:t>条谱线产生的光子使铜晶体电离</w:t>
+      </w:r>
+      <w:r>
+        <w:rPr>
+          <w:rFonts w:hint="eastAsia" w:ascii="Times New Roman" w:hAnsi="Times New Roman" w:eastAsia="Times New Roman" w:cs="Times New Roman"/>
+        </w:rPr>
+        <w:t>,</w:t>
+      </w:r>
+      <w:r>
+        <w:rPr>
+          <w:rFonts w:ascii="Times New Roman" w:hAnsi="Times New Roman" w:eastAsia="Times New Roman" w:cs="Times New Roman"/>
+        </w:rPr>
+        <w:t xml:space="preserve"> </w:t>
+      </w:r>
+      <w:r>
+        <w:rPr>
+          <w:rFonts w:hint="eastAsia" w:ascii="Times New Roman" w:hAnsi="Times New Roman" w:eastAsia="FangSong" w:cs="Times New Roman"/>
+        </w:rPr>
+        <w:t>计算这两种情况中从铜晶体发射出的电子的德布罗意波长</w:t>
+      </w:r>
+      <w:r>
+        <w:rPr>
+          <w:rFonts w:hint="eastAsia" w:ascii="Times New Roman" w:hAnsi="Times New Roman" w:eastAsia="Times New Roman" w:cs="Times New Roman"/>
+        </w:rPr>
+        <w:t>。</w:t>
+      </w:r>
+    </w:p>
+    <w:p>
+      <w:pPr>
+        <w:spacing w:before="160" w:after="80"/>
+      </w:pPr>
+      <w:r>
+        <w:pict>
+          <v:rect style="width:0;height:1.5pt" o:hralign="center" o:hrstd="t" o:hr="t"/>
+        </w:pict>
+      </w:r>
+    </w:p>
     <w:bookmarkEnd w:id="30"/>
     <w:bookmarkStart w:id="31" w:name="第13题"/>
     <w:p>
@@ -3793,6 +4631,7 @@
     <w:p>
       <w:pPr>
         <w:pStyle w:val="FirstParagraph"/>
+        <w:ind w:firstLine="420"/>
       </w:pPr>
       <w:r>
         <w:rPr>
@@ -4114,6 +4953,16 @@
         </w:pict>
       </w:r>
     </w:p>
+    <w:p>
+      <w:pPr>
+        <w:spacing w:before="160" w:after="80"/>
+      </w:pPr>
+      <w:r>
+        <w:pict>
+          <v:rect style="width:0;height:1.5pt" o:hralign="center" o:hrstd="t" o:hr="t"/>
+        </w:pict>
+      </w:r>
+    </w:p>
     <w:bookmarkEnd w:id="31"/>
     <w:bookmarkStart w:id="32" w:name="第14题"/>
     <w:p>
@@ -4143,6 +4992,7 @@
     <w:p>
       <w:pPr>
         <w:pStyle w:val="FirstParagraph"/>
+        <w:ind w:firstLine="420"/>
       </w:pPr>
       <w:r>
         <w:rPr>
@@ -4722,6 +5572,16 @@
         </w:pict>
       </w:r>
     </w:p>
+    <w:p>
+      <w:pPr>
+        <w:spacing w:before="160" w:after="80"/>
+      </w:pPr>
+      <w:r>
+        <w:pict>
+          <v:rect style="width:0;height:1.5pt" o:hralign="center" o:hrstd="t" o:hr="t"/>
+        </w:pict>
+      </w:r>
+    </w:p>
     <w:bookmarkEnd w:id="32"/>
     <w:bookmarkStart w:id="33" w:name="第15题"/>
     <w:p>
@@ -4751,6 +5611,7 @@
     <w:p>
       <w:pPr>
         <w:pStyle w:val="FirstParagraph"/>
+        <w:ind w:firstLine="420"/>
       </w:pPr>
       <w:r>
         <w:rPr>
@@ -4775,6 +5636,16 @@
           <w:rFonts w:hint="eastAsia" w:ascii="Times New Roman" w:hAnsi="Times New Roman" w:eastAsia="Times New Roman" w:cs="Times New Roman"/>
         </w:rPr>
         <w:t>。</w:t>
+      </w:r>
+    </w:p>
+    <w:p>
+      <w:pPr>
+        <w:spacing w:before="160" w:after="80"/>
+      </w:pPr>
+      <w:r>
+        <w:pict>
+          <v:rect style="width:0;height:1.5pt" o:hralign="center" o:hrstd="t" o:hr="t"/>
+        </w:pict>
       </w:r>
     </w:p>
     <w:p>
@@ -4816,6 +5687,7 @@
     <w:p>
       <w:pPr>
         <w:pStyle w:val="FirstParagraph"/>
+        <w:ind w:firstLine="420"/>
       </w:pPr>
       <w:r>
         <w:rPr>
@@ -5046,6 +5918,16 @@
         </w:pict>
       </w:r>
     </w:p>
+    <w:p>
+      <w:pPr>
+        <w:spacing w:before="160" w:after="80"/>
+      </w:pPr>
+      <w:r>
+        <w:pict>
+          <v:rect style="width:0;height:1.5pt" o:hralign="center" o:hrstd="t" o:hr="t"/>
+        </w:pict>
+      </w:r>
+    </w:p>
     <w:bookmarkEnd w:id="34"/>
     <w:bookmarkStart w:id="38" w:name="第17题"/>
     <w:p>
@@ -5075,6 +5957,7 @@
     <w:p>
       <w:pPr>
         <w:pStyle w:val="FirstParagraph"/>
+        <w:ind w:firstLine="420"/>
       </w:pPr>
       <w:r>
         <w:rPr>
@@ -5341,7 +6224,7 @@
         </w:rPr>
         <w:drawing>
           <wp:inline>
-            <wp:extent cx="3240000" cy="2703970"/>
+            <wp:extent cx="3600000" cy="2197058"/>
             <wp:effectExtent b="0" l="0" r="0" t="0"/>
             <wp:docPr descr="" title="" id="36" name="Picture"/>
             <a:graphic>
@@ -5362,7 +6245,7 @@
                   <pic:spPr bwMode="auto">
                     <a:xfrm>
                       <a:off x="0" y="0"/>
-                      <a:ext cx="3240000" cy="2703970"/>
+                      <a:ext cx="3600000" cy="2197058"/>
                     </a:xfrm>
                     <a:prstGeom prst="rect">
                       <a:avLst/>
@@ -5386,8 +6269,9 @@
         <w:pStyle w:val="Compact"/>
         <w:numPr>
           <w:ilvl w:val="0"/>
-          <w:numId w:val="1004"/>
+          <w:numId w:val="1010"/>
         </w:numPr>
+        <w:ind w:firstLine="420"/>
       </w:pPr>
       <w:r>
         <w:rPr>
@@ -5456,8 +6340,9 @@
         <w:pStyle w:val="Compact"/>
         <w:numPr>
           <w:ilvl w:val="0"/>
-          <w:numId w:val="1004"/>
+          <w:numId w:val="1010"/>
         </w:numPr>
+        <w:ind w:firstLine="420"/>
       </w:pPr>
       <w:r>
         <w:rPr>
@@ -5535,8 +6420,9 @@
         <w:pStyle w:val="Compact"/>
         <w:numPr>
           <w:ilvl w:val="0"/>
-          <w:numId w:val="1004"/>
+          <w:numId w:val="1010"/>
         </w:numPr>
+        <w:ind w:firstLine="420"/>
       </w:pPr>
       <w:r>
         <w:rPr>
@@ -5605,8 +6491,9 @@
         <w:pStyle w:val="Compact"/>
         <w:numPr>
           <w:ilvl w:val="0"/>
-          <w:numId w:val="1004"/>
+          <w:numId w:val="1010"/>
         </w:numPr>
+        <w:ind w:firstLine="420"/>
       </w:pPr>
       <w:r>
         <w:rPr>
@@ -5655,6 +6542,16 @@
           <w:rFonts w:hint="eastAsia" w:ascii="Times New Roman" w:hAnsi="Times New Roman" w:eastAsia="FangSong" w:cs="Times New Roman"/>
         </w:rPr>
         <w:t>蓝色絮状物出现</w:t>
+      </w:r>
+    </w:p>
+    <w:p>
+      <w:pPr>
+        <w:spacing w:before="160" w:after="80"/>
+      </w:pPr>
+      <w:r>
+        <w:pict>
+          <v:rect style="width:0;height:1.5pt" o:hralign="center" o:hrstd="t" o:hr="t"/>
+        </w:pict>
       </w:r>
     </w:p>
     <w:p>
@@ -5696,6 +6593,7 @@
     <w:p>
       <w:pPr>
         <w:pStyle w:val="FirstParagraph"/>
+        <w:ind w:firstLine="420"/>
       </w:pPr>
       <w:r>
         <w:rPr>
@@ -6299,8 +7197,9 @@
         <w:pStyle w:val="Compact"/>
         <w:numPr>
           <w:ilvl w:val="0"/>
-          <w:numId w:val="1005"/>
+          <w:numId w:val="1011"/>
         </w:numPr>
+        <w:ind w:firstLine="420"/>
       </w:pPr>
       <w:r>
         <w:rPr>
@@ -6390,6 +7289,7 @@
     <w:p>
       <w:pPr>
         <w:pStyle w:val="FirstParagraph"/>
+        <w:ind w:firstLine="420"/>
       </w:pPr>
       <w:r>
         <w:rPr>
@@ -7248,8 +8148,9 @@
         <w:pStyle w:val="Compact"/>
         <w:numPr>
           <w:ilvl w:val="0"/>
-          <w:numId w:val="1006"/>
+          <w:numId w:val="1012"/>
         </w:numPr>
+        <w:ind w:firstLine="420"/>
       </w:pPr>
       <w:r>
         <w:rPr>
@@ -7311,8 +8212,9 @@
         <w:pStyle w:val="Compact"/>
         <w:numPr>
           <w:ilvl w:val="0"/>
-          <w:numId w:val="1006"/>
+          <w:numId w:val="1012"/>
         </w:numPr>
+        <w:ind w:firstLine="420"/>
       </w:pPr>
       <w:r>
         <w:rPr>
@@ -7370,8 +8272,9 @@
         <w:pStyle w:val="Compact"/>
         <w:numPr>
           <w:ilvl w:val="0"/>
-          <w:numId w:val="1006"/>
+          <w:numId w:val="1012"/>
         </w:numPr>
+        <w:ind w:firstLine="420"/>
       </w:pPr>
       <w:r>
         <w:rPr>
@@ -7579,6 +8482,16 @@
         </w:pict>
       </w:r>
     </w:p>
+    <w:p>
+      <w:pPr>
+        <w:spacing w:before="160" w:after="80"/>
+      </w:pPr>
+      <w:r>
+        <w:pict>
+          <v:rect style="width:0;height:1.5pt" o:hralign="center" o:hrstd="t" o:hr="t"/>
+        </w:pict>
+      </w:r>
+    </w:p>
     <w:bookmarkEnd w:id="39"/>
     <w:bookmarkStart w:id="40" w:name="第19题"/>
     <w:p>
@@ -7609,6 +8522,7 @@
       <w:pPr>
         <w:pStyle w:val="FirstParagraph"/>
         <w:spacing w:after="80"/>
+        <w:ind w:firstLine="420"/>
       </w:pPr>
       <w:r>
         <w:rPr>
@@ -7832,6 +8746,15 @@
         <w:tblStyle w:val="Table"/>
         <w:tblW w:type="auto" w:w="0"/>
         <w:tblLook w:firstRow="1" w:lastRow="0" w:firstColumn="0" w:lastColumn="0" w:noHBand="0" w:noVBand="0" w:val="0020"/>
+        <w:jc w:val="center"/>
+        <w:tblBorders>
+          <w:top w:val="single" w:sz="12" w:space="0" w:color="000000"/>
+          <w:bottom w:val="single" w:sz="12" w:space="0" w:color="000000"/>
+          <w:left w:val="none"/>
+          <w:right w:val="none"/>
+          <w:insideH w:val="none"/>
+          <w:insideV w:val="none"/>
+        </w:tblBorders>
       </w:tblPr>
       <w:tblGrid>
         <w:gridCol w:w="1584"/>
@@ -7845,7 +8768,11 @@
           <w:tblHeader w:val="on"/>
         </w:trPr>
         <w:tc>
-          <w:tcPr/>
+          <w:tcPr>
+            <w:tcBorders>
+              <w:bottom w:val="single" w:sz="6" w:space="0" w:color="000000"/>
+            </w:tcBorders>
+          </w:tcPr>
           <w:p>
             <w:pPr>
               <w:pStyle w:val="Compact"/>
@@ -7868,7 +8795,11 @@
           </w:p>
         </w:tc>
         <w:tc>
-          <w:tcPr/>
+          <w:tcPr>
+            <w:tcBorders>
+              <w:bottom w:val="single" w:sz="6" w:space="0" w:color="000000"/>
+            </w:tcBorders>
+          </w:tcPr>
           <w:p>
             <w:pPr>
               <w:pStyle w:val="Compact"/>
@@ -7884,7 +8815,11 @@
           </w:p>
         </w:tc>
         <w:tc>
-          <w:tcPr/>
+          <w:tcPr>
+            <w:tcBorders>
+              <w:bottom w:val="single" w:sz="6" w:space="0" w:color="000000"/>
+            </w:tcBorders>
+          </w:tcPr>
           <w:p>
             <w:pPr>
               <w:pStyle w:val="Compact"/>
@@ -7900,7 +8835,11 @@
           </w:p>
         </w:tc>
         <w:tc>
-          <w:tcPr/>
+          <w:tcPr>
+            <w:tcBorders>
+              <w:bottom w:val="single" w:sz="6" w:space="0" w:color="000000"/>
+            </w:tcBorders>
+          </w:tcPr>
           <w:p>
             <w:pPr>
               <w:pStyle w:val="Compact"/>
@@ -7916,7 +8855,11 @@
           </w:p>
         </w:tc>
         <w:tc>
-          <w:tcPr/>
+          <w:tcPr>
+            <w:tcBorders>
+              <w:bottom w:val="single" w:sz="6" w:space="0" w:color="000000"/>
+            </w:tcBorders>
+          </w:tcPr>
           <w:p>
             <w:pPr>
               <w:pStyle w:val="Compact"/>
@@ -8137,6 +9080,7 @@
       <w:pPr>
         <w:pStyle w:val="BodyText"/>
         <w:spacing w:before="120"/>
+        <w:ind w:firstLine="420"/>
       </w:pPr>
       <w:r>
         <w:rPr>
@@ -8483,8 +9427,9 @@
       <w:pPr>
         <w:numPr>
           <w:ilvl w:val="0"/>
-          <w:numId w:val="1007"/>
+          <w:numId w:val="1013"/>
         </w:numPr>
+        <w:ind w:firstLine="420"/>
       </w:pPr>
       <w:r>
         <w:rPr>
@@ -8503,8 +9448,9 @@
       <w:pPr>
         <w:numPr>
           <w:ilvl w:val="0"/>
-          <w:numId w:val="1007"/>
+          <w:numId w:val="1013"/>
         </w:numPr>
+        <w:ind w:firstLine="420"/>
       </w:pPr>
       <w:r>
         <w:rPr>
@@ -8517,6 +9463,16 @@
           <w:rFonts w:hint="eastAsia" w:ascii="Times New Roman" w:hAnsi="Times New Roman" w:eastAsia="Times New Roman" w:cs="Times New Roman"/>
         </w:rPr>
         <w:t>。</w:t>
+      </w:r>
+    </w:p>
+    <w:p>
+      <w:pPr>
+        <w:spacing w:before="160" w:after="80"/>
+      </w:pPr>
+      <w:r>
+        <w:pict>
+          <v:rect style="width:0;height:1.5pt" o:hralign="center" o:hrstd="t" o:hr="t"/>
+        </w:pict>
       </w:r>
     </w:p>
     <w:p>
@@ -8558,6 +9514,7 @@
     <w:p>
       <w:pPr>
         <w:pStyle w:val="FirstParagraph"/>
+        <w:ind w:firstLine="420"/>
       </w:pPr>
       <w:r>
         <w:rPr>
@@ -8760,6 +9717,16 @@
         </w:pict>
       </w:r>
     </w:p>
+    <w:p>
+      <w:pPr>
+        <w:spacing w:before="160" w:after="80"/>
+      </w:pPr>
+      <w:r>
+        <w:pict>
+          <v:rect style="width:0;height:1.5pt" o:hralign="center" o:hrstd="t" o:hr="t"/>
+        </w:pict>
+      </w:r>
+    </w:p>
     <w:bookmarkEnd w:id="41"/>
     <w:bookmarkStart w:id="42" w:name="第21题"/>
     <w:p>
@@ -8789,6 +9756,7 @@
     <w:p>
       <w:pPr>
         <w:pStyle w:val="FirstParagraph"/>
+        <w:ind w:firstLine="420"/>
       </w:pPr>
       <w:r>
         <w:rPr>
@@ -8949,6 +9917,16 @@
         </w:pict>
       </w:r>
     </w:p>
+    <w:p>
+      <w:pPr>
+        <w:spacing w:before="160" w:after="80"/>
+      </w:pPr>
+      <w:r>
+        <w:pict>
+          <v:rect style="width:0;height:1.5pt" o:hralign="center" o:hrstd="t" o:hr="t"/>
+        </w:pict>
+      </w:r>
+    </w:p>
     <w:bookmarkEnd w:id="42"/>
     <w:bookmarkStart w:id="43" w:name="第22题"/>
     <w:p>
@@ -8978,6 +9956,7 @@
     <w:p>
       <w:pPr>
         <w:pStyle w:val="FirstParagraph"/>
+        <w:ind w:firstLine="420"/>
       </w:pPr>
       <w:r>
         <w:rPr>
@@ -9080,6 +10059,7 @@
     <w:p>
       <w:pPr>
         <w:pStyle w:val="BodyText"/>
+        <w:ind w:firstLine="420"/>
       </w:pPr>
       <w:r>
         <w:rPr>
@@ -9299,6 +10279,7 @@
     <w:p>
       <w:pPr>
         <w:pStyle w:val="BodyText"/>
+        <w:ind w:firstLine="420"/>
       </w:pPr>
       <w:r>
         <w:rPr>
@@ -9596,6 +10577,7 @@
     <w:p>
       <w:pPr>
         <w:pStyle w:val="BodyText"/>
+        <w:ind w:firstLine="420"/>
       </w:pPr>
       <w:r>
         <w:rPr>
@@ -9819,6 +10801,7 @@
     <w:p>
       <w:pPr>
         <w:pStyle w:val="BodyText"/>
+        <w:ind w:firstLine="420"/>
       </w:pPr>
       <w:r>
         <w:rPr>
@@ -9929,6 +10912,7 @@
     <w:p>
       <w:pPr>
         <w:pStyle w:val="BodyText"/>
+        <w:ind w:firstLine="420"/>
       </w:pPr>
       <w:r>
         <w:rPr>
@@ -10154,6 +11138,7 @@
     <w:p>
       <w:pPr>
         <w:pStyle w:val="BodyText"/>
+        <w:ind w:firstLine="420"/>
       </w:pPr>
       <w:r>
         <w:rPr>
@@ -10352,6 +11337,7 @@
       <w:pPr>
         <w:pStyle w:val="BodyText"/>
         <w:spacing w:after="80"/>
+        <w:ind w:firstLine="420"/>
       </w:pPr>
       <w:r>
         <w:rPr>
@@ -10440,6 +11426,15 @@
         <w:tblStyle w:val="Table"/>
         <w:tblW w:type="auto" w:w="0"/>
         <w:tblLook w:firstRow="1" w:lastRow="0" w:firstColumn="0" w:lastColumn="0" w:noHBand="0" w:noVBand="0" w:val="0020"/>
+        <w:jc w:val="center"/>
+        <w:tblBorders>
+          <w:top w:val="single" w:sz="12" w:space="0" w:color="000000"/>
+          <w:bottom w:val="single" w:sz="12" w:space="0" w:color="000000"/>
+          <w:left w:val="none"/>
+          <w:right w:val="none"/>
+          <w:insideH w:val="none"/>
+          <w:insideV w:val="none"/>
+        </w:tblBorders>
       </w:tblPr>
       <w:tblGrid>
         <w:gridCol w:w="1584"/>
@@ -10453,7 +11448,11 @@
           <w:tblHeader w:val="on"/>
         </w:trPr>
         <w:tc>
-          <w:tcPr/>
+          <w:tcPr>
+            <w:tcBorders>
+              <w:bottom w:val="single" w:sz="6" w:space="0" w:color="000000"/>
+            </w:tcBorders>
+          </w:tcPr>
           <w:p>
             <w:pPr>
               <w:pStyle w:val="Compact"/>
@@ -10484,7 +11483,11 @@
           </w:p>
         </w:tc>
         <w:tc>
-          <w:tcPr/>
+          <w:tcPr>
+            <w:tcBorders>
+              <w:bottom w:val="single" w:sz="6" w:space="0" w:color="000000"/>
+            </w:tcBorders>
+          </w:tcPr>
           <w:p>
             <w:pPr>
               <w:pStyle w:val="Compact"/>
@@ -10500,7 +11503,11 @@
           </w:p>
         </w:tc>
         <w:tc>
-          <w:tcPr/>
+          <w:tcPr>
+            <w:tcBorders>
+              <w:bottom w:val="single" w:sz="6" w:space="0" w:color="000000"/>
+            </w:tcBorders>
+          </w:tcPr>
           <w:p>
             <w:pPr>
               <w:pStyle w:val="Compact"/>
@@ -10516,7 +11523,11 @@
           </w:p>
         </w:tc>
         <w:tc>
-          <w:tcPr/>
+          <w:tcPr>
+            <w:tcBorders>
+              <w:bottom w:val="single" w:sz="6" w:space="0" w:color="000000"/>
+            </w:tcBorders>
+          </w:tcPr>
           <w:p>
             <w:pPr>
               <w:pStyle w:val="Compact"/>
@@ -10532,7 +11543,11 @@
           </w:p>
         </w:tc>
         <w:tc>
-          <w:tcPr/>
+          <w:tcPr>
+            <w:tcBorders>
+              <w:bottom w:val="single" w:sz="6" w:space="0" w:color="000000"/>
+            </w:tcBorders>
+          </w:tcPr>
           <w:p>
             <w:pPr>
               <w:pStyle w:val="Compact"/>
@@ -10650,6 +11665,7 @@
       <w:pPr>
         <w:pStyle w:val="BodyText"/>
         <w:spacing w:before="120"/>
+        <w:ind w:firstLine="420"/>
       </w:pPr>
       <w:r>
         <w:rPr>
@@ -10741,6 +11757,7 @@
       <w:pPr>
         <w:pStyle w:val="BodyText"/>
         <w:spacing w:after="80"/>
+        <w:ind w:firstLine="420"/>
       </w:pPr>
       <w:r>
         <w:rPr>
@@ -10792,6 +11809,15 @@
         <w:tblStyle w:val="Table"/>
         <w:tblW w:type="auto" w:w="0"/>
         <w:tblLook w:firstRow="1" w:lastRow="0" w:firstColumn="0" w:lastColumn="0" w:noHBand="0" w:noVBand="0" w:val="0020"/>
+        <w:jc w:val="center"/>
+        <w:tblBorders>
+          <w:top w:val="single" w:sz="12" w:space="0" w:color="000000"/>
+          <w:bottom w:val="single" w:sz="12" w:space="0" w:color="000000"/>
+          <w:left w:val="none"/>
+          <w:right w:val="none"/>
+          <w:insideH w:val="none"/>
+          <w:insideV w:val="none"/>
+        </w:tblBorders>
       </w:tblPr>
       <w:tblGrid>
         <w:gridCol w:w="2640"/>
@@ -10803,7 +11829,11 @@
           <w:tblHeader w:val="on"/>
         </w:trPr>
         <w:tc>
-          <w:tcPr/>
+          <w:tcPr>
+            <w:tcBorders>
+              <w:bottom w:val="single" w:sz="6" w:space="0" w:color="000000"/>
+            </w:tcBorders>
+          </w:tcPr>
           <w:p>
             <w:pPr>
               <w:pStyle w:val="Compact"/>
@@ -10819,7 +11849,11 @@
           </w:p>
         </w:tc>
         <w:tc>
-          <w:tcPr/>
+          <w:tcPr>
+            <w:tcBorders>
+              <w:bottom w:val="single" w:sz="6" w:space="0" w:color="000000"/>
+            </w:tcBorders>
+          </w:tcPr>
           <w:p>
             <w:pPr>
               <w:pStyle w:val="Compact"/>
@@ -10835,7 +11869,11 @@
           </w:p>
         </w:tc>
         <w:tc>
-          <w:tcPr/>
+          <w:tcPr>
+            <w:tcBorders>
+              <w:bottom w:val="single" w:sz="6" w:space="0" w:color="000000"/>
+            </w:tcBorders>
+          </w:tcPr>
           <w:p>
             <w:pPr>
               <w:pStyle w:val="Compact"/>
@@ -11079,9 +12117,10 @@
         <w:pStyle w:val="Compact"/>
         <w:numPr>
           <w:ilvl w:val="0"/>
-          <w:numId w:val="1008"/>
+          <w:numId w:val="1014"/>
         </w:numPr>
         <w:spacing w:before="120"/>
+        <w:ind w:firstLine="420"/>
       </w:pPr>
       <w:r>
         <w:rPr>
@@ -11101,8 +12140,9 @@
         <w:pStyle w:val="Compact"/>
         <w:numPr>
           <w:ilvl w:val="0"/>
-          <w:numId w:val="1008"/>
+          <w:numId w:val="1014"/>
         </w:numPr>
+        <w:ind w:firstLine="420"/>
       </w:pPr>
       <w:r>
         <w:rPr>
@@ -11120,6 +12160,7 @@
     <w:p>
       <w:pPr>
         <w:pStyle w:val="FirstParagraph"/>
+        <w:ind w:firstLine="420"/>
       </w:pPr>
       <w:r>
         <w:rPr>
@@ -11267,6 +12308,7 @@
       <w:pPr>
         <w:pStyle w:val="BodyText"/>
         <w:spacing w:after="80"/>
+        <w:ind w:firstLine="420"/>
       </w:pPr>
       <w:r>
         <w:rPr>
@@ -11348,6 +12390,15 @@
         <w:tblStyle w:val="Table"/>
         <w:tblW w:type="auto" w:w="0"/>
         <w:tblLook w:firstRow="1" w:lastRow="0" w:firstColumn="0" w:lastColumn="0" w:noHBand="0" w:noVBand="0" w:val="0020"/>
+        <w:jc w:val="center"/>
+        <w:tblBorders>
+          <w:top w:val="single" w:sz="12" w:space="0" w:color="000000"/>
+          <w:bottom w:val="single" w:sz="12" w:space="0" w:color="000000"/>
+          <w:left w:val="none"/>
+          <w:right w:val="none"/>
+          <w:insideH w:val="none"/>
+          <w:insideV w:val="none"/>
+        </w:tblBorders>
       </w:tblPr>
       <w:tblGrid>
         <w:gridCol w:w="1584"/>
@@ -11361,7 +12412,11 @@
           <w:tblHeader w:val="on"/>
         </w:trPr>
         <w:tc>
-          <w:tcPr/>
+          <w:tcPr>
+            <w:tcBorders>
+              <w:bottom w:val="single" w:sz="6" w:space="0" w:color="000000"/>
+            </w:tcBorders>
+          </w:tcPr>
           <w:p>
             <w:pPr>
               <w:pStyle w:val="Compact"/>
@@ -11377,7 +12432,11 @@
           </w:p>
         </w:tc>
         <w:tc>
-          <w:tcPr/>
+          <w:tcPr>
+            <w:tcBorders>
+              <w:bottom w:val="single" w:sz="6" w:space="0" w:color="000000"/>
+            </w:tcBorders>
+          </w:tcPr>
           <w:p>
             <w:pPr>
               <w:pStyle w:val="Compact"/>
@@ -11393,7 +12452,11 @@
           </w:p>
         </w:tc>
         <w:tc>
-          <w:tcPr/>
+          <w:tcPr>
+            <w:tcBorders>
+              <w:bottom w:val="single" w:sz="6" w:space="0" w:color="000000"/>
+            </w:tcBorders>
+          </w:tcPr>
           <w:p>
             <w:pPr>
               <w:pStyle w:val="Compact"/>
@@ -11409,7 +12472,11 @@
           </w:p>
         </w:tc>
         <w:tc>
-          <w:tcPr/>
+          <w:tcPr>
+            <w:tcBorders>
+              <w:bottom w:val="single" w:sz="6" w:space="0" w:color="000000"/>
+            </w:tcBorders>
+          </w:tcPr>
           <w:p>
             <w:pPr>
               <w:pStyle w:val="Compact"/>
@@ -11425,7 +12492,11 @@
           </w:p>
         </w:tc>
         <w:tc>
-          <w:tcPr/>
+          <w:tcPr>
+            <w:tcBorders>
+              <w:bottom w:val="single" w:sz="6" w:space="0" w:color="000000"/>
+            </w:tcBorders>
+          </w:tcPr>
           <w:p>
             <w:pPr>
               <w:pStyle w:val="Compact"/>
@@ -11530,6 +12601,7 @@
       <w:pPr>
         <w:pStyle w:val="BodyText"/>
         <w:spacing w:before="120"/>
+        <w:ind w:firstLine="420"/>
       </w:pPr>
       <w:r>
         <w:rPr>
@@ -11559,6 +12631,7 @@
     <w:p>
       <w:pPr>
         <w:pStyle w:val="BodyText"/>
+        <w:ind w:firstLine="420"/>
       </w:pPr>
       <w:r>
         <w:rPr>
@@ -11797,6 +12870,7 @@
       <w:pPr>
         <w:pStyle w:val="BodyText"/>
         <w:spacing w:after="80"/>
+        <w:ind w:firstLine="420"/>
       </w:pPr>
       <w:r>
         <w:rPr>
@@ -11830,6 +12904,15 @@
         <w:tblStyle w:val="Table"/>
         <w:tblW w:type="auto" w:w="0"/>
         <w:tblLook w:firstRow="1" w:lastRow="0" w:firstColumn="0" w:lastColumn="0" w:noHBand="0" w:noVBand="0" w:val="0020"/>
+        <w:jc w:val="center"/>
+        <w:tblBorders>
+          <w:top w:val="single" w:sz="12" w:space="0" w:color="000000"/>
+          <w:bottom w:val="single" w:sz="12" w:space="0" w:color="000000"/>
+          <w:left w:val="none"/>
+          <w:right w:val="none"/>
+          <w:insideH w:val="none"/>
+          <w:insideV w:val="none"/>
+        </w:tblBorders>
       </w:tblPr>
       <w:tblGrid>
         <w:gridCol w:w="1980"/>
@@ -11842,7 +12925,11 @@
           <w:tblHeader w:val="on"/>
         </w:trPr>
         <w:tc>
-          <w:tcPr/>
+          <w:tcPr>
+            <w:tcBorders>
+              <w:bottom w:val="single" w:sz="6" w:space="0" w:color="000000"/>
+            </w:tcBorders>
+          </w:tcPr>
           <w:p>
             <w:pPr>
               <w:pStyle w:val="Compact"/>
@@ -11858,7 +12945,11 @@
           </w:p>
         </w:tc>
         <w:tc>
-          <w:tcPr/>
+          <w:tcPr>
+            <w:tcBorders>
+              <w:bottom w:val="single" w:sz="6" w:space="0" w:color="000000"/>
+            </w:tcBorders>
+          </w:tcPr>
           <w:p>
             <w:pPr>
               <w:pStyle w:val="Compact"/>
@@ -11881,7 +12972,11 @@
           </w:p>
         </w:tc>
         <w:tc>
-          <w:tcPr/>
+          <w:tcPr>
+            <w:tcBorders>
+              <w:bottom w:val="single" w:sz="6" w:space="0" w:color="000000"/>
+            </w:tcBorders>
+          </w:tcPr>
           <w:p>
             <w:pPr>
               <w:pStyle w:val="Compact"/>
@@ -11911,7 +13006,11 @@
           </w:p>
         </w:tc>
         <w:tc>
-          <w:tcPr/>
+          <w:tcPr>
+            <w:tcBorders>
+              <w:bottom w:val="single" w:sz="6" w:space="0" w:color="000000"/>
+            </w:tcBorders>
+          </w:tcPr>
           <w:p>
             <w:pPr>
               <w:pStyle w:val="Compact"/>
@@ -12271,9 +13370,10 @@
         <w:pStyle w:val="Compact"/>
         <w:numPr>
           <w:ilvl w:val="0"/>
-          <w:numId w:val="1009"/>
+          <w:numId w:val="1015"/>
         </w:numPr>
         <w:spacing w:before="120"/>
+        <w:ind w:firstLine="420"/>
       </w:pPr>
       <w:r>
         <w:rPr>
@@ -12305,8 +13405,9 @@
         <w:pStyle w:val="Compact"/>
         <w:numPr>
           <w:ilvl w:val="0"/>
-          <w:numId w:val="1009"/>
+          <w:numId w:val="1015"/>
         </w:numPr>
+        <w:ind w:firstLine="420"/>
       </w:pPr>
       <w:r>
         <w:rPr>
@@ -12324,6 +13425,7 @@
     <w:p>
       <w:pPr>
         <w:pStyle w:val="FirstParagraph"/>
+        <w:ind w:firstLine="420"/>
       </w:pPr>
       <w:r>
         <w:rPr>
@@ -12579,6 +13681,7 @@
     <w:p>
       <w:pPr>
         <w:pStyle w:val="BodyText"/>
+        <w:ind w:firstLine="420"/>
       </w:pPr>
       <w:r>
         <w:rPr>
@@ -13087,6 +14190,16 @@
           <w:rFonts w:hint="eastAsia" w:ascii="Times New Roman" w:hAnsi="Times New Roman" w:eastAsia="Times New Roman" w:cs="Times New Roman"/>
         </w:rPr>
         <w:t>？</w:t>
+      </w:r>
+    </w:p>
+    <w:p>
+      <w:pPr>
+        <w:spacing w:before="160" w:after="80"/>
+      </w:pPr>
+      <w:r>
+        <w:pict>
+          <v:rect style="width:0;height:1.5pt" o:hralign="center" o:hrstd="t" o:hr="t"/>
+        </w:pict>
       </w:r>
     </w:p>
     <w:p>
@@ -13129,6 +14242,7 @@
       <w:pPr>
         <w:pStyle w:val="FirstParagraph"/>
         <w:spacing w:after="80"/>
+        <w:ind w:firstLine="420"/>
       </w:pPr>
       <w:r>
         <w:rPr>
@@ -13209,6 +14323,15 @@
         <w:tblStyle w:val="Table"/>
         <w:tblW w:type="auto" w:w="0"/>
         <w:tblLook w:firstRow="1" w:lastRow="0" w:firstColumn="0" w:lastColumn="0" w:noHBand="0" w:noVBand="0" w:val="0020"/>
+        <w:jc w:val="center"/>
+        <w:tblBorders>
+          <w:top w:val="single" w:sz="12" w:space="0" w:color="000000"/>
+          <w:bottom w:val="single" w:sz="12" w:space="0" w:color="000000"/>
+          <w:left w:val="none"/>
+          <w:right w:val="none"/>
+          <w:insideH w:val="none"/>
+          <w:insideV w:val="none"/>
+        </w:tblBorders>
       </w:tblPr>
       <w:tblGrid>
         <w:gridCol w:w="2640"/>
@@ -13220,7 +14343,11 @@
           <w:tblHeader w:val="on"/>
         </w:trPr>
         <w:tc>
-          <w:tcPr/>
+          <w:tcPr>
+            <w:tcBorders>
+              <w:bottom w:val="single" w:sz="6" w:space="0" w:color="000000"/>
+            </w:tcBorders>
+          </w:tcPr>
           <w:p>
             <w:pPr>
               <w:pStyle w:val="Compact"/>
@@ -13236,7 +14363,11 @@
           </w:p>
         </w:tc>
         <w:tc>
-          <w:tcPr/>
+          <w:tcPr>
+            <w:tcBorders>
+              <w:bottom w:val="single" w:sz="6" w:space="0" w:color="000000"/>
+            </w:tcBorders>
+          </w:tcPr>
           <w:p>
             <w:pPr>
               <w:pStyle w:val="Compact"/>
@@ -13252,7 +14383,11 @@
           </w:p>
         </w:tc>
         <w:tc>
-          <w:tcPr/>
+          <w:tcPr>
+            <w:tcBorders>
+              <w:bottom w:val="single" w:sz="6" w:space="0" w:color="000000"/>
+            </w:tcBorders>
+          </w:tcPr>
           <w:p>
             <w:pPr>
               <w:pStyle w:val="Compact"/>
@@ -13439,6 +14574,7 @@
       <w:pPr>
         <w:pStyle w:val="BodyText"/>
         <w:spacing w:before="120"/>
+        <w:ind w:firstLine="420"/>
       </w:pPr>
       <w:r>
         <w:rPr>
@@ -13446,7 +14582,7 @@
           <w:b/>
           <w:bCs/>
         </w:rPr>
-        <w:t xml:space="preserve">8-1</w:t>
+        <w:t xml:space="preserve">(1)</w:t>
       </w:r>
       <w:r>
         <w:rPr>
@@ -13636,6 +14772,7 @@
     <w:p>
       <w:pPr>
         <w:pStyle w:val="BodyText"/>
+        <w:ind w:firstLine="420"/>
       </w:pPr>
       <w:r>
         <w:rPr>
@@ -13643,7 +14780,7 @@
           <w:b/>
           <w:bCs/>
         </w:rPr>
-        <w:t xml:space="preserve">8-2</w:t>
+        <w:t xml:space="preserve">(2)</w:t>
       </w:r>
       <w:r>
         <w:rPr>
@@ -13716,6 +14853,7 @@
     <w:p>
       <w:pPr>
         <w:pStyle w:val="BodyText"/>
+        <w:ind w:firstLine="420"/>
       </w:pPr>
       <w:r>
         <w:rPr>
@@ -13723,7 +14861,7 @@
           <w:b/>
           <w:bCs/>
         </w:rPr>
-        <w:t xml:space="preserve">8-3</w:t>
+        <w:t xml:space="preserve">(3)</w:t>
       </w:r>
       <w:r>
         <w:rPr>
@@ -13833,6 +14971,7 @@
     <w:p>
       <w:pPr>
         <w:pStyle w:val="BodyText"/>
+        <w:ind w:firstLine="420"/>
       </w:pPr>
       <w:r>
         <w:rPr>
@@ -13840,7 +14979,7 @@
           <w:b/>
           <w:bCs/>
         </w:rPr>
-        <w:t xml:space="preserve">8-4</w:t>
+        <w:t xml:space="preserve">(4)</w:t>
       </w:r>
       <w:r>
         <w:rPr>
@@ -13901,6 +15040,7 @@
     <w:p>
       <w:pPr>
         <w:pStyle w:val="BodyText"/>
+        <w:ind w:firstLine="420"/>
       </w:pPr>
       <w:r>
         <w:rPr>
@@ -13908,7 +15048,7 @@
           <w:b/>
           <w:bCs/>
         </w:rPr>
-        <w:t xml:space="preserve">8-5</w:t>
+        <w:t xml:space="preserve">(5)</w:t>
       </w:r>
       <w:r>
         <w:rPr>
@@ -13988,6 +15128,16 @@
           <w:rFonts w:hint="eastAsia" w:ascii="Times New Roman" w:hAnsi="Times New Roman" w:eastAsia="Times New Roman" w:cs="Times New Roman"/>
         </w:rPr>
         <w:t>。</w:t>
+      </w:r>
+    </w:p>
+    <w:p>
+      <w:pPr>
+        <w:spacing w:before="160" w:after="80"/>
+      </w:pPr>
+      <w:r>
+        <w:pict>
+          <v:rect style="width:0;height:1.5pt" o:hralign="center" o:hrstd="t" o:hr="t"/>
+        </w:pict>
       </w:r>
     </w:p>
     <w:p>
@@ -14029,6 +15179,7 @@
     <w:p>
       <w:pPr>
         <w:pStyle w:val="FirstParagraph"/>
+        <w:ind w:firstLine="420"/>
       </w:pPr>
       <w:r>
         <w:rPr>
@@ -14105,14 +15256,12 @@
     </w:p>
     <w:p>
       <w:pPr>
-        <w:pStyle w:val="BodyText"/>
-      </w:pPr>
-      <w:r>
-        <w:rPr>
-          <w:rFonts w:ascii="Times New Roman" w:hAnsi="Times New Roman" w:eastAsia="Times New Roman" w:cs="Times New Roman"/>
-        </w:rPr>
-        <w:t xml:space="preserve">1-1 </w:t>
-      </w:r>
+        <w:numPr>
+          <w:ilvl w:val="0"/>
+          <w:numId w:val="1016"/>
+        </w:numPr>
+        <w:ind w:firstLine="420"/>
+      </w:pPr>
       <w:r>
         <w:rPr>
           <w:rFonts w:hint="eastAsia" w:ascii="Times New Roman" w:hAnsi="Times New Roman" w:eastAsia="FangSong" w:cs="Times New Roman"/>
@@ -14164,15 +15313,13 @@
     </w:p>
     <w:p>
       <w:pPr>
-        <w:pStyle w:val="BodyText"/>
+        <w:numPr>
+          <w:ilvl w:val="0"/>
+          <w:numId w:val="1016"/>
+        </w:numPr>
         <w:spacing w:after="80"/>
-      </w:pPr>
-      <w:r>
-        <w:rPr>
-          <w:rFonts w:ascii="Times New Roman" w:hAnsi="Times New Roman" w:eastAsia="Times New Roman" w:cs="Times New Roman"/>
-        </w:rPr>
-        <w:t xml:space="preserve">1-2 </w:t>
-      </w:r>
+        <w:ind w:firstLine="420"/>
+      </w:pPr>
       <w:r>
         <w:rPr>
           <w:rFonts w:hint="eastAsia" w:ascii="Times New Roman" w:hAnsi="Times New Roman" w:eastAsia="FangSong" w:cs="Times New Roman"/>
@@ -14298,6 +15445,15 @@
         <w:tblStyle w:val="Table"/>
         <w:tblW w:type="auto" w:w="0"/>
         <w:tblLook w:firstRow="1" w:lastRow="0" w:firstColumn="0" w:lastColumn="0" w:noHBand="0" w:noVBand="0" w:val="0020"/>
+        <w:jc w:val="center"/>
+        <w:tblBorders>
+          <w:top w:val="single" w:sz="12" w:space="0" w:color="000000"/>
+          <w:bottom w:val="single" w:sz="12" w:space="0" w:color="000000"/>
+          <w:left w:val="none"/>
+          <w:right w:val="none"/>
+          <w:insideH w:val="none"/>
+          <w:insideV w:val="none"/>
+        </w:tblBorders>
       </w:tblPr>
       <w:tblGrid>
         <w:gridCol w:w="1980"/>
@@ -14310,7 +15466,11 @@
           <w:tblHeader w:val="on"/>
         </w:trPr>
         <w:tc>
-          <w:tcPr/>
+          <w:tcPr>
+            <w:tcBorders>
+              <w:bottom w:val="single" w:sz="6" w:space="0" w:color="000000"/>
+            </w:tcBorders>
+          </w:tcPr>
           <w:p>
             <w:pPr>
               <w:pStyle w:val="Compact"/>
@@ -14326,7 +15486,11 @@
           </w:p>
         </w:tc>
         <w:tc>
-          <w:tcPr/>
+          <w:tcPr>
+            <w:tcBorders>
+              <w:bottom w:val="single" w:sz="6" w:space="0" w:color="000000"/>
+            </w:tcBorders>
+          </w:tcPr>
           <w:p>
             <w:pPr>
               <w:pStyle w:val="Compact"/>
@@ -14342,7 +15506,11 @@
           </w:p>
         </w:tc>
         <w:tc>
-          <w:tcPr/>
+          <w:tcPr>
+            <w:tcBorders>
+              <w:bottom w:val="single" w:sz="6" w:space="0" w:color="000000"/>
+            </w:tcBorders>
+          </w:tcPr>
           <w:p>
             <w:pPr>
               <w:pStyle w:val="Compact"/>
@@ -14358,7 +15526,11 @@
           </w:p>
         </w:tc>
         <w:tc>
-          <w:tcPr/>
+          <w:tcPr>
+            <w:tcBorders>
+              <w:bottom w:val="single" w:sz="6" w:space="0" w:color="000000"/>
+            </w:tcBorders>
+          </w:tcPr>
           <w:p>
             <w:pPr>
               <w:pStyle w:val="Compact"/>
@@ -14460,6 +15632,7 @@
       <w:pPr>
         <w:pStyle w:val="BodyText"/>
         <w:spacing w:before="120"/>
+        <w:ind w:firstLine="420"/>
       </w:pPr>
       <w:r>
         <w:rPr>
@@ -14690,6 +15863,7 @@
     <w:p>
       <w:pPr>
         <w:pStyle w:val="FirstParagraph"/>
+        <w:ind w:firstLine="420"/>
       </w:pPr>
       <w:r>
         <w:rPr>
@@ -14718,14 +15892,13 @@
     </w:p>
     <w:p>
       <w:pPr>
-        <w:pStyle w:val="BodyText"/>
-      </w:pPr>
-      <w:r>
-        <w:rPr>
-          <w:rFonts w:ascii="Times New Roman" w:hAnsi="Times New Roman" w:eastAsia="Times New Roman" w:cs="Times New Roman"/>
-        </w:rPr>
-        <w:t xml:space="preserve">1-3 </w:t>
-      </w:r>
+        <w:pStyle w:val="Compact"/>
+        <w:numPr>
+          <w:ilvl w:val="0"/>
+          <w:numId w:val="1017"/>
+        </w:numPr>
+        <w:ind w:firstLine="420"/>
+      </w:pPr>
       <w:r>
         <w:rPr>
           <w:rFonts w:hint="eastAsia" w:ascii="Times New Roman" w:hAnsi="Times New Roman" w:eastAsia="FangSong" w:cs="Times New Roman"/>
@@ -14989,7 +16162,7 @@
     </w:p>
     <w:p>
       <w:pPr>
-        <w:pStyle w:val="BodyText"/>
+        <w:pStyle w:val="FirstParagraph"/>
       </w:pPr>
       <m:oMathPara>
         <m:oMathParaPr>
@@ -15512,6 +16685,7 @@
     <w:p>
       <w:pPr>
         <w:pStyle w:val="FirstParagraph"/>
+        <w:ind w:firstLine="420"/>
       </w:pPr>
       <w:r>
         <w:rPr>
@@ -15758,6 +16932,16 @@
         </w:pict>
       </w:r>
     </w:p>
+    <w:p>
+      <w:pPr>
+        <w:spacing w:before="160" w:after="80"/>
+      </w:pPr>
+      <w:r>
+        <w:pict>
+          <v:rect style="width:0;height:1.5pt" o:hralign="center" o:hrstd="t" o:hr="t"/>
+        </w:pict>
+      </w:r>
+    </w:p>
     <w:bookmarkEnd w:id="45"/>
     <w:bookmarkStart w:id="46" w:name="第25题"/>
     <w:p>
@@ -15787,6 +16971,7 @@
     <w:p>
       <w:pPr>
         <w:pStyle w:val="FirstParagraph"/>
+        <w:ind w:firstLine="420"/>
       </w:pPr>
       <w:r>
         <w:rPr>
@@ -15918,6 +17103,7 @@
     <w:p>
       <w:pPr>
         <w:pStyle w:val="FirstParagraph"/>
+        <w:ind w:firstLine="420"/>
       </w:pPr>
       <w:r>
         <w:rPr>
@@ -16617,6 +17803,16 @@
         </w:pict>
       </w:r>
     </w:p>
+    <w:p>
+      <w:pPr>
+        <w:spacing w:before="160" w:after="80"/>
+      </w:pPr>
+      <w:r>
+        <w:pict>
+          <v:rect style="width:0;height:1.5pt" o:hralign="center" o:hrstd="t" o:hr="t"/>
+        </w:pict>
+      </w:r>
+    </w:p>
     <w:bookmarkEnd w:id="46"/>
     <w:bookmarkStart w:id="47" w:name="第26题"/>
     <w:p>
@@ -16646,6 +17842,7 @@
     <w:p>
       <w:pPr>
         <w:pStyle w:val="FirstParagraph"/>
+        <w:ind w:firstLine="420"/>
       </w:pPr>
       <w:r>
         <w:rPr>
@@ -17373,8 +18570,9 @@
         <w:pStyle w:val="Compact"/>
         <w:numPr>
           <w:ilvl w:val="0"/>
-          <w:numId w:val="1010"/>
+          <w:numId w:val="1018"/>
         </w:numPr>
+        <w:ind w:firstLine="420"/>
       </w:pPr>
       <w:r>
         <w:rPr>
@@ -17506,8 +18704,9 @@
         <w:pStyle w:val="Compact"/>
         <w:numPr>
           <w:ilvl w:val="0"/>
-          <w:numId w:val="1010"/>
+          <w:numId w:val="1018"/>
         </w:numPr>
+        <w:ind w:firstLine="420"/>
       </w:pPr>
       <w:r>
         <w:rPr>
@@ -17675,9 +18874,10 @@
         <w:pStyle w:val="Compact"/>
         <w:numPr>
           <w:ilvl w:val="0"/>
-          <w:numId w:val="1010"/>
+          <w:numId w:val="1018"/>
         </w:numPr>
         <w:spacing w:after="80"/>
+        <w:ind w:firstLine="420"/>
       </w:pPr>
       <w:r>
         <w:rPr>
@@ -17841,6 +19041,15 @@
         <w:tblStyle w:val="Table"/>
         <w:tblW w:type="auto" w:w="0"/>
         <w:tblLook w:firstRow="1" w:lastRow="0" w:firstColumn="0" w:lastColumn="0" w:noHBand="0" w:noVBand="0" w:val="0020"/>
+        <w:jc w:val="center"/>
+        <w:tblBorders>
+          <w:top w:val="single" w:sz="12" w:space="0" w:color="000000"/>
+          <w:bottom w:val="single" w:sz="12" w:space="0" w:color="000000"/>
+          <w:left w:val="none"/>
+          <w:right w:val="none"/>
+          <w:insideH w:val="none"/>
+          <w:insideV w:val="none"/>
+        </w:tblBorders>
       </w:tblPr>
       <w:tblGrid>
         <w:gridCol w:w="1320"/>
@@ -17855,7 +19064,11 @@
           <w:tblHeader w:val="on"/>
         </w:trPr>
         <w:tc>
-          <w:tcPr/>
+          <w:tcPr>
+            <w:tcBorders>
+              <w:bottom w:val="single" w:sz="6" w:space="0" w:color="000000"/>
+            </w:tcBorders>
+          </w:tcPr>
           <w:p>
             <w:pPr>
               <w:pStyle w:val="Compact"/>
@@ -17885,7 +19098,11 @@
           </w:p>
         </w:tc>
         <w:tc>
-          <w:tcPr/>
+          <w:tcPr>
+            <w:tcBorders>
+              <w:bottom w:val="single" w:sz="6" w:space="0" w:color="000000"/>
+            </w:tcBorders>
+          </w:tcPr>
           <w:p>
             <w:pPr>
               <w:pStyle w:val="Compact"/>
@@ -17901,7 +19118,11 @@
           </w:p>
         </w:tc>
         <w:tc>
-          <w:tcPr/>
+          <w:tcPr>
+            <w:tcBorders>
+              <w:bottom w:val="single" w:sz="6" w:space="0" w:color="000000"/>
+            </w:tcBorders>
+          </w:tcPr>
           <w:p>
             <w:pPr>
               <w:pStyle w:val="Compact"/>
@@ -17917,7 +19138,11 @@
           </w:p>
         </w:tc>
         <w:tc>
-          <w:tcPr/>
+          <w:tcPr>
+            <w:tcBorders>
+              <w:bottom w:val="single" w:sz="6" w:space="0" w:color="000000"/>
+            </w:tcBorders>
+          </w:tcPr>
           <w:p>
             <w:pPr>
               <w:pStyle w:val="Compact"/>
@@ -17933,7 +19158,11 @@
           </w:p>
         </w:tc>
         <w:tc>
-          <w:tcPr/>
+          <w:tcPr>
+            <w:tcBorders>
+              <w:bottom w:val="single" w:sz="6" w:space="0" w:color="000000"/>
+            </w:tcBorders>
+          </w:tcPr>
           <w:p>
             <w:pPr>
               <w:pStyle w:val="Compact"/>
@@ -17949,7 +19178,11 @@
           </w:p>
         </w:tc>
         <w:tc>
-          <w:tcPr/>
+          <w:tcPr>
+            <w:tcBorders>
+              <w:bottom w:val="single" w:sz="6" w:space="0" w:color="000000"/>
+            </w:tcBorders>
+          </w:tcPr>
           <w:p>
             <w:pPr>
               <w:pStyle w:val="Compact"/>
@@ -18080,6 +19313,16 @@
         </w:pict>
       </w:r>
     </w:p>
+    <w:p>
+      <w:pPr>
+        <w:spacing w:before="160" w:after="80"/>
+      </w:pPr>
+      <w:r>
+        <w:pict>
+          <v:rect style="width:0;height:1.5pt" o:hralign="center" o:hrstd="t" o:hr="t"/>
+        </w:pict>
+      </w:r>
+    </w:p>
     <w:bookmarkEnd w:id="47"/>
     <w:bookmarkEnd w:id="48"/>
     <w:bookmarkEnd w:id="49"/>
@@ -18413,6 +19656,176 @@
       </w:rPr>
     </w:lvl>
   </w:abstractNum>
+  <w:abstractNum w:abstractNumId="99432">
+    <w:nsid w:val="00A99432"/>
+    <w:multiLevelType w:val="multilevel"/>
+    <w:lvl w:ilvl="0">
+      <w:start w:val="2"/>
+      <w:numFmt w:val="decimal"/>
+      <w:lvlText w:val="(%1)"/>
+      <w:lvlJc w:val="left"/>
+      <w:pPr>
+        <w:ind w:left="720" w:hanging="360"/>
+      </w:pPr>
+    </w:lvl>
+    <w:lvl w:ilvl="1">
+      <w:start w:val="2"/>
+      <w:numFmt w:val="decimal"/>
+      <w:lvlText w:val="(%2)"/>
+      <w:lvlJc w:val="left"/>
+      <w:pPr>
+        <w:ind w:left="1440" w:hanging="360"/>
+      </w:pPr>
+    </w:lvl>
+    <w:lvl w:ilvl="2">
+      <w:start w:val="2"/>
+      <w:numFmt w:val="decimal"/>
+      <w:lvlText w:val="(%3)"/>
+      <w:lvlJc w:val="left"/>
+      <w:pPr>
+        <w:ind w:left="2160" w:hanging="360"/>
+      </w:pPr>
+    </w:lvl>
+    <w:lvl w:ilvl="3">
+      <w:start w:val="2"/>
+      <w:numFmt w:val="decimal"/>
+      <w:lvlText w:val="(%4)"/>
+      <w:lvlJc w:val="left"/>
+      <w:pPr>
+        <w:ind w:left="2880" w:hanging="360"/>
+      </w:pPr>
+    </w:lvl>
+    <w:lvl w:ilvl="4">
+      <w:start w:val="2"/>
+      <w:numFmt w:val="decimal"/>
+      <w:lvlText w:val="(%5)"/>
+      <w:lvlJc w:val="left"/>
+      <w:pPr>
+        <w:ind w:left="3600" w:hanging="360"/>
+      </w:pPr>
+    </w:lvl>
+    <w:lvl w:ilvl="5">
+      <w:start w:val="2"/>
+      <w:numFmt w:val="decimal"/>
+      <w:lvlText w:val="(%6)"/>
+      <w:lvlJc w:val="left"/>
+      <w:pPr>
+        <w:ind w:left="4320" w:hanging="360"/>
+      </w:pPr>
+    </w:lvl>
+    <w:lvl w:ilvl="6">
+      <w:start w:val="2"/>
+      <w:numFmt w:val="decimal"/>
+      <w:lvlText w:val="(%7)"/>
+      <w:lvlJc w:val="left"/>
+      <w:pPr>
+        <w:ind w:left="5040" w:hanging="360"/>
+      </w:pPr>
+    </w:lvl>
+    <w:lvl w:ilvl="7">
+      <w:start w:val="2"/>
+      <w:numFmt w:val="decimal"/>
+      <w:lvlText w:val="(%8)"/>
+      <w:lvlJc w:val="left"/>
+      <w:pPr>
+        <w:ind w:left="5760" w:hanging="360"/>
+      </w:pPr>
+    </w:lvl>
+    <w:lvl w:ilvl="8">
+      <w:start w:val="2"/>
+      <w:numFmt w:val="decimal"/>
+      <w:lvlText w:val="(%9)"/>
+      <w:lvlJc w:val="left"/>
+      <w:pPr>
+        <w:ind w:left="6480" w:hanging="360"/>
+      </w:pPr>
+    </w:lvl>
+  </w:abstractNum>
+  <w:abstractNum w:abstractNumId="99431">
+    <w:nsid w:val="00A99431"/>
+    <w:multiLevelType w:val="multilevel"/>
+    <w:lvl w:ilvl="0">
+      <w:start w:val="1"/>
+      <w:numFmt w:val="decimal"/>
+      <w:lvlText w:val="(%1)"/>
+      <w:lvlJc w:val="left"/>
+      <w:pPr>
+        <w:ind w:left="720" w:hanging="360"/>
+      </w:pPr>
+    </w:lvl>
+    <w:lvl w:ilvl="1">
+      <w:start w:val="1"/>
+      <w:numFmt w:val="decimal"/>
+      <w:lvlText w:val="(%2)"/>
+      <w:lvlJc w:val="left"/>
+      <w:pPr>
+        <w:ind w:left="1440" w:hanging="360"/>
+      </w:pPr>
+    </w:lvl>
+    <w:lvl w:ilvl="2">
+      <w:start w:val="1"/>
+      <w:numFmt w:val="decimal"/>
+      <w:lvlText w:val="(%3)"/>
+      <w:lvlJc w:val="left"/>
+      <w:pPr>
+        <w:ind w:left="2160" w:hanging="360"/>
+      </w:pPr>
+    </w:lvl>
+    <w:lvl w:ilvl="3">
+      <w:start w:val="1"/>
+      <w:numFmt w:val="decimal"/>
+      <w:lvlText w:val="(%4)"/>
+      <w:lvlJc w:val="left"/>
+      <w:pPr>
+        <w:ind w:left="2880" w:hanging="360"/>
+      </w:pPr>
+    </w:lvl>
+    <w:lvl w:ilvl="4">
+      <w:start w:val="1"/>
+      <w:numFmt w:val="decimal"/>
+      <w:lvlText w:val="(%5)"/>
+      <w:lvlJc w:val="left"/>
+      <w:pPr>
+        <w:ind w:left="3600" w:hanging="360"/>
+      </w:pPr>
+    </w:lvl>
+    <w:lvl w:ilvl="5">
+      <w:start w:val="1"/>
+      <w:numFmt w:val="decimal"/>
+      <w:lvlText w:val="(%6)"/>
+      <w:lvlJc w:val="left"/>
+      <w:pPr>
+        <w:ind w:left="4320" w:hanging="360"/>
+      </w:pPr>
+    </w:lvl>
+    <w:lvl w:ilvl="6">
+      <w:start w:val="1"/>
+      <w:numFmt w:val="decimal"/>
+      <w:lvlText w:val="(%7)"/>
+      <w:lvlJc w:val="left"/>
+      <w:pPr>
+        <w:ind w:left="5040" w:hanging="360"/>
+      </w:pPr>
+    </w:lvl>
+    <w:lvl w:ilvl="7">
+      <w:start w:val="1"/>
+      <w:numFmt w:val="decimal"/>
+      <w:lvlText w:val="(%8)"/>
+      <w:lvlJc w:val="left"/>
+      <w:pPr>
+        <w:ind w:left="5760" w:hanging="360"/>
+      </w:pPr>
+    </w:lvl>
+    <w:lvl w:ilvl="8">
+      <w:start w:val="1"/>
+      <w:numFmt w:val="decimal"/>
+      <w:lvlText w:val="(%9)"/>
+      <w:lvlJc w:val="left"/>
+      <w:pPr>
+        <w:ind w:left="6480" w:hanging="360"/>
+      </w:pPr>
+    </w:lvl>
+  </w:abstractNum>
   <w:abstractNum w:abstractNumId="99411">
     <w:nsid w:val="00A99411"/>
     <w:multiLevelType w:val="multilevel"/>
@@ -18583,11 +19996,11 @@
       </w:pPr>
     </w:lvl>
   </w:abstractNum>
-  <w:abstractNum w:abstractNumId="99431">
-    <w:nsid w:val="00A99431"/>
+  <w:abstractNum w:abstractNumId="99433">
+    <w:nsid w:val="00A99433"/>
     <w:multiLevelType w:val="multilevel"/>
     <w:lvl w:ilvl="0">
-      <w:start w:val="1"/>
+      <w:start w:val="3"/>
       <w:numFmt w:val="decimal"/>
       <w:lvlText w:val="(%1)"/>
       <w:lvlJc w:val="left"/>
@@ -18596,7 +20009,7 @@
       </w:pPr>
     </w:lvl>
     <w:lvl w:ilvl="1">
-      <w:start w:val="1"/>
+      <w:start w:val="3"/>
       <w:numFmt w:val="decimal"/>
       <w:lvlText w:val="(%2)"/>
       <w:lvlJc w:val="left"/>
@@ -18605,7 +20018,7 @@
       </w:pPr>
     </w:lvl>
     <w:lvl w:ilvl="2">
-      <w:start w:val="1"/>
+      <w:start w:val="3"/>
       <w:numFmt w:val="decimal"/>
       <w:lvlText w:val="(%3)"/>
       <w:lvlJc w:val="left"/>
@@ -18614,7 +20027,7 @@
       </w:pPr>
     </w:lvl>
     <w:lvl w:ilvl="3">
-      <w:start w:val="1"/>
+      <w:start w:val="3"/>
       <w:numFmt w:val="decimal"/>
       <w:lvlText w:val="(%4)"/>
       <w:lvlJc w:val="left"/>
@@ -18623,7 +20036,7 @@
       </w:pPr>
     </w:lvl>
     <w:lvl w:ilvl="4">
-      <w:start w:val="1"/>
+      <w:start w:val="3"/>
       <w:numFmt w:val="decimal"/>
       <w:lvlText w:val="(%5)"/>
       <w:lvlJc w:val="left"/>
@@ -18632,7 +20045,7 @@
       </w:pPr>
     </w:lvl>
     <w:lvl w:ilvl="5">
-      <w:start w:val="1"/>
+      <w:start w:val="3"/>
       <w:numFmt w:val="decimal"/>
       <w:lvlText w:val="(%6)"/>
       <w:lvlJc w:val="left"/>
@@ -18641,7 +20054,7 @@
       </w:pPr>
     </w:lvl>
     <w:lvl w:ilvl="6">
-      <w:start w:val="1"/>
+      <w:start w:val="3"/>
       <w:numFmt w:val="decimal"/>
       <w:lvlText w:val="(%7)"/>
       <w:lvlJc w:val="left"/>
@@ -18650,7 +20063,7 @@
       </w:pPr>
     </w:lvl>
     <w:lvl w:ilvl="7">
-      <w:start w:val="1"/>
+      <w:start w:val="3"/>
       <w:numFmt w:val="decimal"/>
       <w:lvlText w:val="(%8)"/>
       <w:lvlJc w:val="left"/>
@@ -18659,7 +20072,7 @@
       </w:pPr>
     </w:lvl>
     <w:lvl w:ilvl="8">
-      <w:start w:val="1"/>
+      <w:start w:val="3"/>
       <w:numFmt w:val="decimal"/>
       <w:lvlText w:val="(%9)"/>
       <w:lvlJc w:val="left"/>
@@ -18675,46 +20088,7 @@
     <w:abstractNumId w:val="991"/>
   </w:num>
   <w:num w:numId="1002">
-    <w:abstractNumId w:val="991"/>
-  </w:num>
-  <w:num w:numId="1003">
-    <w:abstractNumId w:val="991"/>
-  </w:num>
-  <w:num w:numId="1004">
-    <w:abstractNumId w:val="991"/>
-  </w:num>
-  <w:num w:numId="1005">
-    <w:abstractNumId w:val="99411"/>
-    <w:lvlOverride w:ilvl="0">
-      <w:startOverride w:val="1"/>
-    </w:lvlOverride>
-    <w:lvlOverride w:ilvl="1">
-      <w:startOverride w:val="1"/>
-    </w:lvlOverride>
-    <w:lvlOverride w:ilvl="2">
-      <w:startOverride w:val="1"/>
-    </w:lvlOverride>
-    <w:lvlOverride w:ilvl="3">
-      <w:startOverride w:val="1"/>
-    </w:lvlOverride>
-    <w:lvlOverride w:ilvl="4">
-      <w:startOverride w:val="1"/>
-    </w:lvlOverride>
-    <w:lvlOverride w:ilvl="5">
-      <w:startOverride w:val="1"/>
-    </w:lvlOverride>
-    <w:lvlOverride w:ilvl="6">
-      <w:startOverride w:val="1"/>
-    </w:lvlOverride>
-    <w:lvlOverride w:ilvl="7">
-      <w:startOverride w:val="1"/>
-    </w:lvlOverride>
-    <w:lvlOverride w:ilvl="8">
-      <w:startOverride w:val="1"/>
-    </w:lvlOverride>
-  </w:num>
-  <w:num w:numId="1006">
-    <w:abstractNumId w:val="99412"/>
+    <w:abstractNumId w:val="99432"/>
     <w:lvlOverride w:ilvl="0">
       <w:startOverride w:val="2"/>
     </w:lvlOverride>
@@ -18743,8 +20117,20 @@
       <w:startOverride w:val="2"/>
     </w:lvlOverride>
   </w:num>
+  <w:num w:numId="1003">
+    <w:abstractNumId w:val="991"/>
+  </w:num>
+  <w:num w:numId="1004">
+    <w:abstractNumId w:val="991"/>
+  </w:num>
+  <w:num w:numId="1005">
+    <w:abstractNumId w:val="991"/>
+  </w:num>
+  <w:num w:numId="1006">
+    <w:abstractNumId w:val="991"/>
+  </w:num>
   <w:num w:numId="1007">
-    <w:abstractNumId w:val="99411"/>
+    <w:abstractNumId w:val="99431"/>
     <w:lvlOverride w:ilvl="0">
       <w:startOverride w:val="1"/>
     </w:lvlOverride>
@@ -18834,6 +20220,219 @@
     </w:lvlOverride>
   </w:num>
   <w:num w:numId="1010">
+    <w:abstractNumId w:val="991"/>
+  </w:num>
+  <w:num w:numId="1011">
+    <w:abstractNumId w:val="99411"/>
+    <w:lvlOverride w:ilvl="0">
+      <w:startOverride w:val="1"/>
+    </w:lvlOverride>
+    <w:lvlOverride w:ilvl="1">
+      <w:startOverride w:val="1"/>
+    </w:lvlOverride>
+    <w:lvlOverride w:ilvl="2">
+      <w:startOverride w:val="1"/>
+    </w:lvlOverride>
+    <w:lvlOverride w:ilvl="3">
+      <w:startOverride w:val="1"/>
+    </w:lvlOverride>
+    <w:lvlOverride w:ilvl="4">
+      <w:startOverride w:val="1"/>
+    </w:lvlOverride>
+    <w:lvlOverride w:ilvl="5">
+      <w:startOverride w:val="1"/>
+    </w:lvlOverride>
+    <w:lvlOverride w:ilvl="6">
+      <w:startOverride w:val="1"/>
+    </w:lvlOverride>
+    <w:lvlOverride w:ilvl="7">
+      <w:startOverride w:val="1"/>
+    </w:lvlOverride>
+    <w:lvlOverride w:ilvl="8">
+      <w:startOverride w:val="1"/>
+    </w:lvlOverride>
+  </w:num>
+  <w:num w:numId="1012">
+    <w:abstractNumId w:val="99412"/>
+    <w:lvlOverride w:ilvl="0">
+      <w:startOverride w:val="2"/>
+    </w:lvlOverride>
+    <w:lvlOverride w:ilvl="1">
+      <w:startOverride w:val="2"/>
+    </w:lvlOverride>
+    <w:lvlOverride w:ilvl="2">
+      <w:startOverride w:val="2"/>
+    </w:lvlOverride>
+    <w:lvlOverride w:ilvl="3">
+      <w:startOverride w:val="2"/>
+    </w:lvlOverride>
+    <w:lvlOverride w:ilvl="4">
+      <w:startOverride w:val="2"/>
+    </w:lvlOverride>
+    <w:lvlOverride w:ilvl="5">
+      <w:startOverride w:val="2"/>
+    </w:lvlOverride>
+    <w:lvlOverride w:ilvl="6">
+      <w:startOverride w:val="2"/>
+    </w:lvlOverride>
+    <w:lvlOverride w:ilvl="7">
+      <w:startOverride w:val="2"/>
+    </w:lvlOverride>
+    <w:lvlOverride w:ilvl="8">
+      <w:startOverride w:val="2"/>
+    </w:lvlOverride>
+  </w:num>
+  <w:num w:numId="1013">
+    <w:abstractNumId w:val="99411"/>
+    <w:lvlOverride w:ilvl="0">
+      <w:startOverride w:val="1"/>
+    </w:lvlOverride>
+    <w:lvlOverride w:ilvl="1">
+      <w:startOverride w:val="1"/>
+    </w:lvlOverride>
+    <w:lvlOverride w:ilvl="2">
+      <w:startOverride w:val="1"/>
+    </w:lvlOverride>
+    <w:lvlOverride w:ilvl="3">
+      <w:startOverride w:val="1"/>
+    </w:lvlOverride>
+    <w:lvlOverride w:ilvl="4">
+      <w:startOverride w:val="1"/>
+    </w:lvlOverride>
+    <w:lvlOverride w:ilvl="5">
+      <w:startOverride w:val="1"/>
+    </w:lvlOverride>
+    <w:lvlOverride w:ilvl="6">
+      <w:startOverride w:val="1"/>
+    </w:lvlOverride>
+    <w:lvlOverride w:ilvl="7">
+      <w:startOverride w:val="1"/>
+    </w:lvlOverride>
+    <w:lvlOverride w:ilvl="8">
+      <w:startOverride w:val="1"/>
+    </w:lvlOverride>
+  </w:num>
+  <w:num w:numId="1014">
+    <w:abstractNumId w:val="99431"/>
+    <w:lvlOverride w:ilvl="0">
+      <w:startOverride w:val="1"/>
+    </w:lvlOverride>
+    <w:lvlOverride w:ilvl="1">
+      <w:startOverride w:val="1"/>
+    </w:lvlOverride>
+    <w:lvlOverride w:ilvl="2">
+      <w:startOverride w:val="1"/>
+    </w:lvlOverride>
+    <w:lvlOverride w:ilvl="3">
+      <w:startOverride w:val="1"/>
+    </w:lvlOverride>
+    <w:lvlOverride w:ilvl="4">
+      <w:startOverride w:val="1"/>
+    </w:lvlOverride>
+    <w:lvlOverride w:ilvl="5">
+      <w:startOverride w:val="1"/>
+    </w:lvlOverride>
+    <w:lvlOverride w:ilvl="6">
+      <w:startOverride w:val="1"/>
+    </w:lvlOverride>
+    <w:lvlOverride w:ilvl="7">
+      <w:startOverride w:val="1"/>
+    </w:lvlOverride>
+    <w:lvlOverride w:ilvl="8">
+      <w:startOverride w:val="1"/>
+    </w:lvlOverride>
+  </w:num>
+  <w:num w:numId="1015">
+    <w:abstractNumId w:val="99431"/>
+    <w:lvlOverride w:ilvl="0">
+      <w:startOverride w:val="1"/>
+    </w:lvlOverride>
+    <w:lvlOverride w:ilvl="1">
+      <w:startOverride w:val="1"/>
+    </w:lvlOverride>
+    <w:lvlOverride w:ilvl="2">
+      <w:startOverride w:val="1"/>
+    </w:lvlOverride>
+    <w:lvlOverride w:ilvl="3">
+      <w:startOverride w:val="1"/>
+    </w:lvlOverride>
+    <w:lvlOverride w:ilvl="4">
+      <w:startOverride w:val="1"/>
+    </w:lvlOverride>
+    <w:lvlOverride w:ilvl="5">
+      <w:startOverride w:val="1"/>
+    </w:lvlOverride>
+    <w:lvlOverride w:ilvl="6">
+      <w:startOverride w:val="1"/>
+    </w:lvlOverride>
+    <w:lvlOverride w:ilvl="7">
+      <w:startOverride w:val="1"/>
+    </w:lvlOverride>
+    <w:lvlOverride w:ilvl="8">
+      <w:startOverride w:val="1"/>
+    </w:lvlOverride>
+  </w:num>
+  <w:num w:numId="1016">
+    <w:abstractNumId w:val="99431"/>
+    <w:lvlOverride w:ilvl="0">
+      <w:startOverride w:val="1"/>
+    </w:lvlOverride>
+    <w:lvlOverride w:ilvl="1">
+      <w:startOverride w:val="1"/>
+    </w:lvlOverride>
+    <w:lvlOverride w:ilvl="2">
+      <w:startOverride w:val="1"/>
+    </w:lvlOverride>
+    <w:lvlOverride w:ilvl="3">
+      <w:startOverride w:val="1"/>
+    </w:lvlOverride>
+    <w:lvlOverride w:ilvl="4">
+      <w:startOverride w:val="1"/>
+    </w:lvlOverride>
+    <w:lvlOverride w:ilvl="5">
+      <w:startOverride w:val="1"/>
+    </w:lvlOverride>
+    <w:lvlOverride w:ilvl="6">
+      <w:startOverride w:val="1"/>
+    </w:lvlOverride>
+    <w:lvlOverride w:ilvl="7">
+      <w:startOverride w:val="1"/>
+    </w:lvlOverride>
+    <w:lvlOverride w:ilvl="8">
+      <w:startOverride w:val="1"/>
+    </w:lvlOverride>
+  </w:num>
+  <w:num w:numId="1017">
+    <w:abstractNumId w:val="99433"/>
+    <w:lvlOverride w:ilvl="0">
+      <w:startOverride w:val="3"/>
+    </w:lvlOverride>
+    <w:lvlOverride w:ilvl="1">
+      <w:startOverride w:val="3"/>
+    </w:lvlOverride>
+    <w:lvlOverride w:ilvl="2">
+      <w:startOverride w:val="3"/>
+    </w:lvlOverride>
+    <w:lvlOverride w:ilvl="3">
+      <w:startOverride w:val="3"/>
+    </w:lvlOverride>
+    <w:lvlOverride w:ilvl="4">
+      <w:startOverride w:val="3"/>
+    </w:lvlOverride>
+    <w:lvlOverride w:ilvl="5">
+      <w:startOverride w:val="3"/>
+    </w:lvlOverride>
+    <w:lvlOverride w:ilvl="6">
+      <w:startOverride w:val="3"/>
+    </w:lvlOverride>
+    <w:lvlOverride w:ilvl="7">
+      <w:startOverride w:val="3"/>
+    </w:lvlOverride>
+    <w:lvlOverride w:ilvl="8">
+      <w:startOverride w:val="3"/>
+    </w:lvlOverride>
+  </w:num>
+  <w:num w:numId="1018">
     <w:abstractNumId w:val="99411"/>
     <w:lvlOverride w:ilvl="0">
       <w:startOverride w:val="1"/>

--- a/00-首页/题组Word/第一轮·综合套卷/第一轮综合卷07（学生版-打印版）.docx
+++ b/00-首页/题组Word/第一轮·综合套卷/第一轮综合卷07（学生版-打印版）.docx
@@ -378,16 +378,6 @@
         </w:pict>
       </w:r>
     </w:p>
-    <w:p>
-      <w:pPr>
-        <w:spacing w:before="160" w:after="80"/>
-      </w:pPr>
-      <w:r>
-        <w:pict>
-          <v:rect style="width:0;height:1.5pt" o:hralign="center" o:hrstd="t" o:hr="t"/>
-        </w:pict>
-      </w:r>
-    </w:p>
     <w:bookmarkEnd w:id="9"/>
     <w:bookmarkStart w:id="10" w:name="第2题"/>
     <w:p>
@@ -524,16 +514,6 @@
           <w:vertAlign w:val="subscript"/>
         </w:rPr>
         <w:t>4</w:t>
-      </w:r>
-    </w:p>
-    <w:p>
-      <w:pPr>
-        <w:spacing w:before="160" w:after="80"/>
-      </w:pPr>
-      <w:r>
-        <w:pict>
-          <v:rect style="width:0;height:1.5pt" o:hralign="center" o:hrstd="t" o:hr="t"/>
-        </w:pict>
       </w:r>
     </w:p>
     <w:p>
@@ -921,16 +901,6 @@
           <w:rFonts w:hint="eastAsia" w:ascii="Times New Roman" w:hAnsi="Times New Roman" w:eastAsia="FangSong" w:cs="Times New Roman"/>
         </w:rPr>
         <w:t xml:space="preserve">轨道</w:t>
-      </w:r>
-    </w:p>
-    <w:p>
-      <w:pPr>
-        <w:spacing w:before="160" w:after="80"/>
-      </w:pPr>
-      <w:r>
-        <w:pict>
-          <v:rect style="width:0;height:1.5pt" o:hralign="center" o:hrstd="t" o:hr="t"/>
-        </w:pict>
       </w:r>
     </w:p>
     <w:p>
@@ -1323,16 +1293,6 @@
         </w:pict>
       </w:r>
     </w:p>
-    <w:p>
-      <w:pPr>
-        <w:spacing w:before="160" w:after="80"/>
-      </w:pPr>
-      <w:r>
-        <w:pict>
-          <v:rect style="width:0;height:1.5pt" o:hralign="center" o:hrstd="t" o:hr="t"/>
-        </w:pict>
-      </w:r>
-    </w:p>
     <w:bookmarkEnd w:id="12"/>
     <w:bookmarkStart w:id="13" w:name="第5题"/>
     <w:p>
@@ -1586,16 +1546,6 @@
           <w:rFonts w:hint="eastAsia" w:ascii="Times New Roman" w:hAnsi="Times New Roman" w:eastAsia="Times New Roman" w:cs="Times New Roman"/>
         </w:rPr>
         <w:t>。</w:t>
-      </w:r>
-    </w:p>
-    <w:p>
-      <w:pPr>
-        <w:spacing w:before="160" w:after="80"/>
-      </w:pPr>
-      <w:r>
-        <w:pict>
-          <v:rect style="width:0;height:1.5pt" o:hralign="center" o:hrstd="t" o:hr="t"/>
-        </w:pict>
       </w:r>
     </w:p>
     <w:p>
@@ -2299,16 +2249,6 @@
           </m:sup>
         </m:sSup>
       </m:oMath>
-    </w:p>
-    <w:p>
-      <w:pPr>
-        <w:spacing w:before="160" w:after="80"/>
-      </w:pPr>
-      <w:r>
-        <w:pict>
-          <v:rect style="width:0;height:1.5pt" o:hralign="center" o:hrstd="t" o:hr="t"/>
-        </w:pict>
-      </w:r>
     </w:p>
     <w:p>
       <w:pPr>
@@ -2617,16 +2557,6 @@
         </w:pict>
       </w:r>
     </w:p>
-    <w:p>
-      <w:pPr>
-        <w:spacing w:before="160" w:after="80"/>
-      </w:pPr>
-      <w:r>
-        <w:pict>
-          <v:rect style="width:0;height:1.5pt" o:hralign="center" o:hrstd="t" o:hr="t"/>
-        </w:pict>
-      </w:r>
-    </w:p>
     <w:bookmarkEnd w:id="19"/>
     <w:bookmarkStart w:id="23" w:name="第8题"/>
     <w:p>
@@ -3074,16 +3004,6 @@
         </w:pict>
       </w:r>
     </w:p>
-    <w:p>
-      <w:pPr>
-        <w:spacing w:before="160" w:after="80"/>
-      </w:pPr>
-      <w:r>
-        <w:pict>
-          <v:rect style="width:0;height:1.5pt" o:hralign="center" o:hrstd="t" o:hr="t"/>
-        </w:pict>
-      </w:r>
-    </w:p>
     <w:bookmarkEnd w:id="23"/>
     <w:bookmarkStart w:id="27" w:name="第9题"/>
     <w:p>
@@ -3480,16 +3400,6 @@
         </w:pict>
       </w:r>
     </w:p>
-    <w:p>
-      <w:pPr>
-        <w:spacing w:before="160" w:after="80"/>
-      </w:pPr>
-      <w:r>
-        <w:pict>
-          <v:rect style="width:0;height:1.5pt" o:hralign="center" o:hrstd="t" o:hr="t"/>
-        </w:pict>
-      </w:r>
-    </w:p>
     <w:bookmarkEnd w:id="27"/>
     <w:bookmarkStart w:id="28" w:name="第10题"/>
     <w:p>
@@ -3592,16 +3502,6 @@
         </w:pict>
       </w:r>
     </w:p>
-    <w:p>
-      <w:pPr>
-        <w:spacing w:before="160" w:after="80"/>
-      </w:pPr>
-      <w:r>
-        <w:pict>
-          <v:rect style="width:0;height:1.5pt" o:hralign="center" o:hrstd="t" o:hr="t"/>
-        </w:pict>
-      </w:r>
-    </w:p>
     <w:bookmarkEnd w:id="28"/>
     <w:bookmarkStart w:id="29" w:name="第11题"/>
     <w:p>
@@ -3844,16 +3744,6 @@
           <w:rFonts w:hint="eastAsia" w:ascii="Times New Roman" w:hAnsi="Times New Roman" w:eastAsia="Times New Roman" w:cs="Times New Roman"/>
         </w:rPr>
         <w:t>。</w:t>
-      </w:r>
-    </w:p>
-    <w:p>
-      <w:pPr>
-        <w:spacing w:before="160" w:after="80"/>
-      </w:pPr>
-      <w:r>
-        <w:pict>
-          <v:rect style="width:0;height:1.5pt" o:hralign="center" o:hrstd="t" o:hr="t"/>
-        </w:pict>
       </w:r>
     </w:p>
     <w:p>
@@ -4953,16 +4843,6 @@
         </w:pict>
       </w:r>
     </w:p>
-    <w:p>
-      <w:pPr>
-        <w:spacing w:before="160" w:after="80"/>
-      </w:pPr>
-      <w:r>
-        <w:pict>
-          <v:rect style="width:0;height:1.5pt" o:hralign="center" o:hrstd="t" o:hr="t"/>
-        </w:pict>
-      </w:r>
-    </w:p>
     <w:bookmarkEnd w:id="31"/>
     <w:bookmarkStart w:id="32" w:name="第14题"/>
     <w:p>
@@ -5572,16 +5452,6 @@
         </w:pict>
       </w:r>
     </w:p>
-    <w:p>
-      <w:pPr>
-        <w:spacing w:before="160" w:after="80"/>
-      </w:pPr>
-      <w:r>
-        <w:pict>
-          <v:rect style="width:0;height:1.5pt" o:hralign="center" o:hrstd="t" o:hr="t"/>
-        </w:pict>
-      </w:r>
-    </w:p>
     <w:bookmarkEnd w:id="32"/>
     <w:bookmarkStart w:id="33" w:name="第15题"/>
     <w:p>
@@ -5636,16 +5506,6 @@
           <w:rFonts w:hint="eastAsia" w:ascii="Times New Roman" w:hAnsi="Times New Roman" w:eastAsia="Times New Roman" w:cs="Times New Roman"/>
         </w:rPr>
         <w:t>。</w:t>
-      </w:r>
-    </w:p>
-    <w:p>
-      <w:pPr>
-        <w:spacing w:before="160" w:after="80"/>
-      </w:pPr>
-      <w:r>
-        <w:pict>
-          <v:rect style="width:0;height:1.5pt" o:hralign="center" o:hrstd="t" o:hr="t"/>
-        </w:pict>
       </w:r>
     </w:p>
     <w:p>
@@ -5906,16 +5766,6 @@
           <w:rFonts w:hint="eastAsia" w:ascii="Times New Roman" w:hAnsi="Times New Roman" w:eastAsia="Times New Roman" w:cs="Times New Roman"/>
         </w:rPr>
         <w:t>。</w:t>
-      </w:r>
-    </w:p>
-    <w:p>
-      <w:pPr>
-        <w:spacing w:before="160" w:after="80"/>
-      </w:pPr>
-      <w:r>
-        <w:pict>
-          <v:rect style="width:0;height:1.5pt" o:hralign="center" o:hrstd="t" o:hr="t"/>
-        </w:pict>
       </w:r>
     </w:p>
     <w:p>
@@ -6554,16 +6404,6 @@
         </w:pict>
       </w:r>
     </w:p>
-    <w:p>
-      <w:pPr>
-        <w:spacing w:before="160" w:after="80"/>
-      </w:pPr>
-      <w:r>
-        <w:pict>
-          <v:rect style="width:0;height:1.5pt" o:hralign="center" o:hrstd="t" o:hr="t"/>
-        </w:pict>
-      </w:r>
-    </w:p>
     <w:bookmarkEnd w:id="38"/>
     <w:bookmarkStart w:id="39" w:name="第18题"/>
     <w:p>
@@ -8470,16 +8310,6 @@
           <w:rFonts w:hint="eastAsia" w:ascii="Times New Roman" w:hAnsi="Times New Roman" w:eastAsia="Times New Roman" w:cs="Times New Roman"/>
         </w:rPr>
         <w:t>。</w:t>
-      </w:r>
-    </w:p>
-    <w:p>
-      <w:pPr>
-        <w:spacing w:before="160" w:after="80"/>
-      </w:pPr>
-      <w:r>
-        <w:pict>
-          <v:rect style="width:0;height:1.5pt" o:hralign="center" o:hrstd="t" o:hr="t"/>
-        </w:pict>
       </w:r>
     </w:p>
     <w:p>
@@ -9475,16 +9305,6 @@
         </w:pict>
       </w:r>
     </w:p>
-    <w:p>
-      <w:pPr>
-        <w:spacing w:before="160" w:after="80"/>
-      </w:pPr>
-      <w:r>
-        <w:pict>
-          <v:rect style="width:0;height:1.5pt" o:hralign="center" o:hrstd="t" o:hr="t"/>
-        </w:pict>
-      </w:r>
-    </w:p>
     <w:bookmarkEnd w:id="40"/>
     <w:bookmarkStart w:id="41" w:name="第20题"/>
     <w:p>
@@ -9717,16 +9537,6 @@
         </w:pict>
       </w:r>
     </w:p>
-    <w:p>
-      <w:pPr>
-        <w:spacing w:before="160" w:after="80"/>
-      </w:pPr>
-      <w:r>
-        <w:pict>
-          <v:rect style="width:0;height:1.5pt" o:hralign="center" o:hrstd="t" o:hr="t"/>
-        </w:pict>
-      </w:r>
-    </w:p>
     <w:bookmarkEnd w:id="41"/>
     <w:bookmarkStart w:id="42" w:name="第21题"/>
     <w:p>
@@ -9905,16 +9715,6 @@
           <w:rFonts w:hint="eastAsia" w:ascii="Times New Roman" w:hAnsi="Times New Roman" w:eastAsia="Times New Roman" w:cs="Times New Roman"/>
         </w:rPr>
         <w:t>。</w:t>
-      </w:r>
-    </w:p>
-    <w:p>
-      <w:pPr>
-        <w:spacing w:before="160" w:after="80"/>
-      </w:pPr>
-      <w:r>
-        <w:pict>
-          <v:rect style="width:0;height:1.5pt" o:hralign="center" o:hrstd="t" o:hr="t"/>
-        </w:pict>
       </w:r>
     </w:p>
     <w:p>
@@ -14202,16 +14002,6 @@
         </w:pict>
       </w:r>
     </w:p>
-    <w:p>
-      <w:pPr>
-        <w:spacing w:before="160" w:after="80"/>
-      </w:pPr>
-      <w:r>
-        <w:pict>
-          <v:rect style="width:0;height:1.5pt" o:hralign="center" o:hrstd="t" o:hr="t"/>
-        </w:pict>
-      </w:r>
-    </w:p>
     <w:bookmarkEnd w:id="43"/>
     <w:bookmarkStart w:id="44" w:name="第23题"/>
     <w:p>
@@ -15128,16 +14918,6 @@
           <w:rFonts w:hint="eastAsia" w:ascii="Times New Roman" w:hAnsi="Times New Roman" w:eastAsia="Times New Roman" w:cs="Times New Roman"/>
         </w:rPr>
         <w:t>。</w:t>
-      </w:r>
-    </w:p>
-    <w:p>
-      <w:pPr>
-        <w:spacing w:before="160" w:after="80"/>
-      </w:pPr>
-      <w:r>
-        <w:pict>
-          <v:rect style="width:0;height:1.5pt" o:hralign="center" o:hrstd="t" o:hr="t"/>
-        </w:pict>
       </w:r>
     </w:p>
     <w:p>
@@ -16932,16 +16712,6 @@
         </w:pict>
       </w:r>
     </w:p>
-    <w:p>
-      <w:pPr>
-        <w:spacing w:before="160" w:after="80"/>
-      </w:pPr>
-      <w:r>
-        <w:pict>
-          <v:rect style="width:0;height:1.5pt" o:hralign="center" o:hrstd="t" o:hr="t"/>
-        </w:pict>
-      </w:r>
-    </w:p>
     <w:bookmarkEnd w:id="45"/>
     <w:bookmarkStart w:id="46" w:name="第25题"/>
     <w:p>
@@ -17792,16 +17562,6 @@
           </m:r>
         </m:oMath>
       </m:oMathPara>
-    </w:p>
-    <w:p>
-      <w:pPr>
-        <w:spacing w:before="160" w:after="80"/>
-      </w:pPr>
-      <w:r>
-        <w:pict>
-          <v:rect style="width:0;height:1.5pt" o:hralign="center" o:hrstd="t" o:hr="t"/>
-        </w:pict>
-      </w:r>
     </w:p>
     <w:p>
       <w:pPr>
@@ -19303,16 +19063,6 @@
         </w:tc>
       </w:tr>
     </w:tbl>
-    <w:p>
-      <w:pPr>
-        <w:spacing w:before="160" w:after="80"/>
-      </w:pPr>
-      <w:r>
-        <w:pict>
-          <v:rect style="width:0;height:1.5pt" o:hralign="center" o:hrstd="t" o:hr="t"/>
-        </w:pict>
-      </w:r>
-    </w:p>
     <w:p>
       <w:pPr>
         <w:spacing w:before="160" w:after="80"/>
